--- a/proposal/output/paper.docx
+++ b/proposal/output/paper.docx
@@ -2,7 +2,7 @@
 <file path=word/document.xml><?xml version="1.0" encoding="utf-8"?>
 <w:document xmlns:w="http://schemas.openxmlformats.org/wordprocessingml/2006/main" xmlns:m="http://schemas.openxmlformats.org/officeDocument/2006/math" xmlns:r="http://schemas.openxmlformats.org/officeDocument/2006/relationships" xmlns:o="urn:schemas-microsoft-com:office:office" xmlns:v="urn:schemas-microsoft-com:vml" xmlns:w10="urn:schemas-microsoft-com:office:word" xmlns:a="http://schemas.openxmlformats.org/drawingml/2006/main" xmlns:pic="http://schemas.openxmlformats.org/drawingml/2006/picture" xmlns:wp="http://schemas.openxmlformats.org/drawingml/2006/wordprocessingDrawing">
   <w:body>
-    <w:bookmarkStart w:id="22" w:name="увод"/>
+    <w:bookmarkStart w:id="9" w:name="увод"/>
     <w:p>
       <w:pPr>
         <w:pStyle w:val="Heading1"/>
@@ -16,16 +16,158 @@
         <w:pStyle w:val="FirstParagraph"/>
       </w:pPr>
       <w:r>
-        <w:t xml:space="preserve">Како је људски говор у великој мери мери обликован емоцијама, које утичу на тон гласа, паузе у говору, контекст разговора као и на невербалне сигнале као што је израз лица, од посебног је значаја аутоматски препознати људске емоције код система који комуницирају са људима. Управо због комплексности људских емоција и начина изражавања, аутоматско препознавање емоција је изузетно интересантна и изазовна област савремене вештачке интелигенције. У наредним поглављима увода ћемо размотрити стандардне приступе код препознавања емоција као и његове примене а затим у даљем делу детаљније обрадити моделе за препознавање емоција.</w:t>
-      </w:r>
-    </w:p>
-    <w:bookmarkStart w:id="12" w:name="унимодални-и-мултимодални-приступ"/>
+        <w:t xml:space="preserve">Како је људски говор у великој мери мери обликован емоцијама, које утичу на тон гласа, паузе у говору, контекст разговора као и на невербалне сигнале као што је израз лица, од посебног је значаја аутоматски препознати људске емоције код система који комуницирају са људима. Управо због комплексности људских емоција и начина изражавања, аутоматско препознавање емоција је изузетно интересантна и изазовна област савремене вештачке интелигенције.</w:t>
+      </w:r>
+    </w:p>
+    <w:p>
+      <w:pPr>
+        <w:pStyle w:val="BodyText"/>
+      </w:pPr>
+      <w:r>
+        <w:t xml:space="preserve">У наредним поглављима ћемо прво размотрити област аутоматског препознавања емоција, шта је њен циљ, методе и технике које се користе у оквиру области као и различите примере примена препознавања емоција. С обзиром да су од техника најбоље показале неуронске мреже, у следећем поглављу ћемо обрадити принцип рада неуронских мрежа и како се оне тренирају, а затим и комплексније архитектуре као што су рекурентне мреже, трансформери и граф неуронске мреже. На крају ове области ћемо такође објаснити квантизацију, као основну технику оптимизације перформанси неуронских мрежа. Циљ ове области је објаснити основе неопходне за разумевање</w:t>
+      </w:r>
+      <w:r>
+        <w:t xml:space="preserve"> </w:t>
+      </w:r>
+      <w:r>
+        <w:rPr>
+          <w:i/>
+          <w:iCs/>
+        </w:rPr>
+        <w:t xml:space="preserve">COGMEN</w:t>
+      </w:r>
+      <w:r>
+        <w:t xml:space="preserve">-а - граф неуронске мреже која ће послужити као основни модел који ћемо касније трансформисати. Последња област је о архитектури</w:t>
+      </w:r>
+      <w:r>
+        <w:t xml:space="preserve"> </w:t>
+      </w:r>
+      <w:r>
+        <w:rPr>
+          <w:i/>
+          <w:iCs/>
+        </w:rPr>
+        <w:t xml:space="preserve">JEPA</w:t>
+      </w:r>
+      <w:r>
+        <w:t xml:space="preserve"> </w:t>
+      </w:r>
+      <w:r>
+        <w:t xml:space="preserve">(</w:t>
+      </w:r>
+      <w:r>
+        <w:rPr>
+          <w:i/>
+          <w:iCs/>
+        </w:rPr>
+        <w:t xml:space="preserve">Joint Embedding Predictive Architecture</w:t>
+      </w:r>
+      <w:r>
+        <w:t xml:space="preserve">), коју ћемо користити у имплентацији како би тренирали модел да предвиђа квалитетније латентне репрезентације мултимодалних</w:t>
+      </w:r>
+      <w:r>
+        <w:t xml:space="preserve"> </w:t>
+      </w:r>
+      <w:r>
+        <w:rPr>
+          <w:i/>
+          <w:iCs/>
+        </w:rPr>
+        <w:t xml:space="preserve">embedding</w:t>
+      </w:r>
+      <w:r>
+        <w:t xml:space="preserve">-а са улаза</w:t>
+      </w:r>
+      <w:r>
+        <w:t xml:space="preserve"> </w:t>
+      </w:r>
+      <w:r>
+        <w:rPr>
+          <w:i/>
+          <w:iCs/>
+        </w:rPr>
+        <w:t xml:space="preserve">COGMEN</w:t>
+      </w:r>
+      <w:r>
+        <w:t xml:space="preserve"> </w:t>
+      </w:r>
+      <w:r>
+        <w:t xml:space="preserve">модела. Овом архитектуром ћемо такође покушати да реконструишемо маскиране модале као и будуће репрезентације на основу тренутних. На овај начин модификован</w:t>
+      </w:r>
+      <w:r>
+        <w:t xml:space="preserve"> </w:t>
+      </w:r>
+      <w:r>
+        <w:rPr>
+          <w:i/>
+          <w:iCs/>
+        </w:rPr>
+        <w:t xml:space="preserve">COGMEN</w:t>
+      </w:r>
+      <w:r>
+        <w:t xml:space="preserve"> </w:t>
+      </w:r>
+      <w:r>
+        <w:t xml:space="preserve">ћемо затим тренирати над комбинованим скупом мултимодалних података за препознавање емоција, упоредити резултате са основном верзијом као и анализирати квалитет латентних репрезентација као и начин на који модел доноси одлуке.</w:t>
+      </w:r>
+    </w:p>
+    <w:p>
+      <w:pPr>
+        <w:pStyle w:val="BodyText"/>
+      </w:pPr>
+      <w:r>
+        <w:t xml:space="preserve">Циљ овог рада је испитати да ли је могуће применити</w:t>
+      </w:r>
+      <w:r>
+        <w:t xml:space="preserve"> </w:t>
+      </w:r>
+      <w:r>
+        <w:rPr>
+          <w:i/>
+          <w:iCs/>
+        </w:rPr>
+        <w:t xml:space="preserve">JEPA</w:t>
+      </w:r>
+      <w:r>
+        <w:t xml:space="preserve"> </w:t>
+      </w:r>
+      <w:r>
+        <w:t xml:space="preserve">архитектуру на мултимодалне податке, а затим и тренирати већ дефинисан модел за препознавање емоција користећи нове латентне репрезентације. Осим покушаја да се модел унапреди како би донео свеобухватно боље перформансе, циљ је такође анализирати да ли новим, бољим репрезентацијама модел може да лакше раздвоји сличне емоције, које је у оригиналном раду нешто лошије радио. Поред тога, један од задатака је анализирати како модел доноси закључке и зашто не успева да разликује сличне емоције. На крају ћемо покушати, на основу отпорности</w:t>
+      </w:r>
+      <w:r>
+        <w:t xml:space="preserve"> </w:t>
+      </w:r>
+      <w:r>
+        <w:rPr>
+          <w:i/>
+          <w:iCs/>
+        </w:rPr>
+        <w:t xml:space="preserve">JEPA</w:t>
+      </w:r>
+      <w:r>
+        <w:t xml:space="preserve"> </w:t>
+      </w:r>
+      <w:r>
+        <w:t xml:space="preserve">архитектуре на маскирање делова репрезентација, да реконструишемо маскиране репрезентације како у домену модала тако и у временском домену.</w:t>
+      </w:r>
+    </w:p>
+    <w:bookmarkEnd w:id="9"/>
+    <w:bookmarkStart w:id="26" w:name="аутоматско-препознавање-емоција"/>
+    <w:p>
+      <w:pPr>
+        <w:pStyle w:val="Heading1"/>
+      </w:pPr>
+      <w:r>
+        <w:t xml:space="preserve">2. Аутоматско препознавање емоција</w:t>
+      </w:r>
+    </w:p>
+    <w:bookmarkStart w:id="13" w:name="унимодални-и-мултимодални-приступ"/>
     <w:p>
       <w:pPr>
         <w:pStyle w:val="Heading2"/>
       </w:pPr>
       <w:r>
-        <w:t xml:space="preserve">1.1 Унимодални и мултимодални приступ</w:t>
+        <w:t xml:space="preserve">2.1 Унимодални и мултимодални приступ</w:t>
       </w:r>
     </w:p>
     <w:p>
@@ -45,18 +187,18 @@
           <wp:inline>
             <wp:extent cx="5181600" cy="1574800"/>
             <wp:effectExtent b="0" l="0" r="0" t="0"/>
-            <wp:docPr descr="Подела метода препознавања емоција по броју модала" title="" id="10" name="Picture"/>
+            <wp:docPr descr="Подела метода препознавања емоција по броју модала" title="" id="11" name="Picture"/>
             <a:graphic>
               <a:graphicData uri="http://schemas.openxmlformats.org/drawingml/2006/picture">
                 <pic:pic>
                   <pic:nvPicPr>
-                    <pic:cNvPr descr="figures/1_introduction/tipovi.png" id="11" name="Picture"/>
+                    <pic:cNvPr descr="figures/1_introduction/tipovi.png" id="12" name="Picture"/>
                     <pic:cNvPicPr>
                       <a:picLocks noChangeArrowheads="1" noChangeAspect="1"/>
                     </pic:cNvPicPr>
                   </pic:nvPicPr>
                   <pic:blipFill>
-                    <a:blip r:embed="rId9"/>
+                    <a:blip r:embed="rId10"/>
                     <a:stretch>
                       <a:fillRect/>
                     </a:stretch>
@@ -91,14 +233,14 @@
         <w:t xml:space="preserve">Услед ових ограничења развијени су мултимодални приступи препознавања емоција који истовремено користе више извора информација (текст, аудио и видео податке) и на тај начин боље моделују емоционално стање говорника. Модерни мултимодални системи комбинују технике обраде природног језика, рачунарског вида и обраде аудио сигнала и интегришу их у јединствену архитектуру која је способна да учи комплексне зависности из више извора података.</w:t>
       </w:r>
     </w:p>
-    <w:bookmarkEnd w:id="12"/>
-    <w:bookmarkStart w:id="16" w:name="Xcfa5ced88386db349ef62d621900912a1291f76"/>
+    <w:bookmarkEnd w:id="13"/>
+    <w:bookmarkStart w:id="17" w:name="методе-аутоматског-препознавања-емоција"/>
     <w:p>
       <w:pPr>
         <w:pStyle w:val="Heading2"/>
       </w:pPr>
       <w:r>
-        <w:t xml:space="preserve">1.2 Технике препознавања емоција коришћењем неуронских мрежа</w:t>
+        <w:t xml:space="preserve">2.2 Методе аутоматског препознавања емоција</w:t>
       </w:r>
     </w:p>
     <w:p>
@@ -106,7 +248,16 @@
         <w:pStyle w:val="FirstParagraph"/>
       </w:pPr>
       <w:r>
-        <w:t xml:space="preserve">Савремене технике препознавања емоција се углавном базирају на неуронским мрежама. У овом раду ћемо обрадити две дистинктне архитектуре неуронским мрежа за препознавање емоција.</w:t>
+        <w:t xml:space="preserve">Деценије научних истраживања у области аутоматске детекције емоција су довеле до развоја стотине различитих метода за препознавање емоција. Ове методе примењују различите технике из области процесирања сигнала, рачунарског вида, обраде звука као и машинског учења, при чему су технике базиране на Бајесовим мрежама, моделима мешавина Гаусових расподела, скривеним Марковљевим моделима као и дубоким неуронским мрежема.</w:t>
+      </w:r>
+      <w:r>
+        <w:t xml:space="preserve"> </w:t>
+      </w:r>
+      <w:r>
+        <w:t xml:space="preserve"> </w:t>
+      </w:r>
+      <w:r>
+        <w:t xml:space="preserve">Методе се могу класификовати у две групе:</w:t>
       </w:r>
     </w:p>
     <w:p>
@@ -122,13 +273,13 @@
           <w:b/>
           <w:bCs/>
         </w:rPr>
-        <w:t xml:space="preserve">Граф неуронске мреже</w:t>
+        <w:t xml:space="preserve">Технике базиране на знању</w:t>
       </w:r>
       <w:r>
         <w:br/>
       </w:r>
       <w:r>
-        <w:t xml:space="preserve">Граф неуронске мреже или ГНН су неуронске мреже специјализоване за примену на графовским подацима. Специфичност ових неуронских мрежи је</w:t>
+        <w:t xml:space="preserve">Ове методе користе доменско знање и семантичку и синтактичку анализу текста као и изговора како би детектовали одређене емоције. Неке од оваквих метода су</w:t>
       </w:r>
       <w:r>
         <w:t xml:space="preserve"> </w:t>
@@ -138,10 +289,10 @@
           <w:i/>
           <w:iCs/>
         </w:rPr>
-        <w:t xml:space="preserve">message passing</w:t>
-      </w:r>
-      <w:r>
-        <w:t xml:space="preserve">, механизам којим чворови графа међусобно размењују своје репрезентације како би се моделовале међусобне зависности чворова. У следећем поглављу ћемо детаљније обрадити како граф неуронске мреже функционишу а затим у даљим поглављима и конкретне имплементације за препознавање емоција и то прво код</w:t>
+        <w:t xml:space="preserve">WordNet</w:t>
+      </w:r>
+      <w:r>
+        <w:t xml:space="preserve">,</w:t>
       </w:r>
       <w:r>
         <w:t xml:space="preserve"> </w:t>
@@ -151,42 +302,219 @@
           <w:i/>
           <w:iCs/>
         </w:rPr>
-        <w:t xml:space="preserve">COGMEN</w:t>
-      </w:r>
-      <w:r>
-        <w:t xml:space="preserve"> </w:t>
-      </w:r>
-      <w:r>
-        <w:t xml:space="preserve">а затим и компресоване граф неуронске мреже.</w:t>
-      </w:r>
-      <w:r>
-        <w:t xml:space="preserve"> </w:t>
-      </w:r>
-    </w:p>
-    <w:p>
-      <w:pPr>
-        <w:numPr>
-          <w:ilvl w:val="0"/>
-          <w:numId w:val="1000"/>
-        </w:numPr>
+        <w:t xml:space="preserve">SenticNet</w:t>
+      </w:r>
+      <w:r>
+        <w:t xml:space="preserve">,</w:t>
+      </w:r>
+      <w:r>
+        <w:t xml:space="preserve"> </w:t>
+      </w:r>
+      <w:r>
+        <w:rPr>
+          <w:i/>
+          <w:iCs/>
+        </w:rPr>
+        <w:t xml:space="preserve">ConceptNet</w:t>
+      </w:r>
+      <w:r>
+        <w:t xml:space="preserve"> </w:t>
+      </w:r>
+      <w:r>
+        <w:t xml:space="preserve">и</w:t>
+      </w:r>
+      <w:r>
+        <w:t xml:space="preserve"> </w:t>
+      </w:r>
+      <w:r>
+        <w:rPr>
+          <w:i/>
+          <w:iCs/>
+        </w:rPr>
+        <w:t xml:space="preserve">EmotiNet</w:t>
+      </w:r>
+      <w:r>
+        <w:t xml:space="preserve">.</w:t>
+      </w:r>
+    </w:p>
+    <w:p>
+      <w:pPr>
+        <w:pStyle w:val="FirstParagraph"/>
       </w:pPr>
       <w:r>
         <w:drawing>
           <wp:inline>
-            <wp:extent cx="3810000" cy="2540000"/>
+            <wp:extent cx="5334000" cy="2857500"/>
             <wp:effectExtent b="0" l="0" r="0" t="0"/>
-            <wp:docPr descr="Граф неуронске мреже" title="" id="14" name="Picture"/>
+            <wp:docPr descr="ConceptNet модел" title="" id="15" name="Picture"/>
             <a:graphic>
               <a:graphicData uri="http://schemas.openxmlformats.org/drawingml/2006/picture">
                 <pic:pic>
                   <pic:nvPicPr>
-                    <pic:cNvPr descr="figures/1_introduction/gnn.jpg" id="15" name="Picture"/>
+                    <pic:cNvPr descr="figures/1_introduction/conceptnet.png" id="16" name="Picture"/>
                     <pic:cNvPicPr>
                       <a:picLocks noChangeArrowheads="1" noChangeAspect="1"/>
                     </pic:cNvPicPr>
                   </pic:nvPicPr>
                   <pic:blipFill>
-                    <a:blip r:embed="rId13"/>
+                    <a:blip r:embed="rId14"/>
+                    <a:stretch>
+                      <a:fillRect/>
+                    </a:stretch>
+                  </pic:blipFill>
+                  <pic:spPr bwMode="auto">
+                    <a:xfrm>
+                      <a:off x="0" y="0"/>
+                      <a:ext cx="5334000" cy="2857500"/>
+                    </a:xfrm>
+                    <a:prstGeom prst="rect">
+                      <a:avLst/>
+                    </a:prstGeom>
+                    <a:noFill/>
+                    <a:ln w="9525">
+                      <a:noFill/>
+                      <a:headEnd/>
+                      <a:tailEnd/>
+                    </a:ln>
+                  </pic:spPr>
+                </pic:pic>
+              </a:graphicData>
+            </a:graphic>
+          </wp:inline>
+        </w:drawing>
+      </w:r>
+    </w:p>
+    <w:p>
+      <w:pPr>
+        <w:pStyle w:val="BodyText"/>
+      </w:pPr>
+      <w:r>
+        <w:t xml:space="preserve">Ове технике се даље могу поделити на две категорије</w:t>
+      </w:r>
+      <w:r>
+        <w:br/>
+      </w:r>
+    </w:p>
+    <w:p>
+      <w:pPr>
+        <w:pStyle w:val="Compact"/>
+        <w:numPr>
+          <w:ilvl w:val="0"/>
+          <w:numId w:val="1002"/>
+        </w:numPr>
+      </w:pPr>
+      <w:r>
+        <w:t xml:space="preserve">технике базиране на речницима и</w:t>
+      </w:r>
+    </w:p>
+    <w:p>
+      <w:pPr>
+        <w:pStyle w:val="Compact"/>
+        <w:numPr>
+          <w:ilvl w:val="0"/>
+          <w:numId w:val="1002"/>
+        </w:numPr>
+      </w:pPr>
+      <w:r>
+        <w:t xml:space="preserve">технике базиране на корпусима.</w:t>
+      </w:r>
+      <w:r>
+        <w:br/>
+      </w:r>
+      <w:r>
+        <w:t xml:space="preserve">Методе базиране на речницима траже кључне речи у тексту које носе емоције у речнику а затим траже њихове синониме и антониме како би проширили иницијални низ емоција. Са друге стране, технике базиране на корпусима крећу са низом емоционалних речи а затим шире базу тражењем других релевантних речи у великом корпусу.</w:t>
+      </w:r>
+    </w:p>
+    <w:p>
+      <w:pPr>
+        <w:pStyle w:val="Compact"/>
+        <w:numPr>
+          <w:ilvl w:val="0"/>
+          <w:numId w:val="1003"/>
+        </w:numPr>
+      </w:pPr>
+      <w:r>
+        <w:rPr>
+          <w:b/>
+          <w:bCs/>
+        </w:rPr>
+        <w:t xml:space="preserve">Статистичке методе</w:t>
+      </w:r>
+      <w:r>
+        <w:br/>
+      </w:r>
+      <w:r>
+        <w:t xml:space="preserve">Ове технике користе статистичке методе, односно различите врсте надгледаног машинског учења за аутоматско препознавање емоција. Као најбоље су се показале методе засноване на дубоком учењу, при чему се користе различите архитектуре као што су конволуционе мреже, LSTM-ови или, као што ћемо видети у наредном поглављу, граф неуронске мреже.</w:t>
+      </w:r>
+    </w:p>
+    <w:bookmarkEnd w:id="17"/>
+    <w:bookmarkStart w:id="21" w:name="граф-неуронске-мреже"/>
+    <w:p>
+      <w:pPr>
+        <w:pStyle w:val="Heading2"/>
+      </w:pPr>
+      <w:r>
+        <w:t xml:space="preserve">2.3 Граф неуронске мреже</w:t>
+      </w:r>
+    </w:p>
+    <w:p>
+      <w:pPr>
+        <w:pStyle w:val="FirstParagraph"/>
+      </w:pPr>
+      <w:r>
+        <w:t xml:space="preserve">Граф неуронске мреже или ГНН су неуронске мреже специјализоване за примену на графовским подацима. Специфичност ових неуронских мрежи је</w:t>
+      </w:r>
+      <w:r>
+        <w:t xml:space="preserve"> </w:t>
+      </w:r>
+      <w:r>
+        <w:rPr>
+          <w:i/>
+          <w:iCs/>
+        </w:rPr>
+        <w:t xml:space="preserve">message passing</w:t>
+      </w:r>
+      <w:r>
+        <w:t xml:space="preserve">, механизам којим чворови графа међусобно размењују своје репрезентације како би се моделовале међусобне зависности чворова. У следећем поглављу ћемо детаљније обрадити како граф неуронске мреже функционишу а затим у даљим поглављима и конкретне имплементације за препознавање емоција и то прво код</w:t>
+      </w:r>
+      <w:r>
+        <w:t xml:space="preserve"> </w:t>
+      </w:r>
+      <w:r>
+        <w:rPr>
+          <w:i/>
+          <w:iCs/>
+        </w:rPr>
+        <w:t xml:space="preserve">COGMEN</w:t>
+      </w:r>
+      <w:r>
+        <w:t xml:space="preserve"> </w:t>
+      </w:r>
+      <w:r>
+        <w:t xml:space="preserve">а затим и компресоване граф неуронске мреже.</w:t>
+      </w:r>
+    </w:p>
+    <w:p>
+      <w:pPr>
+        <w:pStyle w:val="BodyText"/>
+      </w:pPr>
+      <w:r>
+        <w:drawing>
+          <wp:inline>
+            <wp:extent cx="3810000" cy="2540000"/>
+            <wp:effectExtent b="0" l="0" r="0" t="0"/>
+            <wp:docPr descr="Граф неуронске мреже" title="" id="19" name="Picture"/>
+            <a:graphic>
+              <a:graphicData uri="http://schemas.openxmlformats.org/drawingml/2006/picture">
+                <pic:pic>
+                  <pic:nvPicPr>
+                    <pic:cNvPr descr="figures/1_introduction/gnn.jpg" id="20" name="Picture"/>
+                    <pic:cNvPicPr>
+                      <a:picLocks noChangeArrowheads="1" noChangeAspect="1"/>
+                    </pic:cNvPicPr>
+                  </pic:nvPicPr>
+                  <pic:blipFill>
+                    <a:blip r:embed="rId18"/>
                     <a:stretch>
                       <a:fillRect/>
                     </a:stretch>
@@ -213,14 +541,14 @@
         </w:drawing>
       </w:r>
     </w:p>
-    <w:bookmarkEnd w:id="16"/>
-    <w:bookmarkStart w:id="20" w:name="примене-препознавања-емоција"/>
+    <w:bookmarkEnd w:id="21"/>
+    <w:bookmarkStart w:id="25" w:name="примене-препознавања-емоција"/>
     <w:p>
       <w:pPr>
         <w:pStyle w:val="Heading2"/>
       </w:pPr>
       <w:r>
-        <w:t xml:space="preserve">1.3 Примене препознавања емоција</w:t>
+        <w:t xml:space="preserve">2.4 Примене препознавања емоција</w:t>
       </w:r>
     </w:p>
     <w:p>
@@ -235,7 +563,7 @@
       <w:pPr>
         <w:numPr>
           <w:ilvl w:val="0"/>
-          <w:numId w:val="1002"/>
+          <w:numId w:val="1004"/>
         </w:numPr>
       </w:pPr>
       <w:r>
@@ -256,7 +584,7 @@
       <w:pPr>
         <w:numPr>
           <w:ilvl w:val="0"/>
-          <w:numId w:val="1002"/>
+          <w:numId w:val="1004"/>
         </w:numPr>
       </w:pPr>
       <w:r>
@@ -280,7 +608,7 @@
       <w:pPr>
         <w:numPr>
           <w:ilvl w:val="0"/>
-          <w:numId w:val="1002"/>
+          <w:numId w:val="1004"/>
         </w:numPr>
       </w:pPr>
       <w:r>
@@ -301,7 +629,7 @@
       <w:pPr>
         <w:numPr>
           <w:ilvl w:val="0"/>
-          <w:numId w:val="1002"/>
+          <w:numId w:val="1004"/>
         </w:numPr>
       </w:pPr>
       <w:r>
@@ -322,7 +650,7 @@
       <w:pPr>
         <w:numPr>
           <w:ilvl w:val="0"/>
-          <w:numId w:val="1002"/>
+          <w:numId w:val="1004"/>
         </w:numPr>
       </w:pPr>
       <w:r>
@@ -348,18 +676,18 @@
           <wp:inline>
             <wp:extent cx="5334000" cy="4906728"/>
             <wp:effectExtent b="0" l="0" r="0" t="0"/>
-            <wp:docPr descr="Примена аутоматског препознавања емоција" title="" id="18" name="Picture"/>
+            <wp:docPr descr="Примена аутоматског препознавања емоција" title="" id="23" name="Picture"/>
             <a:graphic>
               <a:graphicData uri="http://schemas.openxmlformats.org/drawingml/2006/picture">
                 <pic:pic>
                   <pic:nvPicPr>
-                    <pic:cNvPr descr="figures/1_introduction/usecase.png" id="19" name="Picture"/>
+                    <pic:cNvPr descr="figures/1_introduction/usecase.png" id="24" name="Picture"/>
                     <pic:cNvPicPr>
                       <a:picLocks noChangeArrowheads="1" noChangeAspect="1"/>
                     </pic:cNvPicPr>
                   </pic:nvPicPr>
                   <pic:blipFill>
-                    <a:blip r:embed="rId17"/>
+                    <a:blip r:embed="rId22"/>
                     <a:stretch>
                       <a:fillRect/>
                     </a:stretch>
@@ -386,14 +714,15 @@
         </w:drawing>
       </w:r>
     </w:p>
-    <w:bookmarkEnd w:id="20"/>
-    <w:bookmarkStart w:id="21" w:name="циљ-и-структура-рада"/>
-    <w:p>
-      <w:pPr>
-        <w:pStyle w:val="Heading2"/>
-      </w:pPr>
-      <w:r>
-        <w:t xml:space="preserve">1.4 Циљ и структура рада</w:t>
+    <w:bookmarkEnd w:id="25"/>
+    <w:bookmarkEnd w:id="26"/>
+    <w:bookmarkStart w:id="76" w:name="X271990009b08faf0b8a318234ce39b688309a85"/>
+    <w:p>
+      <w:pPr>
+        <w:pStyle w:val="Heading1"/>
+      </w:pPr>
+      <w:r>
+        <w:t xml:space="preserve">3. Основе неуронских мрежа за препознавање емоција</w:t>
       </w:r>
     </w:p>
     <w:p>
@@ -401,7 +730,7 @@
         <w:pStyle w:val="FirstParagraph"/>
       </w:pPr>
       <w:r>
-        <w:t xml:space="preserve">Циљ овог рада је првенствено анализирати, објаснити и упоредити функционалности различитих неуронских мрежи за аутоматско препознавање емоција. Првенствено ћемо детаљно проћи кроз начин рада различитих компоненти неуронских мрежа које се користе за препознавање емоција као што су конволуциони оператор,</w:t>
+        <w:t xml:space="preserve">Пре преласка на имплементацију конкретних модела за препознавање емоција ћемо објаснити појмове, технике и архитектуре модела неопходне за разумевање модела у наредном поглављу. Кренућемо од конволуционих неуронских мрежа, где ћемо видети шта је тачно конволуција у математичком смислу а затим како је примењена за екстракцију</w:t>
       </w:r>
       <w:r>
         <w:t xml:space="preserve"> </w:t>
@@ -411,32 +740,26 @@
           <w:i/>
           <w:iCs/>
         </w:rPr>
-        <w:t xml:space="preserve">attention</w:t>
-      </w:r>
-      <w:r>
-        <w:t xml:space="preserve"> </w:t>
-      </w:r>
-      <w:r>
-        <w:t xml:space="preserve">механизам код трансформера, граф неуронске мреже и остали појмови који су неопходни за разумевање архитектуре ових модела. Затим ћемо сваки од горе поменутих модела детаљно анализирати, како његове компоненте тако и његове предности, недостатке и потенцијалне примене. На крају ћемо међусобно упоредити дата 3 модела као и обрадити могућа будућа решења и отворена питања у пољу преопознавања емоција.</w:t>
-      </w:r>
-    </w:p>
-    <w:bookmarkEnd w:id="21"/>
-    <w:bookmarkEnd w:id="22"/>
-    <w:bookmarkStart w:id="72" w:name="X271990009b08faf0b8a318234ce39b688309a85"/>
-    <w:p>
-      <w:pPr>
-        <w:pStyle w:val="Heading1"/>
-      </w:pPr>
-      <w:r>
-        <w:t xml:space="preserve">2. Основе неуронских мрежа за препознавање емоција</w:t>
-      </w:r>
-    </w:p>
-    <w:p>
-      <w:pPr>
-        <w:pStyle w:val="FirstParagraph"/>
-      </w:pPr>
-      <w:r>
-        <w:t xml:space="preserve">Пре преласка на имплементацију конкретних модела за препознавање емоција ћемо објаснити појмове, технике и архитектуре модела неопходне за разумевање модела у наредном поглављу. Кренућемо од конволуционих неуронских мрежа, где ћемо видети шта је тачно конволуција у математичком смислу а затим како је примењена за екстракцију</w:t>
+        <w:t xml:space="preserve">feature</w:t>
+      </w:r>
+      <w:r>
+        <w:t xml:space="preserve">а код аудио и визуелних података. Како аудио записи говора и звука генерално нису фиксних димензија, односно модели који раде са говором, текстом или снимцима морају бити у стању да прихвате улазе различитог трајања, потребно је разумети</w:t>
+      </w:r>
+      <w:r>
+        <w:t xml:space="preserve"> </w:t>
+      </w:r>
+      <w:r>
+        <w:rPr>
+          <w:b/>
+          <w:bCs/>
+        </w:rPr>
+        <w:t xml:space="preserve">рекурентне неуронске мреже</w:t>
+      </w:r>
+      <w:r>
+        <w:t xml:space="preserve"> </w:t>
+      </w:r>
+      <w:r>
+        <w:t xml:space="preserve">што ће нас на крају довести до трансформер архитектуре и</w:t>
       </w:r>
       <w:r>
         <w:t xml:space="preserve"> </w:t>
@@ -446,35 +769,6 @@
           <w:i/>
           <w:iCs/>
         </w:rPr>
-        <w:t xml:space="preserve">feature</w:t>
-      </w:r>
-      <w:r>
-        <w:t xml:space="preserve">а код аудио и визуелних података. Како аудио записи говора и звука генерално нису фиксних димензија, односно модели који раде са говором, текстом или снимцима морају бити у стању да прихвате улазе различитог трајања, потребно је разумети</w:t>
-      </w:r>
-      <w:r>
-        <w:t xml:space="preserve"> </w:t>
-      </w:r>
-      <w:r>
-        <w:rPr>
-          <w:b/>
-          <w:bCs/>
-        </w:rPr>
-        <w:t xml:space="preserve">рекурентне неуронске мреже</w:t>
-      </w:r>
-      <w:r>
-        <w:t xml:space="preserve"> </w:t>
-      </w:r>
-      <w:r>
-        <w:t xml:space="preserve">што ће нас на крају довести до трансформер архитектуре и</w:t>
-      </w:r>
-      <w:r>
-        <w:t xml:space="preserve"> </w:t>
-      </w:r>
-      <w:r>
-        <w:rPr>
-          <w:i/>
-          <w:iCs/>
-        </w:rPr>
         <w:t xml:space="preserve">attention</w:t>
       </w:r>
       <w:r>
@@ -484,13 +778,13 @@
         <w:t xml:space="preserve">механизма. Последњу архитектуру коју ћемо обрадити, пре преласка на федерализовано учење су граф неуронске мреже које се и могу сматрати генерализацијом конволуционих и рекурентних неуронских мрежа.</w:t>
       </w:r>
     </w:p>
-    <w:bookmarkStart w:id="46" w:name="рекурентне-неуронске-мреже"/>
+    <w:bookmarkStart w:id="50" w:name="рекурентне-неуронске-мреже"/>
     <w:p>
       <w:pPr>
         <w:pStyle w:val="Heading2"/>
       </w:pPr>
       <w:r>
-        <w:t xml:space="preserve">2.1 Рекурентне неуронске мреже</w:t>
+        <w:t xml:space="preserve">3.1 Рекурентне неуронске мреже</w:t>
       </w:r>
     </w:p>
     <w:p>
@@ -510,18 +804,18 @@
           <wp:inline>
             <wp:extent cx="3647974" cy="4985886"/>
             <wp:effectExtent b="0" l="0" r="0" t="0"/>
-            <wp:docPr descr="Ћелија рекурентне неуронске мреже" title="" id="24" name="Picture"/>
+            <wp:docPr descr="Ћелија рекурентне неуронске мреже" title="" id="28" name="Picture"/>
             <a:graphic>
               <a:graphicData uri="http://schemas.openxmlformats.org/drawingml/2006/picture">
                 <pic:pic>
                   <pic:nvPicPr>
-                    <pic:cNvPr descr="figures/2_basics/simpleRNN.png" id="25" name="Picture"/>
+                    <pic:cNvPr descr="figures/2_basics/simpleRNN.png" id="29" name="Picture"/>
                     <pic:cNvPicPr>
                       <a:picLocks noChangeArrowheads="1" noChangeAspect="1"/>
                     </pic:cNvPicPr>
                   </pic:nvPicPr>
                   <pic:blipFill>
-                    <a:blip r:embed="rId23"/>
+                    <a:blip r:embed="rId27"/>
                     <a:stretch>
                       <a:fillRect/>
                     </a:stretch>
@@ -588,13 +882,13 @@
         <w:t xml:space="preserve">револуције у току последње деценије.</w:t>
       </w:r>
     </w:p>
-    <w:bookmarkStart w:id="29" w:name="Xd306f5ff7b99b4b1824a99b2d111d3d7ecb235e"/>
+    <w:bookmarkStart w:id="33" w:name="Xd306f5ff7b99b4b1824a99b2d111d3d7ecb235e"/>
     <w:p>
       <w:pPr>
         <w:pStyle w:val="Heading3"/>
       </w:pPr>
       <w:r>
-        <w:t xml:space="preserve">2.1.1 Основна архитектура рекурентних неуронских мрежа</w:t>
+        <w:t xml:space="preserve">3.1.1 Основна архитектура рекурентних неуронских мрежа</w:t>
       </w:r>
     </w:p>
     <w:p>
@@ -1714,18 +2008,18 @@
           <wp:inline>
             <wp:extent cx="4216400" cy="1930400"/>
             <wp:effectExtent b="0" l="0" r="0" t="0"/>
-            <wp:docPr descr="Unrolling" title="" id="27" name="Picture"/>
+            <wp:docPr descr="Unrolling" title="" id="31" name="Picture"/>
             <a:graphic>
               <a:graphicData uri="http://schemas.openxmlformats.org/drawingml/2006/picture">
                 <pic:pic>
                   <pic:nvPicPr>
-                    <pic:cNvPr descr="figures/2_basics/unroll.png" id="28" name="Picture"/>
+                    <pic:cNvPr descr="figures/2_basics/unroll.png" id="32" name="Picture"/>
                     <pic:cNvPicPr>
                       <a:picLocks noChangeArrowheads="1" noChangeAspect="1"/>
                     </pic:cNvPicPr>
                   </pic:nvPicPr>
                   <pic:blipFill>
-                    <a:blip r:embed="rId26"/>
+                    <a:blip r:embed="rId30"/>
                     <a:stretch>
                       <a:fillRect/>
                     </a:stretch>
@@ -2191,14 +2485,14 @@
         <w:t xml:space="preserve">.</w:t>
       </w:r>
     </w:p>
-    <w:bookmarkEnd w:id="29"/>
-    <w:bookmarkStart w:id="33" w:name="lstm"/>
+    <w:bookmarkEnd w:id="33"/>
+    <w:bookmarkStart w:id="37" w:name="lstm"/>
     <w:p>
       <w:pPr>
         <w:pStyle w:val="Heading3"/>
       </w:pPr>
       <w:r>
-        <w:t xml:space="preserve">2.1.2 LSTM</w:t>
+        <w:t xml:space="preserve">3.1.2 LSTM</w:t>
       </w:r>
     </w:p>
     <w:p>
@@ -2503,18 +2797,18 @@
           <wp:inline>
             <wp:extent cx="5334000" cy="3010902"/>
             <wp:effectExtent b="0" l="0" r="0" t="0"/>
-            <wp:docPr descr="LSTM ћелија" title="" id="31" name="Picture"/>
+            <wp:docPr descr="LSTM ћелија" title="" id="35" name="Picture"/>
             <a:graphic>
               <a:graphicData uri="http://schemas.openxmlformats.org/drawingml/2006/picture">
                 <pic:pic>
                   <pic:nvPicPr>
-                    <pic:cNvPr descr="figures/2_basics/lstm.png" id="32" name="Picture"/>
+                    <pic:cNvPr descr="figures/2_basics/lstm.png" id="36" name="Picture"/>
                     <pic:cNvPicPr>
                       <a:picLocks noChangeArrowheads="1" noChangeAspect="1"/>
                     </pic:cNvPicPr>
                   </pic:nvPicPr>
                   <pic:blipFill>
-                    <a:blip r:embed="rId30"/>
+                    <a:blip r:embed="rId34"/>
                     <a:stretch>
                       <a:fillRect/>
                     </a:stretch>
@@ -2576,7 +2870,7 @@
       <w:pPr>
         <w:numPr>
           <w:ilvl w:val="0"/>
-          <w:numId w:val="1003"/>
+          <w:numId w:val="1005"/>
         </w:numPr>
       </w:pPr>
       <w:r>
@@ -2757,7 +3051,7 @@
       <w:pPr>
         <w:numPr>
           <w:ilvl w:val="0"/>
-          <w:numId w:val="1003"/>
+          <w:numId w:val="1005"/>
         </w:numPr>
       </w:pPr>
       <w:r>
@@ -3183,7 +3477,7 @@
         <w:pStyle w:val="Compact"/>
         <w:numPr>
           <w:ilvl w:val="0"/>
-          <w:numId w:val="1004"/>
+          <w:numId w:val="1006"/>
         </w:numPr>
       </w:pPr>
       <w:r>
@@ -3439,17 +3733,17 @@
         <w:t xml:space="preserve">ови нису у стању да детектују зависности између удаљенијих делова секвенце, што је круцијално код обраде текста и детекције емоција. Овај проблем је решен у трансформер архитектури.</w:t>
       </w:r>
     </w:p>
-    <w:bookmarkEnd w:id="33"/>
-    <w:bookmarkStart w:id="45" w:name="трансформер-архитектура"/>
+    <w:bookmarkEnd w:id="37"/>
+    <w:bookmarkStart w:id="49" w:name="трансформер-архитектура"/>
     <w:p>
       <w:pPr>
         <w:pStyle w:val="Heading3"/>
       </w:pPr>
       <w:r>
-        <w:t xml:space="preserve">2.1.3 Трансформер архитектура</w:t>
-      </w:r>
-    </w:p>
-    <w:bookmarkStart w:id="37" w:name="seq2seq-модели"/>
+        <w:t xml:space="preserve">3.1.3 Трансформер архитектура</w:t>
+      </w:r>
+    </w:p>
+    <w:bookmarkStart w:id="41" w:name="seq2seq-модели"/>
     <w:p>
       <w:pPr>
         <w:pStyle w:val="Heading4"/>
@@ -3492,7 +3786,7 @@
       <w:pPr>
         <w:numPr>
           <w:ilvl w:val="0"/>
-          <w:numId w:val="1005"/>
+          <w:numId w:val="1007"/>
         </w:numPr>
       </w:pPr>
       <w:r>
@@ -3529,7 +3823,7 @@
       <w:pPr>
         <w:numPr>
           <w:ilvl w:val="0"/>
-          <w:numId w:val="1005"/>
+          <w:numId w:val="1007"/>
         </w:numPr>
       </w:pPr>
       <w:r>
@@ -3568,18 +3862,18 @@
           <wp:inline>
             <wp:extent cx="5334000" cy="2868705"/>
             <wp:effectExtent b="0" l="0" r="0" t="0"/>
-            <wp:docPr descr="Seq2Seq" title="" id="35" name="Picture"/>
+            <wp:docPr descr="Seq2Seq" title="" id="39" name="Picture"/>
             <a:graphic>
               <a:graphicData uri="http://schemas.openxmlformats.org/drawingml/2006/picture">
                 <pic:pic>
                   <pic:nvPicPr>
-                    <pic:cNvPr descr="figures/2_basics/seq2seq.png" id="36" name="Picture"/>
+                    <pic:cNvPr descr="figures/2_basics/seq2seq.png" id="40" name="Picture"/>
                     <pic:cNvPicPr>
                       <a:picLocks noChangeArrowheads="1" noChangeAspect="1"/>
                     </pic:cNvPicPr>
                   </pic:nvPicPr>
                   <pic:blipFill>
-                    <a:blip r:embed="rId34"/>
+                    <a:blip r:embed="rId38"/>
                     <a:stretch>
                       <a:fillRect/>
                     </a:stretch>
@@ -3606,8 +3900,8 @@
         </w:drawing>
       </w:r>
     </w:p>
-    <w:bookmarkEnd w:id="37"/>
-    <w:bookmarkStart w:id="44" w:name="attention-механизам"/>
+    <w:bookmarkEnd w:id="41"/>
+    <w:bookmarkStart w:id="48" w:name="attention-механизам"/>
     <w:p>
       <w:pPr>
         <w:pStyle w:val="Heading4"/>
@@ -3725,7 +4019,7 @@
       <w:pPr>
         <w:numPr>
           <w:ilvl w:val="0"/>
-          <w:numId w:val="1006"/>
+          <w:numId w:val="1008"/>
         </w:numPr>
       </w:pPr>
       <w:r>
@@ -3862,7 +4156,7 @@
       <w:pPr>
         <w:numPr>
           <w:ilvl w:val="0"/>
-          <w:numId w:val="1006"/>
+          <w:numId w:val="1008"/>
         </w:numPr>
       </w:pPr>
       <w:r>
@@ -4019,7 +4313,7 @@
       <w:pPr>
         <w:numPr>
           <w:ilvl w:val="0"/>
-          <w:numId w:val="1006"/>
+          <w:numId w:val="1008"/>
         </w:numPr>
       </w:pPr>
       <w:r>
@@ -4447,18 +4741,18 @@
           <wp:inline>
             <wp:extent cx="5334000" cy="3000375"/>
             <wp:effectExtent b="0" l="0" r="0" t="0"/>
-            <wp:docPr descr="Attention механизам" title="" id="39" name="Picture"/>
+            <wp:docPr descr="Attention механизам" title="" id="43" name="Picture"/>
             <a:graphic>
               <a:graphicData uri="http://schemas.openxmlformats.org/drawingml/2006/picture">
                 <pic:pic>
                   <pic:nvPicPr>
-                    <pic:cNvPr descr="figures/2_basics/attention.png" id="40" name="Picture"/>
+                    <pic:cNvPr descr="figures/2_basics/attention.png" id="44" name="Picture"/>
                     <pic:cNvPicPr>
                       <a:picLocks noChangeArrowheads="1" noChangeAspect="1"/>
                     </pic:cNvPicPr>
                   </pic:nvPicPr>
                   <pic:blipFill>
-                    <a:blip r:embed="rId38"/>
+                    <a:blip r:embed="rId42"/>
                     <a:stretch>
                       <a:fillRect/>
                     </a:stretch>
@@ -4547,18 +4841,18 @@
           <wp:inline>
             <wp:extent cx="4356100" cy="3378200"/>
             <wp:effectExtent b="0" l="0" r="0" t="0"/>
-            <wp:docPr descr="Multihead\ attention" title="" id="42" name="Picture"/>
+            <wp:docPr descr="Multihead\ attention" title="" id="46" name="Picture"/>
             <a:graphic>
               <a:graphicData uri="http://schemas.openxmlformats.org/drawingml/2006/picture">
                 <pic:pic>
                   <pic:nvPicPr>
-                    <pic:cNvPr descr="figures/2_basics/multihead.png" id="43" name="Picture"/>
+                    <pic:cNvPr descr="figures/2_basics/multihead.png" id="47" name="Picture"/>
                     <pic:cNvPicPr>
                       <a:picLocks noChangeArrowheads="1" noChangeAspect="1"/>
                     </pic:cNvPicPr>
                   </pic:nvPicPr>
                   <pic:blipFill>
-                    <a:blip r:embed="rId41"/>
+                    <a:blip r:embed="rId45"/>
                     <a:stretch>
                       <a:fillRect/>
                     </a:stretch>
@@ -4662,16 +4956,16 @@
         <w:t xml:space="preserve">векторе пре уласка у мрежу.</w:t>
       </w:r>
     </w:p>
-    <w:bookmarkEnd w:id="44"/>
-    <w:bookmarkEnd w:id="45"/>
-    <w:bookmarkEnd w:id="46"/>
-    <w:bookmarkStart w:id="60" w:name="граф-неуронске-мреже"/>
+    <w:bookmarkEnd w:id="48"/>
+    <w:bookmarkEnd w:id="49"/>
+    <w:bookmarkEnd w:id="50"/>
+    <w:bookmarkStart w:id="64" w:name="граф-неуронске-мреже"/>
     <w:p>
       <w:pPr>
         <w:pStyle w:val="Heading2"/>
       </w:pPr>
       <w:r>
-        <w:t xml:space="preserve">2.2 Граф неуронске мреже</w:t>
+        <w:t xml:space="preserve">3.2 Граф неуронске мреже</w:t>
       </w:r>
     </w:p>
     <w:p>
@@ -4682,13 +4976,13 @@
         <w:t xml:space="preserve">У наредним поглављима размотрићемо граф неуронске мреже које се могу користити код задатака са графовским подацима, као што су анализа друштвених мрежа, предвиђање својстава молекула и генерално задаци где се између података могу установити релације које се могу затим представити графом.</w:t>
       </w:r>
     </w:p>
-    <w:bookmarkStart w:id="53" w:name="Xd07d1a9d05db16be89a9aba8798decb2df03154"/>
+    <w:bookmarkStart w:id="57" w:name="Xd07d1a9d05db16be89a9aba8798decb2df03154"/>
     <w:p>
       <w:pPr>
         <w:pStyle w:val="Heading3"/>
       </w:pPr>
       <w:r>
-        <w:t xml:space="preserve">2.2.1 Опште карактеристике граф неуронских мрежа</w:t>
+        <w:t xml:space="preserve">3.2.1 Опште карактеристике граф неуронских мрежа</w:t>
       </w:r>
     </w:p>
     <w:p>
@@ -4704,7 +4998,7 @@
         <w:pStyle w:val="Compact"/>
         <w:numPr>
           <w:ilvl w:val="0"/>
-          <w:numId w:val="1007"/>
+          <w:numId w:val="1009"/>
         </w:numPr>
       </w:pPr>
       <w:r>
@@ -4792,7 +5086,7 @@
         <w:pStyle w:val="Compact"/>
         <w:numPr>
           <w:ilvl w:val="0"/>
-          <w:numId w:val="1007"/>
+          <w:numId w:val="1009"/>
         </w:numPr>
       </w:pPr>
       <w:r>
@@ -4864,7 +5158,7 @@
         <w:pStyle w:val="Compact"/>
         <w:numPr>
           <w:ilvl w:val="0"/>
-          <w:numId w:val="1007"/>
+          <w:numId w:val="1009"/>
         </w:numPr>
       </w:pPr>
       <w:r>
@@ -4910,18 +5204,18 @@
           <wp:inline>
             <wp:extent cx="5334000" cy="2083481"/>
             <wp:effectExtent b="0" l="0" r="0" t="0"/>
-            <wp:docPr descr="Граф неуронска мрежа" title="" id="48" name="Picture"/>
+            <wp:docPr descr="Граф неуронска мрежа" title="" id="52" name="Picture"/>
             <a:graphic>
               <a:graphicData uri="http://schemas.openxmlformats.org/drawingml/2006/picture">
                 <pic:pic>
                   <pic:nvPicPr>
-                    <pic:cNvPr descr="figures/2_basics/gnn.png" id="49" name="Picture"/>
+                    <pic:cNvPr descr="figures/2_basics/gnn.png" id="53" name="Picture"/>
                     <pic:cNvPicPr>
                       <a:picLocks noChangeArrowheads="1" noChangeAspect="1"/>
                     </pic:cNvPicPr>
                   </pic:nvPicPr>
                   <pic:blipFill>
-                    <a:blip r:embed="rId47"/>
+                    <a:blip r:embed="rId51"/>
                     <a:stretch>
                       <a:fillRect/>
                     </a:stretch>
@@ -5019,7 +5313,7 @@
         <w:pStyle w:val="Compact"/>
         <w:numPr>
           <w:ilvl w:val="0"/>
-          <w:numId w:val="1008"/>
+          <w:numId w:val="1010"/>
         </w:numPr>
       </w:pPr>
       <w:r>
@@ -5051,7 +5345,7 @@
         <w:pStyle w:val="Compact"/>
         <w:numPr>
           <w:ilvl w:val="0"/>
-          <w:numId w:val="1008"/>
+          <w:numId w:val="1010"/>
         </w:numPr>
       </w:pPr>
       <w:r>
@@ -5235,7 +5529,7 @@
         <w:pStyle w:val="Compact"/>
         <w:numPr>
           <w:ilvl w:val="0"/>
-          <w:numId w:val="1009"/>
+          <w:numId w:val="1011"/>
         </w:numPr>
       </w:pPr>
       <w:r>
@@ -5247,7 +5541,7 @@
         <w:pStyle w:val="Compact"/>
         <w:numPr>
           <w:ilvl w:val="0"/>
-          <w:numId w:val="1009"/>
+          <w:numId w:val="1011"/>
         </w:numPr>
       </w:pPr>
       <w:r>
@@ -5259,7 +5553,7 @@
         <w:pStyle w:val="Compact"/>
         <w:numPr>
           <w:ilvl w:val="0"/>
-          <w:numId w:val="1009"/>
+          <w:numId w:val="1011"/>
         </w:numPr>
       </w:pPr>
       <w:r>
@@ -5340,18 +5634,18 @@
           <wp:inline>
             <wp:extent cx="5334000" cy="2411766"/>
             <wp:effectExtent b="0" l="0" r="0" t="0"/>
-            <wp:docPr descr="Message passing" title="" id="51" name="Picture"/>
+            <wp:docPr descr="Message passing" title="" id="55" name="Picture"/>
             <a:graphic>
               <a:graphicData uri="http://schemas.openxmlformats.org/drawingml/2006/picture">
                 <pic:pic>
                   <pic:nvPicPr>
-                    <pic:cNvPr descr="figures/2_basics/msgpass.png" id="52" name="Picture"/>
+                    <pic:cNvPr descr="figures/2_basics/msgpass.png" id="56" name="Picture"/>
                     <pic:cNvPicPr>
                       <a:picLocks noChangeArrowheads="1" noChangeAspect="1"/>
                     </pic:cNvPicPr>
                   </pic:nvPicPr>
                   <pic:blipFill>
-                    <a:blip r:embed="rId50"/>
+                    <a:blip r:embed="rId54"/>
                     <a:stretch>
                       <a:fillRect/>
                     </a:stretch>
@@ -5378,17 +5672,17 @@
         </w:drawing>
       </w:r>
     </w:p>
-    <w:bookmarkEnd w:id="53"/>
-    <w:bookmarkStart w:id="59" w:name="варијације-граф-неуронских-мрежа"/>
+    <w:bookmarkEnd w:id="57"/>
+    <w:bookmarkStart w:id="63" w:name="варијације-граф-неуронских-мрежа"/>
     <w:p>
       <w:pPr>
         <w:pStyle w:val="Heading3"/>
       </w:pPr>
       <w:r>
-        <w:t xml:space="preserve">2.2.2 Варијације граф неуронских мрежа</w:t>
-      </w:r>
-    </w:p>
-    <w:bookmarkStart w:id="54" w:name="Xf07a6c5af431cd3870365e317fd46e26487388e"/>
+        <w:t xml:space="preserve">3.2.2 Варијације граф неуронских мрежа</w:t>
+      </w:r>
+    </w:p>
+    <w:bookmarkStart w:id="58" w:name="Xf07a6c5af431cd3870365e317fd46e26487388e"/>
     <w:p>
       <w:pPr>
         <w:pStyle w:val="Heading4"/>
@@ -5651,7 +5945,7 @@
       <w:pPr>
         <w:numPr>
           <w:ilvl w:val="0"/>
-          <w:numId w:val="1010"/>
+          <w:numId w:val="1012"/>
         </w:numPr>
       </w:pPr>
       <m:oMath>
@@ -5718,7 +6012,7 @@
       <w:pPr>
         <w:numPr>
           <w:ilvl w:val="0"/>
-          <w:numId w:val="1010"/>
+          <w:numId w:val="1012"/>
         </w:numPr>
       </w:pPr>
       <m:oMath>
@@ -5769,7 +6063,7 @@
       <w:pPr>
         <w:numPr>
           <w:ilvl w:val="0"/>
-          <w:numId w:val="1010"/>
+          <w:numId w:val="1012"/>
         </w:numPr>
       </w:pPr>
       <m:oMath>
@@ -5813,7 +6107,7 @@
       <w:pPr>
         <w:numPr>
           <w:ilvl w:val="0"/>
-          <w:numId w:val="1010"/>
+          <w:numId w:val="1012"/>
         </w:numPr>
       </w:pPr>
       <m:oMath>
@@ -5883,7 +6177,7 @@
       <w:pPr>
         <w:numPr>
           <w:ilvl w:val="0"/>
-          <w:numId w:val="1010"/>
+          <w:numId w:val="1012"/>
         </w:numPr>
       </w:pPr>
       <m:oMath>
@@ -6266,7 +6560,7 @@
         <w:pStyle w:val="Compact"/>
         <w:numPr>
           <w:ilvl w:val="0"/>
-          <w:numId w:val="1011"/>
+          <w:numId w:val="1013"/>
         </w:numPr>
       </w:pPr>
       <m:oMath>
@@ -6352,7 +6646,7 @@
         <w:pStyle w:val="Compact"/>
         <w:numPr>
           <w:ilvl w:val="0"/>
-          <w:numId w:val="1011"/>
+          <w:numId w:val="1013"/>
         </w:numPr>
       </w:pPr>
       <m:oMath>
@@ -6420,7 +6714,7 @@
         <w:pStyle w:val="Compact"/>
         <w:numPr>
           <w:ilvl w:val="0"/>
-          <w:numId w:val="1011"/>
+          <w:numId w:val="1013"/>
         </w:numPr>
       </w:pPr>
       <m:oMath>
@@ -6471,7 +6765,7 @@
         <w:pStyle w:val="Compact"/>
         <w:numPr>
           <w:ilvl w:val="0"/>
-          <w:numId w:val="1011"/>
+          <w:numId w:val="1013"/>
         </w:numPr>
       </w:pPr>
       <m:oMath>
@@ -6541,7 +6835,7 @@
         <w:pStyle w:val="Compact"/>
         <w:numPr>
           <w:ilvl w:val="0"/>
-          <w:numId w:val="1011"/>
+          <w:numId w:val="1013"/>
         </w:numPr>
       </w:pPr>
       <m:oMath>
@@ -6595,7 +6889,7 @@
         <w:pStyle w:val="Compact"/>
         <w:numPr>
           <w:ilvl w:val="0"/>
-          <w:numId w:val="1011"/>
+          <w:numId w:val="1013"/>
         </w:numPr>
       </w:pPr>
       <m:oMath>
@@ -6690,8 +6984,8 @@
         </m:r>
       </m:oMath>
     </w:p>
-    <w:bookmarkEnd w:id="54"/>
-    <w:bookmarkStart w:id="58" w:name="граф-трансформери"/>
+    <w:bookmarkEnd w:id="58"/>
+    <w:bookmarkStart w:id="62" w:name="граф-трансформери"/>
     <w:p>
       <w:pPr>
         <w:pStyle w:val="Heading4"/>
@@ -6732,7 +7026,7 @@
         <w:pStyle w:val="Compact"/>
         <w:numPr>
           <w:ilvl w:val="0"/>
-          <w:numId w:val="1012"/>
+          <w:numId w:val="1014"/>
         </w:numPr>
       </w:pPr>
       <w:r>
@@ -6778,7 +7072,7 @@
         <w:pStyle w:val="Compact"/>
         <w:numPr>
           <w:ilvl w:val="0"/>
-          <w:numId w:val="1012"/>
+          <w:numId w:val="1014"/>
         </w:numPr>
       </w:pPr>
       <w:r>
@@ -6858,7 +7152,7 @@
       <w:pPr>
         <w:numPr>
           <w:ilvl w:val="0"/>
-          <w:numId w:val="1013"/>
+          <w:numId w:val="1015"/>
         </w:numPr>
       </w:pPr>
       <w:r>
@@ -6892,7 +7186,7 @@
       <w:pPr>
         <w:numPr>
           <w:ilvl w:val="0"/>
-          <w:numId w:val="1013"/>
+          <w:numId w:val="1015"/>
         </w:numPr>
       </w:pPr>
       <w:r>
@@ -7173,18 +7467,18 @@
           <wp:inline>
             <wp:extent cx="5334000" cy="3810000"/>
             <wp:effectExtent b="0" l="0" r="0" t="0"/>
-            <wp:docPr descr="Граф трансформер неуронска мрежа" title="" id="56" name="Picture"/>
+            <wp:docPr descr="Граф трансформер неуронска мрежа" title="" id="60" name="Picture"/>
             <a:graphic>
               <a:graphicData uri="http://schemas.openxmlformats.org/drawingml/2006/picture">
                 <pic:pic>
                   <pic:nvPicPr>
-                    <pic:cNvPr descr="figures/2_basics/gat.png" id="57" name="Picture"/>
+                    <pic:cNvPr descr="figures/2_basics/gat.png" id="61" name="Picture"/>
                     <pic:cNvPicPr>
                       <a:picLocks noChangeArrowheads="1" noChangeAspect="1"/>
                     </pic:cNvPicPr>
                   </pic:nvPicPr>
                   <pic:blipFill>
-                    <a:blip r:embed="rId55"/>
+                    <a:blip r:embed="rId59"/>
                     <a:stretch>
                       <a:fillRect/>
                     </a:stretch>
@@ -7211,16 +7505,16 @@
         </w:drawing>
       </w:r>
     </w:p>
-    <w:bookmarkEnd w:id="58"/>
-    <w:bookmarkEnd w:id="59"/>
-    <w:bookmarkEnd w:id="60"/>
-    <w:bookmarkStart w:id="71" w:name="технике-оптимизације-неуронских-мрежа"/>
+    <w:bookmarkEnd w:id="62"/>
+    <w:bookmarkEnd w:id="63"/>
+    <w:bookmarkEnd w:id="64"/>
+    <w:bookmarkStart w:id="75" w:name="технике-оптимизације-неуронских-мрежа"/>
     <w:p>
       <w:pPr>
         <w:pStyle w:val="Heading2"/>
       </w:pPr>
       <w:r>
-        <w:t xml:space="preserve">2.3 Технике оптимизације неуронских мрежа</w:t>
+        <w:t xml:space="preserve">3.3 Технике оптимизације неуронских мрежа</w:t>
       </w:r>
     </w:p>
     <w:p>
@@ -7247,13 +7541,13 @@
         <w:t xml:space="preserve">или мобилни уређаји који имају знатно мање меморије и слабим процесорима. У наредном поглављу ћемо размотрити квантизацију, технику оптимизације инференције неуронских мрежа.</w:t>
       </w:r>
     </w:p>
-    <w:bookmarkStart w:id="70" w:name="квантизација"/>
+    <w:bookmarkStart w:id="74" w:name="квантизација"/>
     <w:p>
       <w:pPr>
         <w:pStyle w:val="Heading3"/>
       </w:pPr>
       <w:r>
-        <w:t xml:space="preserve">2.3.1 Квантизација</w:t>
+        <w:t xml:space="preserve">3.3.1 Квантизација</w:t>
       </w:r>
     </w:p>
     <w:p>
@@ -7401,7 +7695,7 @@
         <w:pStyle w:val="Compact"/>
         <w:numPr>
           <w:ilvl w:val="0"/>
-          <w:numId w:val="1014"/>
+          <w:numId w:val="1016"/>
         </w:numPr>
       </w:pPr>
       <w:r>
@@ -7487,7 +7781,7 @@
         <w:pStyle w:val="Compact"/>
         <w:numPr>
           <w:ilvl w:val="1"/>
-          <w:numId w:val="1015"/>
+          <w:numId w:val="1017"/>
         </w:numPr>
       </w:pPr>
       <w:r>
@@ -7515,7 +7809,7 @@
         <w:pStyle w:val="Compact"/>
         <w:numPr>
           <w:ilvl w:val="1"/>
-          <w:numId w:val="1015"/>
+          <w:numId w:val="1017"/>
         </w:numPr>
       </w:pPr>
       <w:r>
@@ -7553,7 +7847,7 @@
         <w:pStyle w:val="Compact"/>
         <w:numPr>
           <w:ilvl w:val="1"/>
-          <w:numId w:val="1015"/>
+          <w:numId w:val="1017"/>
         </w:numPr>
       </w:pPr>
       <w:r>
@@ -7585,18 +7879,18 @@
           <wp:inline>
             <wp:extent cx="5334000" cy="3418009"/>
             <wp:effectExtent b="0" l="0" r="0" t="0"/>
-            <wp:docPr descr="bfloat16" title="" id="62" name="Picture"/>
+            <wp:docPr descr="bfloat16" title="" id="66" name="Picture"/>
             <a:graphic>
               <a:graphicData uri="http://schemas.openxmlformats.org/drawingml/2006/picture">
                 <pic:pic>
                   <pic:nvPicPr>
-                    <pic:cNvPr descr="figures/2_basics/bf16.png" id="63" name="Picture"/>
+                    <pic:cNvPr descr="figures/2_basics/bf16.png" id="67" name="Picture"/>
                     <pic:cNvPicPr>
                       <a:picLocks noChangeArrowheads="1" noChangeAspect="1"/>
                     </pic:cNvPicPr>
                   </pic:nvPicPr>
                   <pic:blipFill>
-                    <a:blip r:embed="rId61"/>
+                    <a:blip r:embed="rId65"/>
                     <a:stretch>
                       <a:fillRect/>
                     </a:stretch>
@@ -7628,7 +7922,7 @@
         <w:pStyle w:val="Compact"/>
         <w:numPr>
           <w:ilvl w:val="0"/>
-          <w:numId w:val="1016"/>
+          <w:numId w:val="1018"/>
         </w:numPr>
       </w:pPr>
       <w:r>
@@ -7670,18 +7964,18 @@
           <wp:inline>
             <wp:extent cx="5334000" cy="3098104"/>
             <wp:effectExtent b="0" l="0" r="0" t="0"/>
-            <wp:docPr descr="int8" title="" id="65" name="Picture"/>
+            <wp:docPr descr="int8" title="" id="69" name="Picture"/>
             <a:graphic>
               <a:graphicData uri="http://schemas.openxmlformats.org/drawingml/2006/picture">
                 <pic:pic>
                   <pic:nvPicPr>
-                    <pic:cNvPr descr="figures/2_basics/int8.png" id="66" name="Picture"/>
+                    <pic:cNvPr descr="figures/2_basics/int8.png" id="70" name="Picture"/>
                     <pic:cNvPicPr>
                       <a:picLocks noChangeArrowheads="1" noChangeAspect="1"/>
                     </pic:cNvPicPr>
                   </pic:nvPicPr>
                   <pic:blipFill>
-                    <a:blip r:embed="rId64"/>
+                    <a:blip r:embed="rId68"/>
                     <a:stretch>
                       <a:fillRect/>
                     </a:stretch>
@@ -7782,7 +8076,7 @@
         <w:pStyle w:val="Compact"/>
         <w:numPr>
           <w:ilvl w:val="0"/>
-          <w:numId w:val="1017"/>
+          <w:numId w:val="1019"/>
         </w:numPr>
       </w:pPr>
       <w:r>
@@ -8109,18 +8403,18 @@
           <wp:inline>
             <wp:extent cx="5334000" cy="1501805"/>
             <wp:effectExtent b="0" l="0" r="0" t="0"/>
-            <wp:docPr descr="Квантизација и деквантизација" title="" id="68" name="Picture"/>
+            <wp:docPr descr="Квантизација и деквантизација" title="" id="72" name="Picture"/>
             <a:graphic>
               <a:graphicData uri="http://schemas.openxmlformats.org/drawingml/2006/picture">
                 <pic:pic>
                   <pic:nvPicPr>
-                    <pic:cNvPr descr="figures/2_basics/quant_deq.png" id="69" name="Picture"/>
+                    <pic:cNvPr descr="figures/2_basics/quant_deq.png" id="73" name="Picture"/>
                     <pic:cNvPicPr>
                       <a:picLocks noChangeArrowheads="1" noChangeAspect="1"/>
                     </pic:cNvPicPr>
                   </pic:nvPicPr>
                   <pic:blipFill>
-                    <a:blip r:embed="rId67"/>
+                    <a:blip r:embed="rId71"/>
                     <a:stretch>
                       <a:fillRect/>
                     </a:stretch>
@@ -8152,7 +8446,7 @@
         <w:pStyle w:val="Compact"/>
         <w:numPr>
           <w:ilvl w:val="0"/>
-          <w:numId w:val="1017"/>
+          <w:numId w:val="1019"/>
         </w:numPr>
       </w:pPr>
       <w:r>
@@ -8815,16 +9109,16 @@
         <w:t xml:space="preserve">Квантизацију је могуће вршити током тренинга или након тренинга, при чему квантизација у току тренинга даје боље резултате с обзиром да је модел у стању да узме у обзир ефекат квантизације.</w:t>
       </w:r>
     </w:p>
-    <w:bookmarkEnd w:id="70"/>
-    <w:bookmarkEnd w:id="71"/>
-    <w:bookmarkEnd w:id="72"/>
-    <w:bookmarkStart w:id="116" w:name="X6613ae54558a9db5e19235408b6cb659da78287"/>
+    <w:bookmarkEnd w:id="74"/>
+    <w:bookmarkEnd w:id="75"/>
+    <w:bookmarkEnd w:id="76"/>
+    <w:bookmarkStart w:id="120" w:name="X6613ae54558a9db5e19235408b6cb659da78287"/>
     <w:p>
       <w:pPr>
         <w:pStyle w:val="Heading1"/>
       </w:pPr>
       <w:r>
-        <w:t xml:space="preserve">3. Граф неуронске мреже за препознавање емоција</w:t>
+        <w:t xml:space="preserve">4. Граф неуронске мреже за препознавање емоција</w:t>
       </w:r>
     </w:p>
     <w:p>
@@ -8864,13 +9158,13 @@
         <w:t xml:space="preserve">, који је базиран на граф неуронским мрежама и трансформер архитектури. Овај модел постиже тренутно најбоље резултате у мулдимодалном препознавању емоција.</w:t>
       </w:r>
     </w:p>
-    <w:bookmarkStart w:id="73" w:name="увод"/>
+    <w:bookmarkStart w:id="77" w:name="увод"/>
     <w:p>
       <w:pPr>
         <w:pStyle w:val="Heading2"/>
       </w:pPr>
       <w:r>
-        <w:t xml:space="preserve">3.1 Увод</w:t>
+        <w:t xml:space="preserve">4.1 Увод</w:t>
       </w:r>
     </w:p>
     <w:p>
@@ -8923,7 +9217,7 @@
         <w:pStyle w:val="Compact"/>
         <w:numPr>
           <w:ilvl w:val="0"/>
-          <w:numId w:val="1018"/>
+          <w:numId w:val="1020"/>
         </w:numPr>
       </w:pPr>
       <w:r>
@@ -8945,7 +9239,7 @@
         <w:pStyle w:val="Compact"/>
         <w:numPr>
           <w:ilvl w:val="0"/>
-          <w:numId w:val="1018"/>
+          <w:numId w:val="1020"/>
         </w:numPr>
       </w:pPr>
       <w:r>
@@ -8992,7 +9286,7 @@
         <w:pStyle w:val="Compact"/>
         <w:numPr>
           <w:ilvl w:val="0"/>
-          <w:numId w:val="1018"/>
+          <w:numId w:val="1020"/>
         </w:numPr>
       </w:pPr>
       <w:r>
@@ -9050,14 +9344,14 @@
         <w:t xml:space="preserve">Даље ћемо детаљно обрадити дефиницију релација изговора, архитектуру модела као и хиперпараметре које су аутори користили како би постигли дате резултате.</w:t>
       </w:r>
     </w:p>
-    <w:bookmarkEnd w:id="73"/>
-    <w:bookmarkStart w:id="86" w:name="архитектура-решења"/>
+    <w:bookmarkEnd w:id="77"/>
+    <w:bookmarkStart w:id="90" w:name="архитектура-решења"/>
     <w:p>
       <w:pPr>
         <w:pStyle w:val="Heading2"/>
       </w:pPr>
       <w:r>
-        <w:t xml:space="preserve">3.2 Архитектура решења</w:t>
+        <w:t xml:space="preserve">4.2 Архитектура решења</w:t>
       </w:r>
     </w:p>
     <w:p>
@@ -9093,18 +9387,18 @@
           <wp:inline>
             <wp:extent cx="5334000" cy="2489762"/>
             <wp:effectExtent b="0" l="0" r="0" t="0"/>
-            <wp:docPr descr="Архитектура COGMENа" title="" id="75" name="Picture"/>
+            <wp:docPr descr="Архитектура COGMENа" title="" id="79" name="Picture"/>
             <a:graphic>
               <a:graphicData uri="http://schemas.openxmlformats.org/drawingml/2006/picture">
                 <pic:pic>
                   <pic:nvPicPr>
-                    <pic:cNvPr descr="figures/3_models/cogmen_arch.png" id="76" name="Picture"/>
+                    <pic:cNvPr descr="figures/3_models/cogmen_arch.png" id="80" name="Picture"/>
                     <pic:cNvPicPr>
                       <a:picLocks noChangeArrowheads="1" noChangeAspect="1"/>
                     </pic:cNvPicPr>
                   </pic:nvPicPr>
                   <pic:blipFill>
-                    <a:blip r:embed="rId74"/>
+                    <a:blip r:embed="rId78"/>
                     <a:stretch>
                       <a:fillRect/>
                     </a:stretch>
@@ -9144,7 +9438,7 @@
         <w:pStyle w:val="Compact"/>
         <w:numPr>
           <w:ilvl w:val="0"/>
-          <w:numId w:val="1019"/>
+          <w:numId w:val="1021"/>
         </w:numPr>
       </w:pPr>
       <w:r>
@@ -9156,7 +9450,7 @@
         <w:pStyle w:val="Compact"/>
         <w:numPr>
           <w:ilvl w:val="0"/>
-          <w:numId w:val="1019"/>
+          <w:numId w:val="1021"/>
         </w:numPr>
       </w:pPr>
       <w:r>
@@ -9168,7 +9462,7 @@
         <w:pStyle w:val="Compact"/>
         <w:numPr>
           <w:ilvl w:val="0"/>
-          <w:numId w:val="1019"/>
+          <w:numId w:val="1021"/>
         </w:numPr>
       </w:pPr>
       <w:r>
@@ -9180,7 +9474,7 @@
         <w:pStyle w:val="Compact"/>
         <w:numPr>
           <w:ilvl w:val="0"/>
-          <w:numId w:val="1019"/>
+          <w:numId w:val="1021"/>
         </w:numPr>
       </w:pPr>
       <w:r>
@@ -9192,20 +9486,20 @@
         <w:pStyle w:val="Compact"/>
         <w:numPr>
           <w:ilvl w:val="0"/>
-          <w:numId w:val="1019"/>
+          <w:numId w:val="1021"/>
         </w:numPr>
       </w:pPr>
       <w:r>
         <w:t xml:space="preserve">Класификатор емоција</w:t>
       </w:r>
     </w:p>
-    <w:bookmarkStart w:id="77" w:name="контекст-екстрактор"/>
+    <w:bookmarkStart w:id="81" w:name="контекст-екстрактор"/>
     <w:p>
       <w:pPr>
         <w:pStyle w:val="Heading3"/>
       </w:pPr>
       <w:r>
-        <w:t xml:space="preserve">3.2.1 Контекст екстрактор</w:t>
+        <w:t xml:space="preserve">4.2.1 Контекст екстрактор</w:t>
       </w:r>
     </w:p>
     <w:p>
@@ -9297,7 +9591,7 @@
         <w:pStyle w:val="Compact"/>
         <w:numPr>
           <w:ilvl w:val="0"/>
-          <w:numId w:val="1020"/>
+          <w:numId w:val="1022"/>
         </w:numPr>
       </w:pPr>
       <w:r>
@@ -9381,7 +9675,7 @@
         <w:pStyle w:val="Compact"/>
         <w:numPr>
           <w:ilvl w:val="0"/>
-          <w:numId w:val="1020"/>
+          <w:numId w:val="1022"/>
         </w:numPr>
       </w:pPr>
       <w:r>
@@ -9465,7 +9759,7 @@
         <w:pStyle w:val="Compact"/>
         <w:numPr>
           <w:ilvl w:val="0"/>
-          <w:numId w:val="1020"/>
+          <w:numId w:val="1022"/>
         </w:numPr>
       </w:pPr>
       <w:r>
@@ -11806,14 +12100,14 @@
         </m:oMath>
       </m:oMathPara>
     </w:p>
-    <w:bookmarkEnd w:id="77"/>
-    <w:bookmarkStart w:id="78" w:name="формирање-графа"/>
+    <w:bookmarkEnd w:id="81"/>
+    <w:bookmarkStart w:id="82" w:name="формирање-графа"/>
     <w:p>
       <w:pPr>
         <w:pStyle w:val="Heading3"/>
       </w:pPr>
       <w:r>
-        <w:t xml:space="preserve">3.2.2 Формирање графа</w:t>
+        <w:t xml:space="preserve">4.2.2 Формирање графа</w:t>
       </w:r>
     </w:p>
     <w:p>
@@ -12214,7 +12508,7 @@
       <w:pPr>
         <w:numPr>
           <w:ilvl w:val="0"/>
-          <w:numId w:val="1021"/>
+          <w:numId w:val="1023"/>
         </w:numPr>
       </w:pPr>
       <w:r>
@@ -12385,7 +12679,7 @@
       <w:pPr>
         <w:numPr>
           <w:ilvl w:val="0"/>
-          <w:numId w:val="1021"/>
+          <w:numId w:val="1023"/>
         </w:numPr>
       </w:pPr>
       <w:r>
@@ -12602,14 +12896,14 @@
         <w:t xml:space="preserve">) изговоре, који представлљају хиперпараметре.</w:t>
       </w:r>
     </w:p>
-    <w:bookmarkEnd w:id="78"/>
-    <w:bookmarkStart w:id="79" w:name="релациона-граф-неуронска-мрежа"/>
+    <w:bookmarkEnd w:id="82"/>
+    <w:bookmarkStart w:id="83" w:name="релациона-граф-неуронска-мрежа"/>
     <w:p>
       <w:pPr>
         <w:pStyle w:val="Heading3"/>
       </w:pPr>
       <w:r>
-        <w:t xml:space="preserve">3.2.3 Релациона граф неуронска мрежа</w:t>
+        <w:t xml:space="preserve">4.2.3 Релациона граф неуронска мрежа</w:t>
       </w:r>
     </w:p>
     <w:p>
@@ -12915,7 +13209,7 @@
         <w:pStyle w:val="Compact"/>
         <w:numPr>
           <w:ilvl w:val="0"/>
-          <w:numId w:val="1022"/>
+          <w:numId w:val="1024"/>
         </w:numPr>
       </w:pPr>
       <m:oMath>
@@ -12985,7 +13279,7 @@
         <w:pStyle w:val="Compact"/>
         <w:numPr>
           <w:ilvl w:val="0"/>
-          <w:numId w:val="1022"/>
+          <w:numId w:val="1024"/>
         </w:numPr>
       </w:pPr>
       <m:oMath>
@@ -13035,7 +13329,7 @@
         <w:pStyle w:val="Compact"/>
         <w:numPr>
           <w:ilvl w:val="0"/>
-          <w:numId w:val="1022"/>
+          <w:numId w:val="1024"/>
         </w:numPr>
       </w:pPr>
       <m:oMath>
@@ -13095,7 +13389,7 @@
         <w:pStyle w:val="Compact"/>
         <w:numPr>
           <w:ilvl w:val="0"/>
-          <w:numId w:val="1022"/>
+          <w:numId w:val="1024"/>
         </w:numPr>
       </w:pPr>
       <m:oMath>
@@ -13151,14 +13445,14 @@
         <w:t xml:space="preserve">, респективно</w:t>
       </w:r>
     </w:p>
-    <w:bookmarkEnd w:id="79"/>
-    <w:bookmarkStart w:id="80" w:name="граф-трансформер"/>
+    <w:bookmarkEnd w:id="83"/>
+    <w:bookmarkStart w:id="84" w:name="граф-трансформер"/>
     <w:p>
       <w:pPr>
         <w:pStyle w:val="Heading3"/>
       </w:pPr>
       <w:r>
-        <w:t xml:space="preserve">3.2.4 Граф трансформер</w:t>
+        <w:t xml:space="preserve">4.2.4 Граф трансформер</w:t>
       </w:r>
     </w:p>
     <w:p>
@@ -13718,14 +14012,14 @@
         </m:oMath>
       </m:oMathPara>
     </w:p>
-    <w:bookmarkEnd w:id="80"/>
-    <w:bookmarkStart w:id="81" w:name="класификатор-емоција"/>
+    <w:bookmarkEnd w:id="84"/>
+    <w:bookmarkStart w:id="85" w:name="класификатор-емоција"/>
     <w:p>
       <w:pPr>
         <w:pStyle w:val="Heading3"/>
       </w:pPr>
       <w:r>
-        <w:t xml:space="preserve">3.2.5 Класификатор емоција</w:t>
+        <w:t xml:space="preserve">4.2.5 Класификатор емоција</w:t>
       </w:r>
     </w:p>
     <w:p>
@@ -14026,14 +14320,14 @@
         </m:oMath>
       </m:oMathPara>
     </w:p>
-    <w:bookmarkEnd w:id="81"/>
-    <w:bookmarkStart w:id="85" w:name="хиперпараметри-модела"/>
+    <w:bookmarkEnd w:id="85"/>
+    <w:bookmarkStart w:id="89" w:name="хиперпараметри-модела"/>
     <w:p>
       <w:pPr>
         <w:pStyle w:val="Heading3"/>
       </w:pPr>
       <w:r>
-        <w:t xml:space="preserve">3.2.6 Хиперпараметри модела</w:t>
+        <w:t xml:space="preserve">4.2.6 Хиперпараметри модела</w:t>
       </w:r>
     </w:p>
     <w:p>
@@ -14081,7 +14375,7 @@
         <w:pStyle w:val="Compact"/>
         <w:numPr>
           <w:ilvl w:val="0"/>
-          <w:numId w:val="1023"/>
+          <w:numId w:val="1025"/>
         </w:numPr>
       </w:pPr>
       <w:r>
@@ -14109,7 +14403,7 @@
         <w:pStyle w:val="Compact"/>
         <w:numPr>
           <w:ilvl w:val="1"/>
-          <w:numId w:val="1024"/>
+          <w:numId w:val="1026"/>
         </w:numPr>
       </w:pPr>
       <w:r>
@@ -14136,7 +14430,7 @@
         <w:pStyle w:val="Compact"/>
         <w:numPr>
           <w:ilvl w:val="1"/>
-          <w:numId w:val="1024"/>
+          <w:numId w:val="1026"/>
         </w:numPr>
       </w:pPr>
       <w:r>
@@ -14172,7 +14466,7 @@
         <w:pStyle w:val="Compact"/>
         <w:numPr>
           <w:ilvl w:val="1"/>
-          <w:numId w:val="1024"/>
+          <w:numId w:val="1026"/>
         </w:numPr>
       </w:pPr>
       <w:r>
@@ -14202,7 +14496,7 @@
         <w:pStyle w:val="Compact"/>
         <w:numPr>
           <w:ilvl w:val="1"/>
-          <w:numId w:val="1024"/>
+          <w:numId w:val="1026"/>
         </w:numPr>
       </w:pPr>
       <w:r>
@@ -14247,7 +14541,7 @@
         <w:pStyle w:val="Compact"/>
         <w:numPr>
           <w:ilvl w:val="0"/>
-          <w:numId w:val="1023"/>
+          <w:numId w:val="1025"/>
         </w:numPr>
       </w:pPr>
       <w:r>
@@ -14275,7 +14569,7 @@
         <w:pStyle w:val="Compact"/>
         <w:numPr>
           <w:ilvl w:val="1"/>
-          <w:numId w:val="1025"/>
+          <w:numId w:val="1027"/>
         </w:numPr>
       </w:pPr>
       <w:r>
@@ -14287,7 +14581,7 @@
         <w:pStyle w:val="Compact"/>
         <w:numPr>
           <w:ilvl w:val="2"/>
-          <w:numId w:val="1026"/>
+          <w:numId w:val="1028"/>
         </w:numPr>
       </w:pPr>
       <w:r>
@@ -14314,7 +14608,7 @@
         <w:pStyle w:val="Compact"/>
         <w:numPr>
           <w:ilvl w:val="2"/>
-          <w:numId w:val="1026"/>
+          <w:numId w:val="1028"/>
         </w:numPr>
       </w:pPr>
       <w:r>
@@ -14350,7 +14644,7 @@
         <w:pStyle w:val="Compact"/>
         <w:numPr>
           <w:ilvl w:val="2"/>
-          <w:numId w:val="1026"/>
+          <w:numId w:val="1028"/>
         </w:numPr>
       </w:pPr>
       <w:r>
@@ -14380,7 +14674,7 @@
         <w:pStyle w:val="Compact"/>
         <w:numPr>
           <w:ilvl w:val="2"/>
-          <w:numId w:val="1026"/>
+          <w:numId w:val="1028"/>
         </w:numPr>
       </w:pPr>
       <w:r>
@@ -14425,7 +14719,7 @@
         <w:pStyle w:val="Compact"/>
         <w:numPr>
           <w:ilvl w:val="1"/>
-          <w:numId w:val="1025"/>
+          <w:numId w:val="1027"/>
         </w:numPr>
       </w:pPr>
       <w:r>
@@ -14437,7 +14731,7 @@
         <w:pStyle w:val="Compact"/>
         <w:numPr>
           <w:ilvl w:val="2"/>
-          <w:numId w:val="1027"/>
+          <w:numId w:val="1029"/>
         </w:numPr>
       </w:pPr>
       <w:r>
@@ -14464,7 +14758,7 @@
         <w:pStyle w:val="Compact"/>
         <w:numPr>
           <w:ilvl w:val="2"/>
-          <w:numId w:val="1027"/>
+          <w:numId w:val="1029"/>
         </w:numPr>
       </w:pPr>
       <w:r>
@@ -14500,7 +14794,7 @@
         <w:pStyle w:val="Compact"/>
         <w:numPr>
           <w:ilvl w:val="2"/>
-          <w:numId w:val="1027"/>
+          <w:numId w:val="1029"/>
         </w:numPr>
       </w:pPr>
       <w:r>
@@ -14530,7 +14824,7 @@
         <w:pStyle w:val="Compact"/>
         <w:numPr>
           <w:ilvl w:val="2"/>
-          <w:numId w:val="1027"/>
+          <w:numId w:val="1029"/>
         </w:numPr>
       </w:pPr>
       <w:r>
@@ -14575,7 +14869,7 @@
         <w:pStyle w:val="Compact"/>
         <w:numPr>
           <w:ilvl w:val="1"/>
-          <w:numId w:val="1025"/>
+          <w:numId w:val="1027"/>
         </w:numPr>
       </w:pPr>
       <w:r>
@@ -14587,7 +14881,7 @@
         <w:pStyle w:val="Compact"/>
         <w:numPr>
           <w:ilvl w:val="2"/>
-          <w:numId w:val="1028"/>
+          <w:numId w:val="1030"/>
         </w:numPr>
       </w:pPr>
       <w:r>
@@ -14614,7 +14908,7 @@
         <w:pStyle w:val="Compact"/>
         <w:numPr>
           <w:ilvl w:val="2"/>
-          <w:numId w:val="1028"/>
+          <w:numId w:val="1030"/>
         </w:numPr>
       </w:pPr>
       <w:r>
@@ -14650,7 +14944,7 @@
         <w:pStyle w:val="Compact"/>
         <w:numPr>
           <w:ilvl w:val="2"/>
-          <w:numId w:val="1028"/>
+          <w:numId w:val="1030"/>
         </w:numPr>
       </w:pPr>
       <w:r>
@@ -14680,7 +14974,7 @@
         <w:pStyle w:val="Compact"/>
         <w:numPr>
           <w:ilvl w:val="2"/>
-          <w:numId w:val="1028"/>
+          <w:numId w:val="1030"/>
         </w:numPr>
       </w:pPr>
       <w:r>
@@ -14801,18 +15095,18 @@
           <wp:inline>
             <wp:extent cx="3022332" cy="1742172"/>
             <wp:effectExtent b="0" l="0" r="0" t="0"/>
-            <wp:docPr descr="Перформансе COGMENа у зависности од величине прозора" title="" id="83" name="Picture"/>
+            <wp:docPr descr="Перформансе COGMENа у зависности од величине прозора" title="" id="87" name="Picture"/>
             <a:graphic>
               <a:graphicData uri="http://schemas.openxmlformats.org/drawingml/2006/picture">
                 <pic:pic>
                   <pic:nvPicPr>
-                    <pic:cNvPr descr="figures/3_models/cogmen_window.png" id="84" name="Picture"/>
+                    <pic:cNvPr descr="figures/3_models/cogmen_window.png" id="88" name="Picture"/>
                     <pic:cNvPicPr>
                       <a:picLocks noChangeArrowheads="1" noChangeAspect="1"/>
                     </pic:cNvPicPr>
                   </pic:nvPicPr>
                   <pic:blipFill>
-                    <a:blip r:embed="rId82"/>
+                    <a:blip r:embed="rId86"/>
                     <a:stretch>
                       <a:fillRect/>
                     </a:stretch>
@@ -14839,15 +15133,15 @@
         </w:drawing>
       </w:r>
     </w:p>
-    <w:bookmarkEnd w:id="85"/>
-    <w:bookmarkEnd w:id="86"/>
-    <w:bookmarkStart w:id="100" w:name="експериментални-резултати"/>
+    <w:bookmarkEnd w:id="89"/>
+    <w:bookmarkEnd w:id="90"/>
+    <w:bookmarkStart w:id="104" w:name="експериментални-резултати"/>
     <w:p>
       <w:pPr>
         <w:pStyle w:val="Heading2"/>
       </w:pPr>
       <w:r>
-        <w:t xml:space="preserve">3.3 Експериментални резултати</w:t>
+        <w:t xml:space="preserve">4.3 Експериментални резултати</w:t>
       </w:r>
     </w:p>
     <w:p>
@@ -14858,13 +15152,13 @@
         <w:t xml:space="preserve">Тестирање перформанси модела је вршено на два скупа података</w:t>
       </w:r>
     </w:p>
-    <w:bookmarkStart w:id="95" w:name="iemocap"/>
+    <w:bookmarkStart w:id="99" w:name="iemocap"/>
     <w:p>
       <w:pPr>
         <w:pStyle w:val="Heading3"/>
       </w:pPr>
       <w:r>
-        <w:t xml:space="preserve">3.3.1</w:t>
+        <w:t xml:space="preserve">4.3.1</w:t>
       </w:r>
       <w:r>
         <w:t xml:space="preserve"> </w:t>
@@ -15006,7 +15300,7 @@
         <w:t xml:space="preserve">модела.</w:t>
       </w:r>
     </w:p>
-    <w:bookmarkStart w:id="90" w:name="тестирање-са-6-емоција"/>
+    <w:bookmarkStart w:id="94" w:name="тестирање-са-6-емоција"/>
     <w:p>
       <w:pPr>
         <w:pStyle w:val="Heading4"/>
@@ -15155,18 +15449,18 @@
           <wp:inline>
             <wp:extent cx="5334000" cy="1948295"/>
             <wp:effectExtent b="0" l="0" r="0" t="0"/>
-            <wp:docPr descr="Перформансе COGMEN модела на IEMOCAP скупу са 6 емоција" title="" id="88" name="Picture"/>
+            <wp:docPr descr="Перформансе COGMEN модела на IEMOCAP скупу са 6 емоција" title="" id="92" name="Picture"/>
             <a:graphic>
               <a:graphicData uri="http://schemas.openxmlformats.org/drawingml/2006/picture">
                 <pic:pic>
                   <pic:nvPicPr>
-                    <pic:cNvPr descr="figures/3_models/iemocap_6.png" id="89" name="Picture"/>
+                    <pic:cNvPr descr="figures/3_models/iemocap_6.png" id="93" name="Picture"/>
                     <pic:cNvPicPr>
                       <a:picLocks noChangeArrowheads="1" noChangeAspect="1"/>
                     </pic:cNvPicPr>
                   </pic:nvPicPr>
                   <pic:blipFill>
-                    <a:blip r:embed="rId87"/>
+                    <a:blip r:embed="rId91"/>
                     <a:stretch>
                       <a:fillRect/>
                     </a:stretch>
@@ -15193,8 +15487,8 @@
         </w:drawing>
       </w:r>
     </w:p>
-    <w:bookmarkEnd w:id="90"/>
-    <w:bookmarkStart w:id="94" w:name="тестирање-са-4-емоција"/>
+    <w:bookmarkEnd w:id="94"/>
+    <w:bookmarkStart w:id="98" w:name="тестирање-са-4-емоција"/>
     <w:p>
       <w:pPr>
         <w:pStyle w:val="Heading4"/>
@@ -15298,18 +15592,18 @@
           <wp:inline>
             <wp:extent cx="4620126" cy="1029903"/>
             <wp:effectExtent b="0" l="0" r="0" t="0"/>
-            <wp:docPr descr="Перформансе COGMEN модела на IEMOCAP скупу са 4 емоција" title="" id="92" name="Picture"/>
+            <wp:docPr descr="Перформансе COGMEN модела на IEMOCAP скупу са 4 емоција" title="" id="96" name="Picture"/>
             <a:graphic>
               <a:graphicData uri="http://schemas.openxmlformats.org/drawingml/2006/picture">
                 <pic:pic>
                   <pic:nvPicPr>
-                    <pic:cNvPr descr="figures/3_models/iemocap_4.png" id="93" name="Picture"/>
+                    <pic:cNvPr descr="figures/3_models/iemocap_4.png" id="97" name="Picture"/>
                     <pic:cNvPicPr>
                       <a:picLocks noChangeArrowheads="1" noChangeAspect="1"/>
                     </pic:cNvPicPr>
                   </pic:nvPicPr>
                   <pic:blipFill>
-                    <a:blip r:embed="rId91"/>
+                    <a:blip r:embed="rId95"/>
                     <a:stretch>
                       <a:fillRect/>
                     </a:stretch>
@@ -15336,15 +15630,15 @@
         </w:drawing>
       </w:r>
     </w:p>
-    <w:bookmarkEnd w:id="94"/>
-    <w:bookmarkEnd w:id="95"/>
-    <w:bookmarkStart w:id="99" w:name="mosei"/>
+    <w:bookmarkEnd w:id="98"/>
+    <w:bookmarkEnd w:id="99"/>
+    <w:bookmarkStart w:id="103" w:name="mosei"/>
     <w:p>
       <w:pPr>
         <w:pStyle w:val="Heading3"/>
       </w:pPr>
       <w:r>
-        <w:t xml:space="preserve">3.3.2</w:t>
+        <w:t xml:space="preserve">4.3.2</w:t>
       </w:r>
       <w:r>
         <w:t xml:space="preserve"> </w:t>
@@ -15380,7 +15674,7 @@
         <w:pStyle w:val="Compact"/>
         <w:numPr>
           <w:ilvl w:val="0"/>
-          <w:numId w:val="1029"/>
+          <w:numId w:val="1031"/>
         </w:numPr>
       </w:pPr>
       <w:r>
@@ -15392,7 +15686,7 @@
         <w:pStyle w:val="Compact"/>
         <w:numPr>
           <w:ilvl w:val="0"/>
-          <w:numId w:val="1029"/>
+          <w:numId w:val="1031"/>
         </w:numPr>
       </w:pPr>
       <w:r>
@@ -15569,7 +15863,7 @@
         <w:pStyle w:val="Compact"/>
         <w:numPr>
           <w:ilvl w:val="0"/>
-          <w:numId w:val="1030"/>
+          <w:numId w:val="1032"/>
         </w:numPr>
       </w:pPr>
       <w:r>
@@ -15588,7 +15882,7 @@
         <w:pStyle w:val="Compact"/>
         <w:numPr>
           <w:ilvl w:val="0"/>
-          <w:numId w:val="1030"/>
+          <w:numId w:val="1032"/>
         </w:numPr>
       </w:pPr>
       <w:r>
@@ -15714,18 +16008,18 @@
           <wp:inline>
             <wp:extent cx="5334000" cy="1700800"/>
             <wp:effectExtent b="0" l="0" r="0" t="0"/>
-            <wp:docPr descr="Перформансе COGMEN модела на MOSEI скупу" title="" id="97" name="Picture"/>
+            <wp:docPr descr="Перформансе COGMEN модела на MOSEI скупу" title="" id="101" name="Picture"/>
             <a:graphic>
               <a:graphicData uri="http://schemas.openxmlformats.org/drawingml/2006/picture">
                 <pic:pic>
                   <pic:nvPicPr>
-                    <pic:cNvPr descr="figures/3_models/mosei.png" id="98" name="Picture"/>
+                    <pic:cNvPr descr="figures/3_models/mosei.png" id="102" name="Picture"/>
                     <pic:cNvPicPr>
                       <a:picLocks noChangeArrowheads="1" noChangeAspect="1"/>
                     </pic:cNvPicPr>
                   </pic:nvPicPr>
                   <pic:blipFill>
-                    <a:blip r:embed="rId96"/>
+                    <a:blip r:embed="rId100"/>
                     <a:stretch>
                       <a:fillRect/>
                     </a:stretch>
@@ -15776,15 +16070,15 @@
         <w:t xml:space="preserve">у стању да извуче релевантне информације и из видеа.</w:t>
       </w:r>
     </w:p>
-    <w:bookmarkEnd w:id="99"/>
-    <w:bookmarkEnd w:id="100"/>
-    <w:bookmarkStart w:id="115" w:name="оптимизација-cogmen-модела"/>
+    <w:bookmarkEnd w:id="103"/>
+    <w:bookmarkEnd w:id="104"/>
+    <w:bookmarkStart w:id="119" w:name="оптимизација-cogmen-модела"/>
     <w:p>
       <w:pPr>
         <w:pStyle w:val="Heading2"/>
       </w:pPr>
       <w:r>
-        <w:t xml:space="preserve">3.4 Оптимизација</w:t>
+        <w:t xml:space="preserve">4.4 Оптимизација</w:t>
       </w:r>
       <w:r>
         <w:t xml:space="preserve"> </w:t>
@@ -15869,7 +16163,7 @@
         <w:pStyle w:val="Compact"/>
         <w:numPr>
           <w:ilvl w:val="0"/>
-          <w:numId w:val="1031"/>
+          <w:numId w:val="1033"/>
         </w:numPr>
       </w:pPr>
       <w:r>
@@ -15919,7 +16213,7 @@
         <w:pStyle w:val="Compact"/>
         <w:numPr>
           <w:ilvl w:val="0"/>
-          <w:numId w:val="1031"/>
+          <w:numId w:val="1033"/>
         </w:numPr>
       </w:pPr>
       <w:r>
@@ -15991,7 +16285,7 @@
         <w:pStyle w:val="Compact"/>
         <w:numPr>
           <w:ilvl w:val="0"/>
-          <w:numId w:val="1032"/>
+          <w:numId w:val="1034"/>
         </w:numPr>
       </w:pPr>
       <w:r>
@@ -16016,7 +16310,7 @@
         <w:pStyle w:val="Compact"/>
         <w:numPr>
           <w:ilvl w:val="0"/>
-          <w:numId w:val="1032"/>
+          <w:numId w:val="1034"/>
         </w:numPr>
       </w:pPr>
       <w:r>
@@ -16040,18 +16334,18 @@
           <wp:inline>
             <wp:extent cx="4552749" cy="847023"/>
             <wp:effectExtent b="0" l="0" r="0" t="0"/>
-            <wp:docPr descr="Перформансе COGMEN модела пре квантизације" title="" id="102" name="Picture"/>
+            <wp:docPr descr="Перформансе COGMEN модела пре квантизације" title="" id="106" name="Picture"/>
             <a:graphic>
               <a:graphicData uri="http://schemas.openxmlformats.org/drawingml/2006/picture">
                 <pic:pic>
                   <pic:nvPicPr>
-                    <pic:cNvPr descr="figures/3_models/cogmen_preq.png" id="103" name="Picture"/>
+                    <pic:cNvPr descr="figures/3_models/cogmen_preq.png" id="107" name="Picture"/>
                     <pic:cNvPicPr>
                       <a:picLocks noChangeArrowheads="1" noChangeAspect="1"/>
                     </pic:cNvPicPr>
                   </pic:nvPicPr>
                   <pic:blipFill>
-                    <a:blip r:embed="rId101"/>
+                    <a:blip r:embed="rId105"/>
                     <a:stretch>
                       <a:fillRect/>
                     </a:stretch>
@@ -16078,13 +16372,13 @@
         </w:drawing>
       </w:r>
     </w:p>
-    <w:bookmarkStart w:id="107" w:name="бинаризација"/>
+    <w:bookmarkStart w:id="111" w:name="бинаризација"/>
     <w:p>
       <w:pPr>
         <w:pStyle w:val="Heading3"/>
       </w:pPr>
       <w:r>
-        <w:t xml:space="preserve">3.4.1 Бинаризација</w:t>
+        <w:t xml:space="preserve">4.4.1 Бинаризација</w:t>
       </w:r>
     </w:p>
     <w:p>
@@ -16327,18 +16621,18 @@
           <wp:inline>
             <wp:extent cx="4533498" cy="1049153"/>
             <wp:effectExtent b="0" l="0" r="0" t="0"/>
-            <wp:docPr descr="Перформансе COGMEN модела након бинаризације" title="" id="105" name="Picture"/>
+            <wp:docPr descr="Перформансе COGMEN модела након бинаризације" title="" id="109" name="Picture"/>
             <a:graphic>
               <a:graphicData uri="http://schemas.openxmlformats.org/drawingml/2006/picture">
                 <pic:pic>
                   <pic:nvPicPr>
-                    <pic:cNvPr descr="figures/3_models/cogmen_bin.png" id="106" name="Picture"/>
+                    <pic:cNvPr descr="figures/3_models/cogmen_bin.png" id="110" name="Picture"/>
                     <pic:cNvPicPr>
                       <a:picLocks noChangeArrowheads="1" noChangeAspect="1"/>
                     </pic:cNvPicPr>
                   </pic:nvPicPr>
                   <pic:blipFill>
-                    <a:blip r:embed="rId104"/>
+                    <a:blip r:embed="rId108"/>
                     <a:stretch>
                       <a:fillRect/>
                     </a:stretch>
@@ -16373,14 +16667,14 @@
         <w:t xml:space="preserve">Потенцијални разлог лоших перформанси бинаризованог модела је то што расподела у хистограму тежина модела не прати Лапласову расподелу око нуле, при чему би у том случају бинаризација била погоднија метода квантизације.</w:t>
       </w:r>
     </w:p>
-    <w:bookmarkEnd w:id="107"/>
-    <w:bookmarkStart w:id="114" w:name="fp8-квантизација"/>
+    <w:bookmarkEnd w:id="111"/>
+    <w:bookmarkStart w:id="118" w:name="fp8-квантизација"/>
     <w:p>
       <w:pPr>
         <w:pStyle w:val="Heading3"/>
       </w:pPr>
       <w:r>
-        <w:t xml:space="preserve">3.4.2</w:t>
+        <w:t xml:space="preserve">4.4.2</w:t>
       </w:r>
       <w:r>
         <w:t xml:space="preserve"> </w:t>
@@ -16428,7 +16722,7 @@
         <w:pStyle w:val="Compact"/>
         <w:numPr>
           <w:ilvl w:val="0"/>
-          <w:numId w:val="1033"/>
+          <w:numId w:val="1035"/>
         </w:numPr>
       </w:pPr>
       <w:r>
@@ -16450,7 +16744,7 @@
         <w:pStyle w:val="Compact"/>
         <w:numPr>
           <w:ilvl w:val="0"/>
-          <w:numId w:val="1033"/>
+          <w:numId w:val="1035"/>
         </w:numPr>
       </w:pPr>
       <w:r>
@@ -16462,7 +16756,7 @@
         <w:pStyle w:val="Compact"/>
         <w:numPr>
           <w:ilvl w:val="0"/>
-          <w:numId w:val="1033"/>
+          <w:numId w:val="1035"/>
         </w:numPr>
       </w:pPr>
       <w:r>
@@ -17175,7 +17469,7 @@
         <w:pStyle w:val="Compact"/>
         <w:numPr>
           <w:ilvl w:val="0"/>
-          <w:numId w:val="1034"/>
+          <w:numId w:val="1036"/>
         </w:numPr>
       </w:pPr>
       <w:r>
@@ -17314,18 +17608,18 @@
           <wp:inline>
             <wp:extent cx="4485372" cy="1039528"/>
             <wp:effectExtent b="0" l="0" r="0" t="0"/>
-            <wp:docPr descr="Перформансе COGMEN модела након квантизације на float8" title="" id="109" name="Picture"/>
+            <wp:docPr descr="Перформансе COGMEN модела након квантизације на float8" title="" id="113" name="Picture"/>
             <a:graphic>
               <a:graphicData uri="http://schemas.openxmlformats.org/drawingml/2006/picture">
                 <pic:pic>
                   <pic:nvPicPr>
-                    <pic:cNvPr descr="figures/3_models/cogmen_fp8.png" id="110" name="Picture"/>
+                    <pic:cNvPr descr="figures/3_models/cogmen_fp8.png" id="114" name="Picture"/>
                     <pic:cNvPicPr>
                       <a:picLocks noChangeArrowheads="1" noChangeAspect="1"/>
                     </pic:cNvPicPr>
                   </pic:nvPicPr>
                   <pic:blipFill>
-                    <a:blip r:embed="rId108"/>
+                    <a:blip r:embed="rId112"/>
                     <a:stretch>
                       <a:fillRect/>
                     </a:stretch>
@@ -17369,18 +17663,18 @@
           <wp:inline>
             <wp:extent cx="3368842" cy="837397"/>
             <wp:effectExtent b="0" l="0" r="0" t="0"/>
-            <wp:docPr descr="Меморијска захтевност COGMEN модела у зависности од квантизације" title="" id="112" name="Picture"/>
+            <wp:docPr descr="Меморијска захтевност COGMEN модела у зависности од квантизације" title="" id="116" name="Picture"/>
             <a:graphic>
               <a:graphicData uri="http://schemas.openxmlformats.org/drawingml/2006/picture">
                 <pic:pic>
                   <pic:nvPicPr>
-                    <pic:cNvPr descr="figures/3_models/cogmen_mem.png" id="113" name="Picture"/>
+                    <pic:cNvPr descr="figures/3_models/cogmen_mem.png" id="117" name="Picture"/>
                     <pic:cNvPicPr>
                       <a:picLocks noChangeArrowheads="1" noChangeAspect="1"/>
                     </pic:cNvPicPr>
                   </pic:nvPicPr>
                   <pic:blipFill>
-                    <a:blip r:embed="rId111"/>
+                    <a:blip r:embed="rId115"/>
                     <a:stretch>
                       <a:fillRect/>
                     </a:stretch>
@@ -17407,89 +17701,89 @@
         </w:drawing>
       </w:r>
     </w:p>
-    <w:bookmarkEnd w:id="114"/>
-    <w:bookmarkEnd w:id="115"/>
-    <w:bookmarkEnd w:id="116"/>
-    <w:bookmarkStart w:id="120" w:name="jepa"/>
-    <w:p>
-      <w:pPr>
-        <w:pStyle w:val="Heading1"/>
-      </w:pPr>
-      <w:r>
-        <w:t xml:space="preserve">4. JEPA</w:t>
-      </w:r>
-    </w:p>
-    <w:p>
-      <w:pPr>
-        <w:pStyle w:val="FirstParagraph"/>
-      </w:pPr>
-      <w:r>
-        <w:t xml:space="preserve">У наредном поглављу обрадићемо JEPA (Joint Embedding Predictive Architecture) архитектуру.</w:t>
-      </w:r>
-      <w:r>
-        <w:t xml:space="preserve"> </w:t>
-      </w:r>
-      <w:r>
-        <w:t xml:space="preserve">Циљ ове архитектуре је научити боље репрезентације, односно embedding-е, тако што модел учи да предвиди скривене делове репрезантација или будуће репрезентације на основу тренутних.</w:t>
-      </w:r>
-      <w:r>
-        <w:t xml:space="preserve"> </w:t>
-      </w:r>
-      <w:r>
-        <w:t xml:space="preserve">Принципе рада оваквих модела ћемо касније искористити за потенцијално унапређење COGMEN модела.</w:t>
-      </w:r>
-    </w:p>
-    <w:bookmarkStart w:id="117" w:name="принцип-рада-и-архитектура-jepa-модела"/>
-    <w:p>
-      <w:pPr>
-        <w:pStyle w:val="Heading2"/>
-      </w:pPr>
-      <w:r>
-        <w:t xml:space="preserve">4.1 Принцип рада и архитектура JEPA модела</w:t>
-      </w:r>
-    </w:p>
-    <w:bookmarkEnd w:id="117"/>
-    <w:bookmarkStart w:id="118" w:name="варијанте-jepa"/>
-    <w:p>
-      <w:pPr>
-        <w:pStyle w:val="Heading2"/>
-      </w:pPr>
-      <w:r>
-        <w:t xml:space="preserve">4.2 Варијанте JEPA</w:t>
-      </w:r>
-    </w:p>
     <w:bookmarkEnd w:id="118"/>
-    <w:bookmarkStart w:id="119" w:name="тренирање-jepa-модела"/>
-    <w:p>
-      <w:pPr>
-        <w:pStyle w:val="Heading2"/>
-      </w:pPr>
-      <w:r>
-        <w:t xml:space="preserve">4.3 Тренирање JEPA модела</w:t>
-      </w:r>
-    </w:p>
     <w:bookmarkEnd w:id="119"/>
     <w:bookmarkEnd w:id="120"/>
-    <w:bookmarkStart w:id="121" w:name="предлог-рада"/>
+    <w:bookmarkStart w:id="124" w:name="jepa"/>
     <w:p>
       <w:pPr>
         <w:pStyle w:val="Heading1"/>
       </w:pPr>
       <w:r>
-        <w:t xml:space="preserve">5. Предлог рада</w:t>
+        <w:t xml:space="preserve">5. JEPA</w:t>
+      </w:r>
+    </w:p>
+    <w:p>
+      <w:pPr>
+        <w:pStyle w:val="FirstParagraph"/>
+      </w:pPr>
+      <w:r>
+        <w:t xml:space="preserve">У наредном поглављу обрадићемо JEPA (Joint Embedding Predictive Architecture) архитектуру.</w:t>
+      </w:r>
+      <w:r>
+        <w:t xml:space="preserve"> </w:t>
+      </w:r>
+      <w:r>
+        <w:t xml:space="preserve">Циљ ове архитектуре је научити боље репрезентације, односно embedding-е, тако што модел учи да предвиди скривене делове репрезантација или будуће репрезентације на основу тренутних.</w:t>
+      </w:r>
+      <w:r>
+        <w:t xml:space="preserve"> </w:t>
+      </w:r>
+      <w:r>
+        <w:t xml:space="preserve">Принципе рада оваквих модела ћемо касније искористити за потенцијално унапређење COGMEN модела.</w:t>
+      </w:r>
+    </w:p>
+    <w:bookmarkStart w:id="121" w:name="принцип-рада-и-архитектура-jepa-модела"/>
+    <w:p>
+      <w:pPr>
+        <w:pStyle w:val="Heading2"/>
+      </w:pPr>
+      <w:r>
+        <w:t xml:space="preserve">5.1 Принцип рада и архитектура JEPA модела</w:t>
       </w:r>
     </w:p>
     <w:bookmarkEnd w:id="121"/>
-    <w:bookmarkStart w:id="123" w:name="литература"/>
+    <w:bookmarkStart w:id="122" w:name="варијанте-jepa"/>
+    <w:p>
+      <w:pPr>
+        <w:pStyle w:val="Heading2"/>
+      </w:pPr>
+      <w:r>
+        <w:t xml:space="preserve">5.2 Варијанте JEPA</w:t>
+      </w:r>
+    </w:p>
+    <w:bookmarkEnd w:id="122"/>
+    <w:bookmarkStart w:id="123" w:name="тренирање-jepa-модела"/>
+    <w:p>
+      <w:pPr>
+        <w:pStyle w:val="Heading2"/>
+      </w:pPr>
+      <w:r>
+        <w:t xml:space="preserve">5.3 Тренирање JEPA модела</w:t>
+      </w:r>
+    </w:p>
+    <w:bookmarkEnd w:id="123"/>
+    <w:bookmarkEnd w:id="124"/>
+    <w:bookmarkStart w:id="125" w:name="предлог-рада"/>
     <w:p>
       <w:pPr>
         <w:pStyle w:val="Heading1"/>
       </w:pPr>
       <w:r>
-        <w:t xml:space="preserve">6. Литература</w:t>
-      </w:r>
-    </w:p>
-    <w:bookmarkStart w:id="122" w:name="todo-sredi-literaturu"/>
+        <w:t xml:space="preserve">6. Предлог рада</w:t>
+      </w:r>
+    </w:p>
+    <w:bookmarkEnd w:id="125"/>
+    <w:bookmarkStart w:id="127" w:name="литература"/>
+    <w:p>
+      <w:pPr>
+        <w:pStyle w:val="Heading1"/>
+      </w:pPr>
+      <w:r>
+        <w:t xml:space="preserve">7. Литература</w:t>
+      </w:r>
+    </w:p>
+    <w:bookmarkStart w:id="126" w:name="todo-sredi-literaturu"/>
     <w:p>
       <w:pPr>
         <w:pStyle w:val="Heading2"/>
@@ -17503,7 +17797,7 @@
         <w:pStyle w:val="Compact"/>
         <w:numPr>
           <w:ilvl w:val="0"/>
-          <w:numId w:val="1035"/>
+          <w:numId w:val="1037"/>
         </w:numPr>
       </w:pPr>
       <w:r>
@@ -17515,7 +17809,7 @@
         <w:pStyle w:val="Compact"/>
         <w:numPr>
           <w:ilvl w:val="0"/>
-          <w:numId w:val="1035"/>
+          <w:numId w:val="1037"/>
         </w:numPr>
       </w:pPr>
       <w:r>
@@ -17527,7 +17821,7 @@
         <w:pStyle w:val="Compact"/>
         <w:numPr>
           <w:ilvl w:val="0"/>
-          <w:numId w:val="1035"/>
+          <w:numId w:val="1037"/>
         </w:numPr>
       </w:pPr>
       <w:r>
@@ -17539,7 +17833,7 @@
         <w:pStyle w:val="Compact"/>
         <w:numPr>
           <w:ilvl w:val="0"/>
-          <w:numId w:val="1035"/>
+          <w:numId w:val="1037"/>
         </w:numPr>
       </w:pPr>
       <w:r>
@@ -17551,7 +17845,7 @@
         <w:pStyle w:val="Compact"/>
         <w:numPr>
           <w:ilvl w:val="0"/>
-          <w:numId w:val="1035"/>
+          <w:numId w:val="1037"/>
         </w:numPr>
       </w:pPr>
       <w:r>
@@ -17563,7 +17857,7 @@
         <w:pStyle w:val="Compact"/>
         <w:numPr>
           <w:ilvl w:val="0"/>
-          <w:numId w:val="1035"/>
+          <w:numId w:val="1037"/>
         </w:numPr>
       </w:pPr>
       <w:r>
@@ -17575,7 +17869,7 @@
         <w:pStyle w:val="Compact"/>
         <w:numPr>
           <w:ilvl w:val="0"/>
-          <w:numId w:val="1035"/>
+          <w:numId w:val="1037"/>
         </w:numPr>
       </w:pPr>
       <w:r>
@@ -17587,7 +17881,7 @@
         <w:pStyle w:val="Compact"/>
         <w:numPr>
           <w:ilvl w:val="0"/>
-          <w:numId w:val="1035"/>
+          <w:numId w:val="1037"/>
         </w:numPr>
       </w:pPr>
       <w:r>
@@ -17599,7 +17893,7 @@
         <w:pStyle w:val="Compact"/>
         <w:numPr>
           <w:ilvl w:val="0"/>
-          <w:numId w:val="1035"/>
+          <w:numId w:val="1037"/>
         </w:numPr>
       </w:pPr>
       <w:r>
@@ -17611,7 +17905,7 @@
         <w:pStyle w:val="Compact"/>
         <w:numPr>
           <w:ilvl w:val="0"/>
-          <w:numId w:val="1035"/>
+          <w:numId w:val="1037"/>
         </w:numPr>
       </w:pPr>
       <w:r>
@@ -17623,7 +17917,7 @@
         <w:pStyle w:val="Compact"/>
         <w:numPr>
           <w:ilvl w:val="0"/>
-          <w:numId w:val="1035"/>
+          <w:numId w:val="1037"/>
         </w:numPr>
       </w:pPr>
       <w:r>
@@ -17635,15 +17929,15 @@
         <w:pStyle w:val="Compact"/>
         <w:numPr>
           <w:ilvl w:val="0"/>
-          <w:numId w:val="1035"/>
+          <w:numId w:val="1037"/>
         </w:numPr>
       </w:pPr>
       <w:r>
         <w:t xml:space="preserve">https://www.dgl.ai/dgl_docs/tutorials/models/1_gnn/4_rgcn.html</w:t>
       </w:r>
     </w:p>
-    <w:bookmarkEnd w:id="122"/>
-    <w:bookmarkEnd w:id="123"/>
+    <w:bookmarkEnd w:id="126"/>
+    <w:bookmarkEnd w:id="127"/>
     <w:sectPr>
       <w:footnotePr>
         <w:numRestart w:val="eachSect"/>
@@ -17942,6 +18236,91 @@
       </w:rPr>
     </w:lvl>
   </w:abstractNum>
+  <w:abstractNum w:abstractNumId="99412">
+    <w:nsid w:val="00A99412"/>
+    <w:multiLevelType w:val="multilevel"/>
+    <w:lvl w:ilvl="0">
+      <w:start w:val="2"/>
+      <w:numFmt w:val="decimal"/>
+      <w:lvlText w:val="%1."/>
+      <w:lvlJc w:val="left"/>
+      <w:pPr>
+        <w:ind w:left="720" w:hanging="360"/>
+      </w:pPr>
+    </w:lvl>
+    <w:lvl w:ilvl="1">
+      <w:start w:val="2"/>
+      <w:numFmt w:val="decimal"/>
+      <w:lvlText w:val="%2."/>
+      <w:lvlJc w:val="left"/>
+      <w:pPr>
+        <w:ind w:left="1440" w:hanging="360"/>
+      </w:pPr>
+    </w:lvl>
+    <w:lvl w:ilvl="2">
+      <w:start w:val="2"/>
+      <w:numFmt w:val="decimal"/>
+      <w:lvlText w:val="%3."/>
+      <w:lvlJc w:val="left"/>
+      <w:pPr>
+        <w:ind w:left="2160" w:hanging="360"/>
+      </w:pPr>
+    </w:lvl>
+    <w:lvl w:ilvl="3">
+      <w:start w:val="2"/>
+      <w:numFmt w:val="decimal"/>
+      <w:lvlText w:val="%4."/>
+      <w:lvlJc w:val="left"/>
+      <w:pPr>
+        <w:ind w:left="2880" w:hanging="360"/>
+      </w:pPr>
+    </w:lvl>
+    <w:lvl w:ilvl="4">
+      <w:start w:val="2"/>
+      <w:numFmt w:val="decimal"/>
+      <w:lvlText w:val="%5."/>
+      <w:lvlJc w:val="left"/>
+      <w:pPr>
+        <w:ind w:left="3600" w:hanging="360"/>
+      </w:pPr>
+    </w:lvl>
+    <w:lvl w:ilvl="5">
+      <w:start w:val="2"/>
+      <w:numFmt w:val="decimal"/>
+      <w:lvlText w:val="%6."/>
+      <w:lvlJc w:val="left"/>
+      <w:pPr>
+        <w:ind w:left="4320" w:hanging="360"/>
+      </w:pPr>
+    </w:lvl>
+    <w:lvl w:ilvl="6">
+      <w:start w:val="2"/>
+      <w:numFmt w:val="decimal"/>
+      <w:lvlText w:val="%7."/>
+      <w:lvlJc w:val="left"/>
+      <w:pPr>
+        <w:ind w:left="5040" w:hanging="360"/>
+      </w:pPr>
+    </w:lvl>
+    <w:lvl w:ilvl="7">
+      <w:start w:val="2"/>
+      <w:numFmt w:val="decimal"/>
+      <w:lvlText w:val="%8."/>
+      <w:lvlJc w:val="left"/>
+      <w:pPr>
+        <w:ind w:left="5760" w:hanging="360"/>
+      </w:pPr>
+    </w:lvl>
+    <w:lvl w:ilvl="8">
+      <w:start w:val="2"/>
+      <w:numFmt w:val="decimal"/>
+      <w:lvlText w:val="%9."/>
+      <w:lvlJc w:val="left"/>
+      <w:pPr>
+        <w:ind w:left="6480" w:hanging="360"/>
+      </w:pPr>
+    </w:lvl>
+  </w:abstractNum>
   <w:abstractNum w:abstractNumId="99413">
     <w:nsid w:val="00A99413"/>
     <w:multiLevelType w:val="multilevel"/>
@@ -18019,91 +18398,6 @@
     </w:lvl>
     <w:lvl w:ilvl="8">
       <w:start w:val="3"/>
-      <w:numFmt w:val="decimal"/>
-      <w:lvlText w:val="%9."/>
-      <w:lvlJc w:val="left"/>
-      <w:pPr>
-        <w:ind w:left="6480" w:hanging="360"/>
-      </w:pPr>
-    </w:lvl>
-  </w:abstractNum>
-  <w:abstractNum w:abstractNumId="99412">
-    <w:nsid w:val="00A99412"/>
-    <w:multiLevelType w:val="multilevel"/>
-    <w:lvl w:ilvl="0">
-      <w:start w:val="2"/>
-      <w:numFmt w:val="decimal"/>
-      <w:lvlText w:val="%1."/>
-      <w:lvlJc w:val="left"/>
-      <w:pPr>
-        <w:ind w:left="720" w:hanging="360"/>
-      </w:pPr>
-    </w:lvl>
-    <w:lvl w:ilvl="1">
-      <w:start w:val="2"/>
-      <w:numFmt w:val="decimal"/>
-      <w:lvlText w:val="%2."/>
-      <w:lvlJc w:val="left"/>
-      <w:pPr>
-        <w:ind w:left="1440" w:hanging="360"/>
-      </w:pPr>
-    </w:lvl>
-    <w:lvl w:ilvl="2">
-      <w:start w:val="2"/>
-      <w:numFmt w:val="decimal"/>
-      <w:lvlText w:val="%3."/>
-      <w:lvlJc w:val="left"/>
-      <w:pPr>
-        <w:ind w:left="2160" w:hanging="360"/>
-      </w:pPr>
-    </w:lvl>
-    <w:lvl w:ilvl="3">
-      <w:start w:val="2"/>
-      <w:numFmt w:val="decimal"/>
-      <w:lvlText w:val="%4."/>
-      <w:lvlJc w:val="left"/>
-      <w:pPr>
-        <w:ind w:left="2880" w:hanging="360"/>
-      </w:pPr>
-    </w:lvl>
-    <w:lvl w:ilvl="4">
-      <w:start w:val="2"/>
-      <w:numFmt w:val="decimal"/>
-      <w:lvlText w:val="%5."/>
-      <w:lvlJc w:val="left"/>
-      <w:pPr>
-        <w:ind w:left="3600" w:hanging="360"/>
-      </w:pPr>
-    </w:lvl>
-    <w:lvl w:ilvl="5">
-      <w:start w:val="2"/>
-      <w:numFmt w:val="decimal"/>
-      <w:lvlText w:val="%6."/>
-      <w:lvlJc w:val="left"/>
-      <w:pPr>
-        <w:ind w:left="4320" w:hanging="360"/>
-      </w:pPr>
-    </w:lvl>
-    <w:lvl w:ilvl="6">
-      <w:start w:val="2"/>
-      <w:numFmt w:val="decimal"/>
-      <w:lvlText w:val="%7."/>
-      <w:lvlJc w:val="left"/>
-      <w:pPr>
-        <w:ind w:left="5040" w:hanging="360"/>
-      </w:pPr>
-    </w:lvl>
-    <w:lvl w:ilvl="7">
-      <w:start w:val="2"/>
-      <w:numFmt w:val="decimal"/>
-      <w:lvlText w:val="%8."/>
-      <w:lvlJc w:val="left"/>
-      <w:pPr>
-        <w:ind w:left="5760" w:hanging="360"/>
-      </w:pPr>
-    </w:lvl>
-    <w:lvl w:ilvl="8">
-      <w:start w:val="2"/>
       <w:numFmt w:val="decimal"/>
       <w:lvlText w:val="%9."/>
       <w:lvlJc w:val="left"/>
@@ -18149,6 +18443,39 @@
     <w:abstractNumId w:val="991"/>
   </w:num>
   <w:num w:numId="1003">
+    <w:abstractNumId w:val="99412"/>
+    <w:lvlOverride w:ilvl="0">
+      <w:startOverride w:val="2"/>
+    </w:lvlOverride>
+    <w:lvlOverride w:ilvl="1">
+      <w:startOverride w:val="2"/>
+    </w:lvlOverride>
+    <w:lvlOverride w:ilvl="2">
+      <w:startOverride w:val="2"/>
+    </w:lvlOverride>
+    <w:lvlOverride w:ilvl="3">
+      <w:startOverride w:val="2"/>
+    </w:lvlOverride>
+    <w:lvlOverride w:ilvl="4">
+      <w:startOverride w:val="2"/>
+    </w:lvlOverride>
+    <w:lvlOverride w:ilvl="5">
+      <w:startOverride w:val="2"/>
+    </w:lvlOverride>
+    <w:lvlOverride w:ilvl="6">
+      <w:startOverride w:val="2"/>
+    </w:lvlOverride>
+    <w:lvlOverride w:ilvl="7">
+      <w:startOverride w:val="2"/>
+    </w:lvlOverride>
+    <w:lvlOverride w:ilvl="8">
+      <w:startOverride w:val="2"/>
+    </w:lvlOverride>
+  </w:num>
+  <w:num w:numId="1004">
+    <w:abstractNumId w:val="991"/>
+  </w:num>
+  <w:num w:numId="1005">
     <w:abstractNumId w:val="99411"/>
     <w:lvlOverride w:ilvl="0">
       <w:startOverride w:val="1"/>
@@ -18178,7 +18505,7 @@
       <w:startOverride w:val="1"/>
     </w:lvlOverride>
   </w:num>
-  <w:num w:numId="1004">
+  <w:num w:numId="1006">
     <w:abstractNumId w:val="99413"/>
     <w:lvlOverride w:ilvl="0">
       <w:startOverride w:val="3"/>
@@ -18208,16 +18535,16 @@
       <w:startOverride w:val="3"/>
     </w:lvlOverride>
   </w:num>
-  <w:num w:numId="1005">
-    <w:abstractNumId w:val="991"/>
-  </w:num>
-  <w:num w:numId="1006">
-    <w:abstractNumId w:val="991"/>
-  </w:num>
   <w:num w:numId="1007">
     <w:abstractNumId w:val="991"/>
   </w:num>
   <w:num w:numId="1008">
+    <w:abstractNumId w:val="991"/>
+  </w:num>
+  <w:num w:numId="1009">
+    <w:abstractNumId w:val="991"/>
+  </w:num>
+  <w:num w:numId="1010">
     <w:abstractNumId w:val="99411"/>
     <w:lvlOverride w:ilvl="0">
       <w:startOverride w:val="1"/>
@@ -18247,7 +18574,7 @@
       <w:startOverride w:val="1"/>
     </w:lvlOverride>
   </w:num>
-  <w:num w:numId="1009">
+  <w:num w:numId="1011">
     <w:abstractNumId w:val="99411"/>
     <w:lvlOverride w:ilvl="0">
       <w:startOverride w:val="1"/>
@@ -18276,12 +18603,6 @@
     <w:lvlOverride w:ilvl="8">
       <w:startOverride w:val="1"/>
     </w:lvlOverride>
-  </w:num>
-  <w:num w:numId="1010">
-    <w:abstractNumId w:val="991"/>
-  </w:num>
-  <w:num w:numId="1011">
-    <w:abstractNumId w:val="991"/>
   </w:num>
   <w:num w:numId="1012">
     <w:abstractNumId w:val="991"/>
@@ -18350,6 +18671,12 @@
     <w:abstractNumId w:val="991"/>
   </w:num>
   <w:num w:numId="1034">
+    <w:abstractNumId w:val="991"/>
+  </w:num>
+  <w:num w:numId="1035">
+    <w:abstractNumId w:val="991"/>
+  </w:num>
+  <w:num w:numId="1036">
     <w:abstractNumId w:val="99412"/>
     <w:lvlOverride w:ilvl="0">
       <w:startOverride w:val="2"/>
@@ -18379,7 +18706,7 @@
       <w:startOverride w:val="2"/>
     </w:lvlOverride>
   </w:num>
-  <w:num w:numId="1035">
+  <w:num w:numId="1037">
     <w:abstractNumId w:val="99411"/>
     <w:lvlOverride w:ilvl="0">
       <w:startOverride w:val="1"/>

--- a/proposal/output/paper.docx
+++ b/proposal/output/paper.docx
@@ -16,7 +16,7 @@
         <w:pStyle w:val="FirstParagraph"/>
       </w:pPr>
       <w:r>
-        <w:t xml:space="preserve">Како је људски говор у великој мери мери обликован емоцијама, које утичу на тон гласа, паузе у говору, контекст разговора као и на невербалне сигнале као што је израз лица, од посебног је значаја аутоматски препознати људске емоције код система који комуницирају са људима. Управо због комплексности људских емоција и начина изражавања, аутоматско препознавање емоција је изузетно интересантна и изазовна област савремене вештачке интелигенције.</w:t>
+        <w:t xml:space="preserve">Како је људски говор у великој мери обликован емоцијама, које утичу на тон гласа, паузе у говору и контекст разговора, као и на невербалне сигнале попут израза лица, од посебног је значаја да системи који комуницирају са људима буду у стању да аутоматски препознају људске емоције. Управо због комплексности људских емоција и начина њиховог изражавања, аутоматско препознавање емоција представља изузетно интересантну и изазовну област савремене вештачке интелигенције.</w:t>
       </w:r>
     </w:p>
     <w:p>
@@ -24,7 +24,7 @@
         <w:pStyle w:val="BodyText"/>
       </w:pPr>
       <w:r>
-        <w:t xml:space="preserve">У наредним поглављима ћемо прво размотрити област аутоматског препознавања емоција, шта је њен циљ, методе и технике које се користе у оквиру области као и различите примере примена препознавања емоција. С обзиром да су од техника најбоље показале неуронске мреже, у следећем поглављу ћемо обрадити принцип рада неуронских мрежа и како се оне тренирају, а затим и комплексније архитектуре као што су рекурентне мреже, трансформери и граф неуронске мреже. На крају ове области ћемо такође објаснити квантизацију, као основну технику оптимизације перформанси неуронских мрежа. Циљ ове области је објаснити основе неопходне за разумевање</w:t>
+        <w:t xml:space="preserve">У наредним поглављима ћемо прво размотрити област аутоматског препознавања емоција, њен циљ, методе и технике које се у њој користе, као и различите примере примене. С обзиром на то да су се од свих техника најбоље показале неуронске мреже, у следећем поглављу ћемо обрадити принцип рада неуронских мрежа и начин на који се оне тренирају, а затим и сложеније архитектуре, као што су рекурентне мреже, трансформери и граф неуронске мреже. На крају тог поглавља ћемо објаснити и квантизацију, као једну од основних техника оптимизације перформанси неуронских мрежа. Циљ овог поглавља је да објасни основе неопходне за разумевање модела</w:t>
       </w:r>
       <w:r>
         <w:t xml:space="preserve"> </w:t>
@@ -37,7 +37,10 @@
         <w:t xml:space="preserve">COGMEN</w:t>
       </w:r>
       <w:r>
-        <w:t xml:space="preserve">-а - граф неуронске мреже која ће послужити као основни модел који ћемо касније трансформисати. Последња област је о архитектури</w:t>
+        <w:t xml:space="preserve"> </w:t>
+      </w:r>
+      <w:r>
+        <w:t xml:space="preserve">– граф неуронске мреже која ће послужити као основни модел који ћемо касније модификовати. Након детаљне анализе модела</w:t>
       </w:r>
       <w:r>
         <w:t xml:space="preserve"> </w:t>
@@ -47,36 +50,36 @@
           <w:i/>
           <w:iCs/>
         </w:rPr>
-        <w:t xml:space="preserve">JEPA</w:t>
-      </w:r>
-      <w:r>
-        <w:t xml:space="preserve"> </w:t>
-      </w:r>
-      <w:r>
-        <w:t xml:space="preserve">(</w:t>
+        <w:t xml:space="preserve">COGMEN</w:t>
+      </w:r>
+      <w:r>
+        <w:t xml:space="preserve">, обрадићемо архитектуру</w:t>
+      </w:r>
+      <w:r>
+        <w:t xml:space="preserve"> </w:t>
       </w:r>
       <w:r>
         <w:rPr>
           <w:i/>
           <w:iCs/>
         </w:rPr>
-        <w:t xml:space="preserve">Joint Embedding Predictive Architecture</w:t>
-      </w:r>
-      <w:r>
-        <w:t xml:space="preserve">), коју ћемо користити у имплентацији како би тренирали модел да предвиђа квалитетније латентне репрезентације мултимодалних</w:t>
-      </w:r>
-      <w:r>
-        <w:t xml:space="preserve"> </w:t>
+        <w:t xml:space="preserve">JEPA</w:t>
+      </w:r>
+      <w:r>
+        <w:t xml:space="preserve"> </w:t>
+      </w:r>
+      <w:r>
+        <w:t xml:space="preserve">(</w:t>
       </w:r>
       <w:r>
         <w:rPr>
           <w:i/>
           <w:iCs/>
         </w:rPr>
-        <w:t xml:space="preserve">embedding</w:t>
-      </w:r>
-      <w:r>
-        <w:t xml:space="preserve">-а са улаза</w:t>
+        <w:t xml:space="preserve">Joint Embedding Predictive Architecture</w:t>
+      </w:r>
+      <w:r>
+        <w:t xml:space="preserve">), коју ћемо користити у имплементацији како бисмо модел научили да предвиђа квалитетније латентне репрезентације мултимодалних</w:t>
       </w:r>
       <w:r>
         <w:t xml:space="preserve"> </w:t>
@@ -86,13 +89,10 @@
           <w:i/>
           <w:iCs/>
         </w:rPr>
-        <w:t xml:space="preserve">COGMEN</w:t>
-      </w:r>
-      <w:r>
-        <w:t xml:space="preserve"> </w:t>
-      </w:r>
-      <w:r>
-        <w:t xml:space="preserve">модела. Овом архитектуром ћемо такође покушати да реконструишемо маскиране модале као и будуће репрезентације на основу тренутних. На овај начин модификован</w:t>
+        <w:t xml:space="preserve">embedding</w:t>
+      </w:r>
+      <w:r>
+        <w:t xml:space="preserve">-а са улаза модела</w:t>
       </w:r>
       <w:r>
         <w:t xml:space="preserve"> </w:t>
@@ -105,10 +105,7 @@
         <w:t xml:space="preserve">COGMEN</w:t>
       </w:r>
       <w:r>
-        <w:t xml:space="preserve"> </w:t>
-      </w:r>
-      <w:r>
-        <w:t xml:space="preserve">ћемо затим тренирати над комбинованим скупом мултимодалних података за препознавање емоција, упоредити резултате са основном верзијом као и анализирати квалитет латентних репрезентација као и начин на који модел доноси одлуке.</w:t>
+        <w:t xml:space="preserve">. Помоћу ове архитектуре ћемо такође покушати да реконструишемо маскиране модале, као и будуће репрезентације на основу тренутних.</w:t>
       </w:r>
     </w:p>
     <w:p>
@@ -116,7 +113,7 @@
         <w:pStyle w:val="BodyText"/>
       </w:pPr>
       <w:r>
-        <w:t xml:space="preserve">Циљ овог рада је испитати да ли је могуће применити</w:t>
+        <w:t xml:space="preserve">Овако модификован модел</w:t>
       </w:r>
       <w:r>
         <w:t xml:space="preserve"> </w:t>
@@ -126,13 +123,21 @@
           <w:i/>
           <w:iCs/>
         </w:rPr>
-        <w:t xml:space="preserve">JEPA</w:t>
-      </w:r>
-      <w:r>
-        <w:t xml:space="preserve"> </w:t>
-      </w:r>
-      <w:r>
-        <w:t xml:space="preserve">архитектуру на мултимодалне податке, а затим и тренирати већ дефинисан модел за препознавање емоција користећи нове латентне репрезентације. Осим покушаја да се модел унапреди како би донео свеобухватно боље перформансе, циљ је такође анализирати да ли новим, бољим репрезентацијама модел може да лакше раздвоји сличне емоције, које је у оригиналном раду нешто лошије радио. Поред тога, један од задатака је анализирати како модел доноси закључке и зашто не успева да разликује сличне емоције. На крају ћемо покушати, на основу отпорности</w:t>
+        <w:t xml:space="preserve">COGMEN</w:t>
+      </w:r>
+      <w:r>
+        <w:t xml:space="preserve"> </w:t>
+      </w:r>
+      <w:r>
+        <w:t xml:space="preserve">ћемо затим тренирати над комбинованим скупом мултимодалних података за препознавање емоција, упоредити резултате са основном верзијом модела и анализирати квалитет латентних репрезентација, као и начин на који модел доноси одлуке.</w:t>
+      </w:r>
+    </w:p>
+    <w:p>
+      <w:pPr>
+        <w:pStyle w:val="BodyText"/>
+      </w:pPr>
+      <w:r>
+        <w:t xml:space="preserve">Циљ овог рада је да се испита да ли је могуће применити архитектуру</w:t>
       </w:r>
       <w:r>
         <w:t xml:space="preserve"> </w:t>
@@ -148,7 +153,23 @@
         <w:t xml:space="preserve"> </w:t>
       </w:r>
       <w:r>
-        <w:t xml:space="preserve">архитектуре на маскирање делова репрезентација, да реконструишемо маскиране репрезентације како у домену модала тако и у временском домену.</w:t>
+        <w:t xml:space="preserve">на мултимодалне податке, а затим и да се већ дефинисани модел за препознавање емоција тренира користећи нове латентне репрезентације. Осим покушаја да се модел унапреди тако да постигне боље укупне перформансе, циљ је и да се анализира да ли уз нове, квалитетније репрезентације модел може лакше да раздвоји сличне емоције, што му је у оригиналном раду представљало проблем. Поред тога, један од задатака је да се анализира како модел доноси закључке и зашто у појединим случајевима не успева да разликује сличне емоције. На крају ћемо, ослањајући се на отпорност архитектуре</w:t>
+      </w:r>
+      <w:r>
+        <w:t xml:space="preserve"> </w:t>
+      </w:r>
+      <w:r>
+        <w:rPr>
+          <w:i/>
+          <w:iCs/>
+        </w:rPr>
+        <w:t xml:space="preserve">JEPA</w:t>
+      </w:r>
+      <w:r>
+        <w:t xml:space="preserve"> </w:t>
+      </w:r>
+      <w:r>
+        <w:t xml:space="preserve">на маскирање делова репрезентација, покушати да реконструишемо маскиране репрезентације, како у домену модала, тако и у временском домену.</w:t>
       </w:r>
     </w:p>
     <w:bookmarkEnd w:id="9"/>

--- a/proposal/output/paper.docx
+++ b/proposal/output/paper.docx
@@ -173,7 +173,7 @@
       </w:r>
     </w:p>
     <w:bookmarkEnd w:id="9"/>
-    <w:bookmarkStart w:id="26" w:name="аутоматско-препознавање-емоција"/>
+    <w:bookmarkStart w:id="36" w:name="аутоматско-препознавање-емоција"/>
     <w:p>
       <w:pPr>
         <w:pStyle w:val="Heading1"/>
@@ -182,13 +182,29 @@
         <w:t xml:space="preserve">2. Аутоматско препознавање емоција</w:t>
       </w:r>
     </w:p>
-    <w:bookmarkStart w:id="13" w:name="унимодални-и-мултимодални-приступ"/>
+    <w:p>
+      <w:pPr>
+        <w:pStyle w:val="FirstParagraph"/>
+      </w:pPr>
+      <w:r>
+        <w:t xml:space="preserve">Аутоматско препознавање емоција је област вештачке интелигенције која се бави препознавањем емоционалног стања особе на основу изговорених речи, боје гласа, израза лица и говора тела, као и других физиолошких сигнала [1]. У оквиру ове области постоје различити циљеви, па се може препознавати тренутно емоционално стање једног или више говорника, али се може пратити и предвиђати и ток емоција током конверзације. У даљем раду ћемо се првенствено фокусирати на детекцију емоција у конверзацији.</w:t>
+      </w:r>
+    </w:p>
+    <w:p>
+      <w:pPr>
+        <w:pStyle w:val="BodyText"/>
+      </w:pPr>
+      <w:r>
+        <w:t xml:space="preserve">У наредним одељцима ћемо анализирати моделе емоција и методе које се користе у оквиру аутоматског препознавања емоција, скупове података и метрике, као и реалне примене и изазове.</w:t>
+      </w:r>
+    </w:p>
+    <w:bookmarkStart w:id="21" w:name="модели-емоција"/>
     <w:p>
       <w:pPr>
         <w:pStyle w:val="Heading2"/>
       </w:pPr>
       <w:r>
-        <w:t xml:space="preserve">2.1 Унимодални и мултимодални приступ</w:t>
+        <w:t xml:space="preserve">2.1 Модели емоција</w:t>
       </w:r>
     </w:p>
     <w:p>
@@ -196,30 +212,672 @@
         <w:pStyle w:val="FirstParagraph"/>
       </w:pPr>
       <w:r>
-        <w:t xml:space="preserve">Прва истраживања у овој области су се ослањала искључиво на један извор информација и то најчешће људски говор или текст, односно користила су унимодални приступ. Овај приступ је постигао одређене резултате међутим се убрзо показао ограниченим. Код текстуалног приступа проблем настаје услед чињенице да иста реченица може да носи другачије емоционално значење зависно од начина изговора. Поред тога, у току разговора, емоције једног говорника су условљене емоцијама и речима другог говорника, што унимодални приступ није био у стању да моделује. Код аудио записа говора су резултати бољи, међутим ни ту није увек могуће засигурно закључити емоције без израза лица говорника.</w:t>
+        <w:t xml:space="preserve">Да бисмо уопште могли да предвиђамо људске емоције, прво је потребно дефинисати како ћемо описати емоције, односно одредити класе које је потребно предвидети. Теорију основних емоција, која је у великој мери обликовала ову област, развио је Пол Екман током 60-их и 70-их година прошлог века. Иако психолози покушавају да класификују емоције на различите начине, не постоји једногласно прихваћен модел емоција. Ипак, у области аутоматског препознавања емоција прихваћена су два модела – дискретни и димензионални модел емоција [2].</w:t>
+      </w:r>
+    </w:p>
+    <w:bookmarkStart w:id="16" w:name="дискретни-модел-емоција"/>
+    <w:p>
+      <w:pPr>
+        <w:pStyle w:val="Heading3"/>
+      </w:pPr>
+      <w:r>
+        <w:t xml:space="preserve">2.1.1 Дискретни модел емоција</w:t>
+      </w:r>
+    </w:p>
+    <w:p>
+      <w:pPr>
+        <w:pStyle w:val="FirstParagraph"/>
+      </w:pPr>
+      <w:r>
+        <w:t xml:space="preserve">Код овог модела, који се назива и категорички, емоције су подељене у фиксан број категорија. Два најчешћа дискретна модела емоција су Екманових шест основних емоција и Плутчиков точак емоција.</w:t>
       </w:r>
     </w:p>
     <w:p>
       <w:pPr>
         <w:pStyle w:val="BodyText"/>
+      </w:pPr>
+      <w:r>
+        <w:t xml:space="preserve">Екманов модел је широко прихваћен у области препознавања емоција. Овај модел дефинише шест основних емоција – бес, гађење, страх, срећу, тугу и изненађење [3] (слика</w:t>
+      </w:r>
+      <w:r>
+        <w:t xml:space="preserve"> </w:t>
+      </w:r>
+      <w:r>
+        <w:t xml:space="preserve">). Ове емоције су издвојене на основу следећих принципа [2]:</w:t>
+      </w:r>
+    </w:p>
+    <w:p>
+      <w:pPr>
+        <w:pStyle w:val="Compact"/>
+        <w:numPr>
+          <w:ilvl w:val="0"/>
+          <w:numId w:val="1001"/>
+        </w:numPr>
+      </w:pPr>
+      <w:r>
+        <w:t xml:space="preserve">основне емоције морају бити засноване на људским инстинктима;</w:t>
+      </w:r>
+    </w:p>
+    <w:p>
+      <w:pPr>
+        <w:pStyle w:val="Compact"/>
+        <w:numPr>
+          <w:ilvl w:val="0"/>
+          <w:numId w:val="1001"/>
+        </w:numPr>
+      </w:pPr>
+      <w:r>
+        <w:t xml:space="preserve">људи производе исте основне емоције у истим ситуацијама;</w:t>
+      </w:r>
+    </w:p>
+    <w:p>
+      <w:pPr>
+        <w:pStyle w:val="Compact"/>
+        <w:numPr>
+          <w:ilvl w:val="0"/>
+          <w:numId w:val="1001"/>
+        </w:numPr>
+      </w:pPr>
+      <w:r>
+        <w:t xml:space="preserve">људи изражавају исте основне емоције са истим значењем;</w:t>
+      </w:r>
+    </w:p>
+    <w:p>
+      <w:pPr>
+        <w:pStyle w:val="Compact"/>
+        <w:numPr>
+          <w:ilvl w:val="0"/>
+          <w:numId w:val="1001"/>
+        </w:numPr>
+      </w:pPr>
+      <w:r>
+        <w:t xml:space="preserve">основне емоције имају исти начин изражавања код свих људи.</w:t>
+      </w:r>
+    </w:p>
+    <w:p>
+      <w:pPr>
+        <w:pStyle w:val="FirstParagraph"/>
       </w:pPr>
       <w:r>
         <w:drawing>
           <wp:inline>
-            <wp:extent cx="5181600" cy="1574800"/>
+            <wp:extent cx="5334000" cy="4596938"/>
             <wp:effectExtent b="0" l="0" r="0" t="0"/>
-            <wp:docPr descr="Подела метода препознавања емоција по броју модала" title="" id="11" name="Picture"/>
+            <wp:docPr descr="Екманов модел емоција" title="" id="11" name="Picture"/>
             <a:graphic>
               <a:graphicData uri="http://schemas.openxmlformats.org/drawingml/2006/picture">
                 <pic:pic>
                   <pic:nvPicPr>
-                    <pic:cNvPr descr="figures/1_introduction/tipovi.png" id="12" name="Picture"/>
+                    <pic:cNvPr descr="figures/1_introduction/ekman.jpg" id="12" name="Picture"/>
                     <pic:cNvPicPr>
                       <a:picLocks noChangeArrowheads="1" noChangeAspect="1"/>
                     </pic:cNvPicPr>
                   </pic:nvPicPr>
                   <pic:blipFill>
                     <a:blip r:embed="rId10"/>
+                    <a:stretch>
+                      <a:fillRect/>
+                    </a:stretch>
+                  </pic:blipFill>
+                  <pic:spPr bwMode="auto">
+                    <a:xfrm>
+                      <a:off x="0" y="0"/>
+                      <a:ext cx="5334000" cy="4596938"/>
+                    </a:xfrm>
+                    <a:prstGeom prst="rect">
+                      <a:avLst/>
+                    </a:prstGeom>
+                    <a:noFill/>
+                    <a:ln w="9525">
+                      <a:noFill/>
+                      <a:headEnd/>
+                      <a:tailEnd/>
+                    </a:ln>
+                  </pic:spPr>
+                </pic:pic>
+              </a:graphicData>
+            </a:graphic>
+          </wp:inline>
+        </w:drawing>
+      </w:r>
+    </w:p>
+    <w:p>
+      <w:pPr>
+        <w:pStyle w:val="BodyText"/>
+      </w:pPr>
+      <w:r>
+        <w:t xml:space="preserve">Плутчиков модел се заснива на осам основних емоција – радости, поверењу, страху, изненађењу, тузи, очекивању, бесу и гађењу, као и на начину на који су ове емоције међусобно повезане [4] (слика</w:t>
+      </w:r>
+      <w:r>
+        <w:t xml:space="preserve"> </w:t>
+      </w:r>
+      <w:r>
+        <w:t xml:space="preserve">). Основне емоције су у точку распоређене у четири пара супротности, па су, на пример, радост и туга, као и страх и бес, супротне емоције. Поред тога, свака емоција се јавља у више нивоа интензитета, тако да јаче емоције заузимају центар точка, док се слабије налазе ка његовим крајевима, па се, на пример, очекивање може лако развити у будност (</w:t>
+      </w:r>
+      <w:r>
+        <w:rPr>
+          <w:i/>
+          <w:iCs/>
+        </w:rPr>
+        <w:t xml:space="preserve">vigilance</w:t>
+      </w:r>
+      <w:r>
+        <w:t xml:space="preserve">) [2]. Ове емоције се генерално могу сврстати у три поларитета (позитиван, негативан и неутралан), који се често користе у анализи сентимента [2].</w:t>
+      </w:r>
+    </w:p>
+    <w:p>
+      <w:pPr>
+        <w:pStyle w:val="BodyText"/>
+      </w:pPr>
+      <w:r>
+        <w:drawing>
+          <wp:inline>
+            <wp:extent cx="5334000" cy="5409736"/>
+            <wp:effectExtent b="0" l="0" r="0" t="0"/>
+            <wp:docPr descr="Плутчиков точак емоција" title="" id="14" name="Picture"/>
+            <a:graphic>
+              <a:graphicData uri="http://schemas.openxmlformats.org/drawingml/2006/picture">
+                <pic:pic>
+                  <pic:nvPicPr>
+                    <pic:cNvPr descr="figures/1_introduction/plutchik.png" id="15" name="Picture"/>
+                    <pic:cNvPicPr>
+                      <a:picLocks noChangeArrowheads="1" noChangeAspect="1"/>
+                    </pic:cNvPicPr>
+                  </pic:nvPicPr>
+                  <pic:blipFill>
+                    <a:blip r:embed="rId13"/>
+                    <a:stretch>
+                      <a:fillRect/>
+                    </a:stretch>
+                  </pic:blipFill>
+                  <pic:spPr bwMode="auto">
+                    <a:xfrm>
+                      <a:off x="0" y="0"/>
+                      <a:ext cx="5334000" cy="5409736"/>
+                    </a:xfrm>
+                    <a:prstGeom prst="rect">
+                      <a:avLst/>
+                    </a:prstGeom>
+                    <a:noFill/>
+                    <a:ln w="9525">
+                      <a:noFill/>
+                      <a:headEnd/>
+                      <a:tailEnd/>
+                    </a:ln>
+                  </pic:spPr>
+                </pic:pic>
+              </a:graphicData>
+            </a:graphic>
+          </wp:inline>
+        </w:drawing>
+      </w:r>
+    </w:p>
+    <w:bookmarkEnd w:id="16"/>
+    <w:bookmarkStart w:id="20" w:name="димензионални-модел-емоција"/>
+    <w:p>
+      <w:pPr>
+        <w:pStyle w:val="Heading3"/>
+      </w:pPr>
+      <w:r>
+        <w:t xml:space="preserve">2.1.2 Димензионални модел емоција</w:t>
+      </w:r>
+    </w:p>
+    <w:p>
+      <w:pPr>
+        <w:pStyle w:val="FirstParagraph"/>
+      </w:pPr>
+      <w:r>
+        <w:t xml:space="preserve">Иако је дискретни модел интуитиван и погодан за означавање података, он има одређена ограничења. Већина дискретних модела не описује интензитет емоције, па се, на пример, благо незадовољство не разликује од изражене љутње. Такође је тешко представити помешане емоције, као и емоције које не припадају ниједној од унапред дефинисаних категорија. Због ових ограничења, као унапређење дискретног модела јавио се континуални, односно димензионални модел емоција. Овде ћемо првенствено анализирати</w:t>
+      </w:r>
+      <w:r>
+        <w:t xml:space="preserve"> </w:t>
+      </w:r>
+      <w:r>
+        <w:rPr>
+          <w:i/>
+          <w:iCs/>
+        </w:rPr>
+        <w:t xml:space="preserve">Valence-Arousal</w:t>
+      </w:r>
+      <w:r>
+        <w:t xml:space="preserve"> </w:t>
+      </w:r>
+      <w:r>
+        <w:t xml:space="preserve">модел, познат и као Раселов кружни модел, који емоције пресликава у континуални простор са две осе [5] (слика</w:t>
+      </w:r>
+      <w:r>
+        <w:t xml:space="preserve"> </w:t>
+      </w:r>
+      <w:r>
+        <w:t xml:space="preserve">):</w:t>
+      </w:r>
+    </w:p>
+    <w:p>
+      <w:pPr>
+        <w:pStyle w:val="Compact"/>
+        <w:numPr>
+          <w:ilvl w:val="0"/>
+          <w:numId w:val="1002"/>
+        </w:numPr>
+      </w:pPr>
+      <w:r>
+        <w:t xml:space="preserve">хоризонтална (</w:t>
+      </w:r>
+      <w:r>
+        <w:rPr>
+          <w:i/>
+          <w:iCs/>
+        </w:rPr>
+        <w:t xml:space="preserve">x</w:t>
+      </w:r>
+      <w:r>
+        <w:t xml:space="preserve">) оса, односно валенца, описује колико је емоција позитивна или негативна;</w:t>
+      </w:r>
+    </w:p>
+    <w:p>
+      <w:pPr>
+        <w:pStyle w:val="Compact"/>
+        <w:numPr>
+          <w:ilvl w:val="0"/>
+          <w:numId w:val="1002"/>
+        </w:numPr>
+      </w:pPr>
+      <w:r>
+        <w:t xml:space="preserve">вертикална (</w:t>
+      </w:r>
+      <w:r>
+        <w:rPr>
+          <w:i/>
+          <w:iCs/>
+        </w:rPr>
+        <w:t xml:space="preserve">y</w:t>
+      </w:r>
+      <w:r>
+        <w:t xml:space="preserve">) оса, односно узбуђење (</w:t>
+      </w:r>
+      <w:r>
+        <w:rPr>
+          <w:i/>
+          <w:iCs/>
+        </w:rPr>
+        <w:t xml:space="preserve">arousal</w:t>
+      </w:r>
+      <w:r>
+        <w:t xml:space="preserve">), описује ниво активације, тј. интензитет емоције.</w:t>
+      </w:r>
+    </w:p>
+    <w:p>
+      <w:pPr>
+        <w:pStyle w:val="FirstParagraph"/>
+      </w:pPr>
+      <w:r>
+        <w:drawing>
+          <wp:inline>
+            <wp:extent cx="5334000" cy="5491810"/>
+            <wp:effectExtent b="0" l="0" r="0" t="0"/>
+            <wp:docPr descr="Раселов димензионални модел емоција" title="" id="18" name="Picture"/>
+            <a:graphic>
+              <a:graphicData uri="http://schemas.openxmlformats.org/drawingml/2006/picture">
+                <pic:pic>
+                  <pic:nvPicPr>
+                    <pic:cNvPr descr="figures/1_introduction/russel.png" id="19" name="Picture"/>
+                    <pic:cNvPicPr>
+                      <a:picLocks noChangeArrowheads="1" noChangeAspect="1"/>
+                    </pic:cNvPicPr>
+                  </pic:nvPicPr>
+                  <pic:blipFill>
+                    <a:blip r:embed="rId17"/>
+                    <a:stretch>
+                      <a:fillRect/>
+                    </a:stretch>
+                  </pic:blipFill>
+                  <pic:spPr bwMode="auto">
+                    <a:xfrm>
+                      <a:off x="0" y="0"/>
+                      <a:ext cx="5334000" cy="5491810"/>
+                    </a:xfrm>
+                    <a:prstGeom prst="rect">
+                      <a:avLst/>
+                    </a:prstGeom>
+                    <a:noFill/>
+                    <a:ln w="9525">
+                      <a:noFill/>
+                      <a:headEnd/>
+                      <a:tailEnd/>
+                    </a:ln>
+                  </pic:spPr>
+                </pic:pic>
+              </a:graphicData>
+            </a:graphic>
+          </wp:inline>
+        </w:drawing>
+      </w:r>
+    </w:p>
+    <w:p>
+      <w:pPr>
+        <w:pStyle w:val="BodyText"/>
+      </w:pPr>
+      <w:r>
+        <w:t xml:space="preserve">У оваквом простору свака емоција представља једну тачку. Срећа се, на пример, налази у делу простора са позитивном валенцом и високим узбуђењем, туга у делу са негативном валенцом и ниским узбуђењем, док бес има негативну валенцу и високо узбуђење. На овај начин је могуће представити и интензитет емоције, као и стања која се налазе између дискретних категорија. Раселов модел се често проширује и трећом димензијом, доминантношћу (</w:t>
+      </w:r>
+      <w:r>
+        <w:rPr>
+          <w:i/>
+          <w:iCs/>
+        </w:rPr>
+        <w:t xml:space="preserve">dominance</w:t>
+      </w:r>
+      <w:r>
+        <w:t xml:space="preserve">), која описује у којој мери особа има осећај контроле над ситуацијом, чиме се добија</w:t>
+      </w:r>
+      <w:r>
+        <w:t xml:space="preserve"> </w:t>
+      </w:r>
+      <w:r>
+        <w:rPr>
+          <w:i/>
+          <w:iCs/>
+        </w:rPr>
+        <w:t xml:space="preserve">PAD</w:t>
+      </w:r>
+      <w:r>
+        <w:t xml:space="preserve"> </w:t>
+      </w:r>
+      <w:r>
+        <w:t xml:space="preserve">(</w:t>
+      </w:r>
+      <w:r>
+        <w:rPr>
+          <w:i/>
+          <w:iCs/>
+        </w:rPr>
+        <w:t xml:space="preserve">Pleasure-Arousal-Dominance</w:t>
+      </w:r>
+      <w:r>
+        <w:t xml:space="preserve">) модел [6]. Мана димензионалног модела је то што је означавање података теже, а резултати се теже тумаче него код дискретних категорија [2].</w:t>
+      </w:r>
+    </w:p>
+    <w:bookmarkEnd w:id="20"/>
+    <w:bookmarkEnd w:id="21"/>
+    <w:bookmarkStart w:id="28" w:name="методе-аутоматског-препознавања-емоција"/>
+    <w:p>
+      <w:pPr>
+        <w:pStyle w:val="Heading2"/>
+      </w:pPr>
+      <w:r>
+        <w:t xml:space="preserve">2.2 Методе аутоматског препознавања емоција</w:t>
+      </w:r>
+    </w:p>
+    <w:p>
+      <w:pPr>
+        <w:pStyle w:val="FirstParagraph"/>
+      </w:pPr>
+      <w:r>
+        <w:t xml:space="preserve">Деценије научних истраживања у области аутоматске детекције емоција довеле су до развоја стотина различитих метода за препознавање емоција. Ове методе примењују различите технике из области обраде сигнала, рачунарског вида, обраде звука и машинског учења, међу којима се истичу технике засноване на Бајесовим мрежама, моделима мешавина Гаусових расподела, скривеним Марковљевим моделима и дубоким неуронским мрежама [1]. Методе се могу класификовати у три групе:</w:t>
+      </w:r>
+    </w:p>
+    <w:p>
+      <w:pPr>
+        <w:pStyle w:val="Compact"/>
+        <w:numPr>
+          <w:ilvl w:val="0"/>
+          <w:numId w:val="1003"/>
+        </w:numPr>
+      </w:pPr>
+      <w:r>
+        <w:rPr>
+          <w:b/>
+          <w:bCs/>
+        </w:rPr>
+        <w:t xml:space="preserve">Технике засноване на знању</w:t>
+      </w:r>
+      <w:r>
+        <w:br/>
+      </w:r>
+      <w:r>
+        <w:t xml:space="preserve">Ове методе користе доменско знање, као и семантичку и синтаксичку анализу текста и изговора, како би детектовале одређене емоције. Неки од извора знања на које се овакве методе ослањају су</w:t>
+      </w:r>
+      <w:r>
+        <w:t xml:space="preserve"> </w:t>
+      </w:r>
+      <w:r>
+        <w:rPr>
+          <w:i/>
+          <w:iCs/>
+        </w:rPr>
+        <w:t xml:space="preserve">WordNet</w:t>
+      </w:r>
+      <w:r>
+        <w:t xml:space="preserve"> </w:t>
+      </w:r>
+      <w:r>
+        <w:t xml:space="preserve">[7],</w:t>
+      </w:r>
+      <w:r>
+        <w:t xml:space="preserve"> </w:t>
+      </w:r>
+      <w:r>
+        <w:rPr>
+          <w:i/>
+          <w:iCs/>
+        </w:rPr>
+        <w:t xml:space="preserve">SenticNet</w:t>
+      </w:r>
+      <w:r>
+        <w:t xml:space="preserve"> </w:t>
+      </w:r>
+      <w:r>
+        <w:t xml:space="preserve">[8],</w:t>
+      </w:r>
+      <w:r>
+        <w:t xml:space="preserve"> </w:t>
+      </w:r>
+      <w:r>
+        <w:rPr>
+          <w:i/>
+          <w:iCs/>
+        </w:rPr>
+        <w:t xml:space="preserve">ConceptNet</w:t>
+      </w:r>
+      <w:r>
+        <w:t xml:space="preserve"> </w:t>
+      </w:r>
+      <w:r>
+        <w:t xml:space="preserve">[9] и</w:t>
+      </w:r>
+      <w:r>
+        <w:t xml:space="preserve"> </w:t>
+      </w:r>
+      <w:r>
+        <w:rPr>
+          <w:i/>
+          <w:iCs/>
+        </w:rPr>
+        <w:t xml:space="preserve">EmotiNet</w:t>
+      </w:r>
+      <w:r>
+        <w:t xml:space="preserve"> </w:t>
+      </w:r>
+      <w:r>
+        <w:t xml:space="preserve">[10] (слика</w:t>
+      </w:r>
+      <w:r>
+        <w:t xml:space="preserve"> </w:t>
+      </w:r>
+      <w:r>
+        <w:t xml:space="preserve">).</w:t>
+      </w:r>
+    </w:p>
+    <w:p>
+      <w:pPr>
+        <w:pStyle w:val="FirstParagraph"/>
+      </w:pPr>
+      <w:r>
+        <w:drawing>
+          <wp:inline>
+            <wp:extent cx="5334000" cy="2857500"/>
+            <wp:effectExtent b="0" l="0" r="0" t="0"/>
+            <wp:docPr descr="Семантичка мрежа ConceptNet" title="" id="23" name="Picture"/>
+            <a:graphic>
+              <a:graphicData uri="http://schemas.openxmlformats.org/drawingml/2006/picture">
+                <pic:pic>
+                  <pic:nvPicPr>
+                    <pic:cNvPr descr="figures/1_introduction/conceptnet.png" id="24" name="Picture"/>
+                    <pic:cNvPicPr>
+                      <a:picLocks noChangeArrowheads="1" noChangeAspect="1"/>
+                    </pic:cNvPicPr>
+                  </pic:nvPicPr>
+                  <pic:blipFill>
+                    <a:blip r:embed="rId22"/>
+                    <a:stretch>
+                      <a:fillRect/>
+                    </a:stretch>
+                  </pic:blipFill>
+                  <pic:spPr bwMode="auto">
+                    <a:xfrm>
+                      <a:off x="0" y="0"/>
+                      <a:ext cx="5334000" cy="2857500"/>
+                    </a:xfrm>
+                    <a:prstGeom prst="rect">
+                      <a:avLst/>
+                    </a:prstGeom>
+                    <a:noFill/>
+                    <a:ln w="9525">
+                      <a:noFill/>
+                      <a:headEnd/>
+                      <a:tailEnd/>
+                    </a:ln>
+                  </pic:spPr>
+                </pic:pic>
+              </a:graphicData>
+            </a:graphic>
+          </wp:inline>
+        </w:drawing>
+      </w:r>
+    </w:p>
+    <w:p>
+      <w:pPr>
+        <w:pStyle w:val="BodyText"/>
+      </w:pPr>
+      <w:r>
+        <w:t xml:space="preserve">Ове технике се даље могу поделити у две категорије [11]:</w:t>
+      </w:r>
+    </w:p>
+    <w:p>
+      <w:pPr>
+        <w:pStyle w:val="Compact"/>
+        <w:numPr>
+          <w:ilvl w:val="0"/>
+          <w:numId w:val="1004"/>
+        </w:numPr>
+      </w:pPr>
+      <w:r>
+        <w:rPr>
+          <w:b/>
+          <w:bCs/>
+        </w:rPr>
+        <w:t xml:space="preserve">технике засноване на речницима</w:t>
+      </w:r>
+      <w:r>
+        <w:t xml:space="preserve">, које у речнику проналазе кључне речи које носе емоције, а затим траже њихове синониме и антониме како би прошириле почетни скуп емоционалних речи;</w:t>
+      </w:r>
+    </w:p>
+    <w:p>
+      <w:pPr>
+        <w:pStyle w:val="Compact"/>
+        <w:numPr>
+          <w:ilvl w:val="0"/>
+          <w:numId w:val="1004"/>
+        </w:numPr>
+      </w:pPr>
+      <w:r>
+        <w:rPr>
+          <w:b/>
+          <w:bCs/>
+        </w:rPr>
+        <w:t xml:space="preserve">технике засноване на корпусима</w:t>
+      </w:r>
+      <w:r>
+        <w:t xml:space="preserve">, које крећу од почетног скупа емоционалних речи, а затим тај скуп проширују проналажењем других релевантних речи у великом корпусу текста.</w:t>
+      </w:r>
+    </w:p>
+    <w:p>
+      <w:pPr>
+        <w:numPr>
+          <w:ilvl w:val="0"/>
+          <w:numId w:val="1005"/>
+        </w:numPr>
+      </w:pPr>
+      <w:r>
+        <w:rPr>
+          <w:b/>
+          <w:bCs/>
+        </w:rPr>
+        <w:t xml:space="preserve">Статистичке методе</w:t>
+      </w:r>
+      <w:r>
+        <w:br/>
+      </w:r>
+      <w:r>
+        <w:t xml:space="preserve">Ове методе користе различите алгоритме надгледаног машинског учења за аутоматско препознавање емоција. Најбоље резултате су постигле методе засноване на дубоком учењу, при чему се користе различите архитектуре, као што су конволуционе мреже, LSTM мреже или, као што ћемо видети у наредном поглављу, граф неуронске мреже [1].</w:t>
+      </w:r>
+    </w:p>
+    <w:p>
+      <w:pPr>
+        <w:numPr>
+          <w:ilvl w:val="0"/>
+          <w:numId w:val="1005"/>
+        </w:numPr>
+      </w:pPr>
+      <w:r>
+        <w:rPr>
+          <w:b/>
+          <w:bCs/>
+        </w:rPr>
+        <w:t xml:space="preserve">Хибридне методе</w:t>
+      </w:r>
+      <w:r>
+        <w:br/>
+      </w:r>
+      <w:r>
+        <w:t xml:space="preserve">С обзиром на то да су технике засноване на знању довеле до открића принципа и хеуристичких правила која су била корисна за препознавање емоција, а да су статистичке методе знатно побољшале прецизност детекције емоција, јавила се идеја да се технике обе групе комбинују, чиме су настале хибридне методе [1].</w:t>
+      </w:r>
+    </w:p>
+    <w:p>
+      <w:pPr>
+        <w:pStyle w:val="FirstParagraph"/>
+      </w:pPr>
+      <w:r>
+        <w:t xml:space="preserve">Ове методе је могуће применити над једним или више типова података (слика</w:t>
+      </w:r>
+      <w:r>
+        <w:t xml:space="preserve"> </w:t>
+      </w:r>
+      <w:r>
+        <w:t xml:space="preserve">). Прва истраживања у овој области ослањала су се искључиво на један извор информација, најчешће на људски говор или текст, односно користила су унимодални приступ. Овај приступ је постигао одређене резултате, али се убрзо показао ограниченим. Код текстуалног приступа проблем настаје услед чињенице да иста реченица може да носи другачије емоционално значење у зависности од начина на који је изговорена. Поред тога, у току разговора емоције једног говорника условљене су емоцијама и речима другог говорника, што унимодални приступ није био у стању да моделује. Код аудио записа говора резултати су бољи, али ни тада није увек могуће поуздано закључити емоције без израза лица говорника.</w:t>
+      </w:r>
+    </w:p>
+    <w:p>
+      <w:pPr>
+        <w:pStyle w:val="BodyText"/>
+      </w:pPr>
+      <w:r>
+        <w:drawing>
+          <wp:inline>
+            <wp:extent cx="5181600" cy="1574800"/>
+            <wp:effectExtent b="0" l="0" r="0" t="0"/>
+            <wp:docPr descr="Подела метода препознавања емоција по броју модала" title="" id="26" name="Picture"/>
+            <a:graphic>
+              <a:graphicData uri="http://schemas.openxmlformats.org/drawingml/2006/picture">
+                <pic:pic>
+                  <pic:nvPicPr>
+                    <pic:cNvPr descr="figures/1_introduction/tipovi.png" id="27" name="Picture"/>
+                    <pic:cNvPicPr>
+                      <a:picLocks noChangeArrowheads="1" noChangeAspect="1"/>
+                    </pic:cNvPicPr>
+                  </pic:nvPicPr>
+                  <pic:blipFill>
+                    <a:blip r:embed="rId25"/>
                     <a:stretch>
                       <a:fillRect/>
                     </a:stretch>
@@ -251,17 +909,17 @@
         <w:pStyle w:val="BodyText"/>
       </w:pPr>
       <w:r>
-        <w:t xml:space="preserve">Услед ових ограничења развијени су мултимодални приступи препознавања емоција који истовремено користе више извора информација (текст, аудио и видео податке) и на тај начин боље моделују емоционално стање говорника. Модерни мултимодални системи комбинују технике обраде природног језика, рачунарског вида и обраде аудио сигнала и интегришу их у јединствену архитектуру која је способна да учи комплексне зависности из више извора података.</w:t>
-      </w:r>
-    </w:p>
-    <w:bookmarkEnd w:id="13"/>
-    <w:bookmarkStart w:id="17" w:name="методе-аутоматског-препознавања-емоција"/>
+        <w:t xml:space="preserve">Услед ових ограничења развијени су мултимодални приступи препознавању емоција, који истовремено користе више извора информација (текст, аудио и видео податке) и на тај начин боље моделују емоционално стање говорника [1]. Модерни мултимодални системи комбинују технике обраде природног језика, рачунарског вида и обраде аудио сигнала и интегришу их у јединствену архитектуру која је способна да учи комплексне зависности из више извора података.</w:t>
+      </w:r>
+    </w:p>
+    <w:bookmarkEnd w:id="28"/>
+    <w:bookmarkStart w:id="31" w:name="скупови-података-и-метрике"/>
     <w:p>
       <w:pPr>
         <w:pStyle w:val="Heading2"/>
       </w:pPr>
       <w:r>
-        <w:t xml:space="preserve">2.2 Методе аутоматског препознавања емоција</w:t>
+        <w:t xml:space="preserve">2.3 Скупови података и метрике</w:t>
       </w:r>
     </w:p>
     <w:p>
@@ -269,24 +927,880 @@
         <w:pStyle w:val="FirstParagraph"/>
       </w:pPr>
       <w:r>
-        <w:t xml:space="preserve">Деценије научних истраживања у области аутоматске детекције емоција су довеле до развоја стотине различитих метода за препознавање емоција. Ове методе примењују различите технике из области процесирања сигнала, рачунарског вида, обраде звука као и машинског учења, при чему су технике базиране на Бајесовим мрежама, моделима мешавина Гаусових расподела, скривеним Марковљевим моделима као и дубоким неуронским мрежема.</w:t>
-      </w:r>
-      <w:r>
-        <w:t xml:space="preserve"> </w:t>
-      </w:r>
-      <w:r>
-        <w:t xml:space="preserve"> </w:t>
-      </w:r>
-      <w:r>
-        <w:t xml:space="preserve">Методе се могу класификовати у две групе:</w:t>
-      </w:r>
-    </w:p>
-    <w:p>
-      <w:pPr>
-        <w:pStyle w:val="Compact"/>
+        <w:t xml:space="preserve">За тренирање и евалуацију модела за препознавање емоција потребни су скупови података у којима је сваки изговор означен одговарајућом емоцијом. Код мултимодалног препознавања емоција у конверзацији најчешће се користе скупови података</w:t>
+      </w:r>
+      <w:r>
+        <w:t xml:space="preserve"> </w:t>
+      </w:r>
+      <w:r>
+        <w:rPr>
+          <w:i/>
+          <w:iCs/>
+        </w:rPr>
+        <w:t xml:space="preserve">IEMOCAP</w:t>
+      </w:r>
+      <w:r>
+        <w:t xml:space="preserve">,</w:t>
+      </w:r>
+      <w:r>
+        <w:t xml:space="preserve"> </w:t>
+      </w:r>
+      <w:r>
+        <w:rPr>
+          <w:i/>
+          <w:iCs/>
+        </w:rPr>
+        <w:t xml:space="preserve">CMU-MOSEI</w:t>
+      </w:r>
+      <w:r>
+        <w:t xml:space="preserve"> </w:t>
+      </w:r>
+      <w:r>
+        <w:t xml:space="preserve">и</w:t>
+      </w:r>
+      <w:r>
+        <w:t xml:space="preserve"> </w:t>
+      </w:r>
+      <w:r>
+        <w:rPr>
+          <w:i/>
+          <w:iCs/>
+        </w:rPr>
+        <w:t xml:space="preserve">MELD</w:t>
+      </w:r>
+      <w:r>
+        <w:t xml:space="preserve"> </w:t>
+      </w:r>
+      <w:r>
+        <w:t xml:space="preserve">[12], чије су основне карактеристике приказане у табели</w:t>
+      </w:r>
+      <w:r>
+        <w:t xml:space="preserve"> </w:t>
+      </w:r>
+      <w:r>
+        <w:t xml:space="preserve">.</w:t>
+      </w:r>
+    </w:p>
+    <w:bookmarkStart w:id="29" w:name="скупови-података"/>
+    <w:p>
+      <w:pPr>
+        <w:pStyle w:val="Heading3"/>
+      </w:pPr>
+      <w:r>
+        <w:t xml:space="preserve">2.3.1 Скупови података</w:t>
+      </w:r>
+    </w:p>
+    <w:p>
+      <w:pPr>
+        <w:pStyle w:val="FirstParagraph"/>
+      </w:pPr>
+      <w:r>
+        <w:rPr>
+          <w:i/>
+          <w:iCs/>
+        </w:rPr>
+        <w:t xml:space="preserve">IEMOCAP</w:t>
+      </w:r>
+      <w:r>
+        <w:t xml:space="preserve"> </w:t>
+      </w:r>
+      <w:r>
+        <w:t xml:space="preserve">(</w:t>
+      </w:r>
+      <w:r>
+        <w:rPr>
+          <w:i/>
+          <w:iCs/>
+        </w:rPr>
+        <w:t xml:space="preserve">Interactive Emotional Dyadic Motion Capture</w:t>
+      </w:r>
+      <w:r>
+        <w:t xml:space="preserve">) [13] садржи око 12 сати снимака дијалога између парова глумаца, који су изводили унапред написане или импровизоване сцене. Сваки изговор је означен и категоријски и димензионално (валенца, активација и доминантност), а у литератури се најчешће користи подскуп са шест или четири емоције [12].</w:t>
+      </w:r>
+    </w:p>
+    <w:p>
+      <w:pPr>
+        <w:pStyle w:val="BodyText"/>
+      </w:pPr>
+      <w:r>
+        <w:rPr>
+          <w:i/>
+          <w:iCs/>
+        </w:rPr>
+        <w:t xml:space="preserve">CMU-MOSEI</w:t>
+      </w:r>
+      <w:r>
+        <w:t xml:space="preserve"> </w:t>
+      </w:r>
+      <w:r>
+        <w:t xml:space="preserve">(</w:t>
+      </w:r>
+      <w:r>
+        <w:rPr>
+          <w:i/>
+          <w:iCs/>
+        </w:rPr>
+        <w:t xml:space="preserve">CMU Multimodal Opinion Sentiment and Emotion Intensity</w:t>
+      </w:r>
+      <w:r>
+        <w:t xml:space="preserve">) [14] је један од највећих скупова података за анализу сентимента и препознавање емоција, састављен од видео снимака са</w:t>
+      </w:r>
+      <w:r>
+        <w:t xml:space="preserve"> </w:t>
+      </w:r>
+      <w:r>
+        <w:rPr>
+          <w:i/>
+          <w:iCs/>
+        </w:rPr>
+        <w:t xml:space="preserve">YouTube</w:t>
+      </w:r>
+      <w:r>
+        <w:t xml:space="preserve">-а у којима говорници износе мишљење о различитим темама. За разлику од друга два скупа, снимци су монолози, а свака реченица је означена сентиментом и интензитетом шест Екманових емоција.</w:t>
+      </w:r>
+    </w:p>
+    <w:p>
+      <w:pPr>
+        <w:pStyle w:val="BodyText"/>
+      </w:pPr>
+      <w:r>
+        <w:rPr>
+          <w:i/>
+          <w:iCs/>
+        </w:rPr>
+        <w:t xml:space="preserve">MELD</w:t>
+      </w:r>
+      <w:r>
+        <w:t xml:space="preserve"> </w:t>
+      </w:r>
+      <w:r>
+        <w:t xml:space="preserve">(</w:t>
+      </w:r>
+      <w:r>
+        <w:rPr>
+          <w:i/>
+          <w:iCs/>
+        </w:rPr>
+        <w:t xml:space="preserve">Multimodal EmotionLines Dataset</w:t>
+      </w:r>
+      <w:r>
+        <w:t xml:space="preserve">) [15] садржи дијалоге из ТВ серије</w:t>
+      </w:r>
+      <w:r>
+        <w:t xml:space="preserve"> </w:t>
+      </w:r>
+      <w:r>
+        <w:rPr>
+          <w:i/>
+          <w:iCs/>
+        </w:rPr>
+        <w:t xml:space="preserve">Friends</w:t>
+      </w:r>
+      <w:r>
+        <w:t xml:space="preserve">, који најчешће укључују више од два говорника, што га чини тежим за моделовање. Изговори су означени са седам емоција и сентиментом.</w:t>
+      </w:r>
+    </w:p>
+    <w:bookmarkEnd w:id="29"/>
+    <w:bookmarkStart w:id="30" w:name="метрике"/>
+    <w:p>
+      <w:pPr>
+        <w:pStyle w:val="Heading3"/>
+      </w:pPr>
+      <w:r>
+        <w:t xml:space="preserve">2.3.2 Метрике</w:t>
+      </w:r>
+    </w:p>
+    <w:p>
+      <w:pPr>
+        <w:pStyle w:val="FirstParagraph"/>
+      </w:pPr>
+      <w:r>
+        <w:t xml:space="preserve">Најједноставнија метрика за оцену модела је тачност (</w:t>
+      </w:r>
+      <w:r>
+        <w:rPr>
+          <w:i/>
+          <w:iCs/>
+        </w:rPr>
+        <w:t xml:space="preserve">accuracy</w:t>
+      </w:r>
+      <w:r>
+        <w:t xml:space="preserve">), односно удео исправно класификованих изговора у укупном броју изговора. Међутим, у скуповима података за препознавање емоција класе нису подједнако заступљене, па се неутрално стање, на пример, јавља знатно чешће од гађења или страха. Модел који увек предвиђа најчешћу класу би тада могао да постигне релативно високу тачност, а да заправо не препознаје ниједну другу емоцију.</w:t>
+      </w:r>
+    </w:p>
+    <w:p>
+      <w:pPr>
+        <w:pStyle w:val="BodyText"/>
+      </w:pPr>
+      <w:r>
+        <w:t xml:space="preserve">Због тога се користе мере које сваку класу посматрају посебно [16]. За класу</w:t>
+      </w:r>
+      <w:r>
+        <w:t xml:space="preserve"> </w:t>
+      </w:r>
+      <m:oMath>
+        <m:r>
+          <m:t>c</m:t>
+        </m:r>
+      </m:oMath>
+      <w:r>
+        <w:t xml:space="preserve"> </w:t>
+      </w:r>
+      <w:r>
+        <w:t xml:space="preserve">се дефинишу прецизност</w:t>
+      </w:r>
+      <w:r>
+        <w:t xml:space="preserve"> </w:t>
+      </w:r>
+      <m:oMath>
+        <m:sSub>
+          <m:e>
+            <m:r>
+              <m:t>P</m:t>
+            </m:r>
+          </m:e>
+          <m:sub>
+            <m:r>
+              <m:t>c</m:t>
+            </m:r>
+          </m:sub>
+        </m:sSub>
+      </m:oMath>
+      <w:r>
+        <w:t xml:space="preserve">, односно удео исправних предвиђања међу свим предвиђањима класе</w:t>
+      </w:r>
+      <w:r>
+        <w:t xml:space="preserve"> </w:t>
+      </w:r>
+      <m:oMath>
+        <m:r>
+          <m:t>c</m:t>
+        </m:r>
+      </m:oMath>
+      <w:r>
+        <w:t xml:space="preserve">, и одзив</w:t>
+      </w:r>
+      <w:r>
+        <w:t xml:space="preserve"> </w:t>
+      </w:r>
+      <m:oMath>
+        <m:sSub>
+          <m:e>
+            <m:r>
+              <m:t>R</m:t>
+            </m:r>
+          </m:e>
+          <m:sub>
+            <m:r>
+              <m:t>c</m:t>
+            </m:r>
+          </m:sub>
+        </m:sSub>
+      </m:oMath>
+      <w:r>
+        <w:t xml:space="preserve">, односно удео исправно препознатих изговора међу свим изговорима који заиста припадају класи</w:t>
+      </w:r>
+      <w:r>
+        <w:t xml:space="preserve"> </w:t>
+      </w:r>
+      <m:oMath>
+        <m:r>
+          <m:t>c</m:t>
+        </m:r>
+      </m:oMath>
+      <w:r>
+        <w:t xml:space="preserve">:</w:t>
+      </w:r>
+    </w:p>
+    <w:p>
+      <w:pPr>
+        <w:pStyle w:val="BodyText"/>
+      </w:pPr>
+      <m:oMathPara>
+        <m:oMathParaPr>
+          <m:jc m:val="center"/>
+        </m:oMathParaPr>
+        <m:oMath>
+          <m:sSub>
+            <m:e>
+              <m:r>
+                <m:t>P</m:t>
+              </m:r>
+            </m:e>
+            <m:sub>
+              <m:r>
+                <m:t>c</m:t>
+              </m:r>
+            </m:sub>
+          </m:sSub>
+          <m:r>
+            <m:rPr>
+              <m:sty m:val="p"/>
+            </m:rPr>
+            <m:t>=</m:t>
+          </m:r>
+          <m:f>
+            <m:fPr>
+              <m:type m:val="bar"/>
+            </m:fPr>
+            <m:num>
+              <m:r>
+                <m:t>T</m:t>
+              </m:r>
+              <m:sSub>
+                <m:e>
+                  <m:r>
+                    <m:t>P</m:t>
+                  </m:r>
+                </m:e>
+                <m:sub>
+                  <m:r>
+                    <m:t>c</m:t>
+                  </m:r>
+                </m:sub>
+              </m:sSub>
+            </m:num>
+            <m:den>
+              <m:r>
+                <m:t>T</m:t>
+              </m:r>
+              <m:sSub>
+                <m:e>
+                  <m:r>
+                    <m:t>P</m:t>
+                  </m:r>
+                </m:e>
+                <m:sub>
+                  <m:r>
+                    <m:t>c</m:t>
+                  </m:r>
+                </m:sub>
+              </m:sSub>
+              <m:r>
+                <m:rPr>
+                  <m:sty m:val="p"/>
+                </m:rPr>
+                <m:t>+</m:t>
+              </m:r>
+              <m:r>
+                <m:t>F</m:t>
+              </m:r>
+              <m:sSub>
+                <m:e>
+                  <m:r>
+                    <m:t>P</m:t>
+                  </m:r>
+                </m:e>
+                <m:sub>
+                  <m:r>
+                    <m:t>c</m:t>
+                  </m:r>
+                </m:sub>
+              </m:sSub>
+            </m:den>
+          </m:f>
+          <m:r>
+            <m:rPr>
+              <m:sty m:val="p"/>
+            </m:rPr>
+            <m:t>,</m:t>
+          </m:r>
+          <m:r>
+            <m:t>  </m:t>
+          </m:r>
+          <m:sSub>
+            <m:e>
+              <m:r>
+                <m:t>R</m:t>
+              </m:r>
+            </m:e>
+            <m:sub>
+              <m:r>
+                <m:t>c</m:t>
+              </m:r>
+            </m:sub>
+          </m:sSub>
+          <m:r>
+            <m:rPr>
+              <m:sty m:val="p"/>
+            </m:rPr>
+            <m:t>=</m:t>
+          </m:r>
+          <m:f>
+            <m:fPr>
+              <m:type m:val="bar"/>
+            </m:fPr>
+            <m:num>
+              <m:r>
+                <m:t>T</m:t>
+              </m:r>
+              <m:sSub>
+                <m:e>
+                  <m:r>
+                    <m:t>P</m:t>
+                  </m:r>
+                </m:e>
+                <m:sub>
+                  <m:r>
+                    <m:t>c</m:t>
+                  </m:r>
+                </m:sub>
+              </m:sSub>
+            </m:num>
+            <m:den>
+              <m:r>
+                <m:t>T</m:t>
+              </m:r>
+              <m:sSub>
+                <m:e>
+                  <m:r>
+                    <m:t>P</m:t>
+                  </m:r>
+                </m:e>
+                <m:sub>
+                  <m:r>
+                    <m:t>c</m:t>
+                  </m:r>
+                </m:sub>
+              </m:sSub>
+              <m:r>
+                <m:rPr>
+                  <m:sty m:val="p"/>
+                </m:rPr>
+                <m:t>+</m:t>
+              </m:r>
+              <m:r>
+                <m:t>F</m:t>
+              </m:r>
+              <m:sSub>
+                <m:e>
+                  <m:r>
+                    <m:t>N</m:t>
+                  </m:r>
+                </m:e>
+                <m:sub>
+                  <m:r>
+                    <m:t>c</m:t>
+                  </m:r>
+                </m:sub>
+              </m:sSub>
+            </m:den>
+          </m:f>
+        </m:oMath>
+      </m:oMathPara>
+    </w:p>
+    <w:p>
+      <w:pPr>
+        <w:pStyle w:val="FirstParagraph"/>
+      </w:pPr>
+      <w:r>
+        <w:t xml:space="preserve">где су</w:t>
+      </w:r>
+      <w:r>
+        <w:t xml:space="preserve"> </w:t>
+      </w:r>
+      <m:oMath>
+        <m:r>
+          <m:t>T</m:t>
+        </m:r>
+        <m:sSub>
+          <m:e>
+            <m:r>
+              <m:t>P</m:t>
+            </m:r>
+          </m:e>
+          <m:sub>
+            <m:r>
+              <m:t>c</m:t>
+            </m:r>
+          </m:sub>
+        </m:sSub>
+      </m:oMath>
+      <w:r>
+        <w:t xml:space="preserve">,</w:t>
+      </w:r>
+      <w:r>
+        <w:t xml:space="preserve"> </w:t>
+      </w:r>
+      <m:oMath>
+        <m:r>
+          <m:t>F</m:t>
+        </m:r>
+        <m:sSub>
+          <m:e>
+            <m:r>
+              <m:t>P</m:t>
+            </m:r>
+          </m:e>
+          <m:sub>
+            <m:r>
+              <m:t>c</m:t>
+            </m:r>
+          </m:sub>
+        </m:sSub>
+      </m:oMath>
+      <w:r>
+        <w:t xml:space="preserve"> </w:t>
+      </w:r>
+      <w:r>
+        <w:t xml:space="preserve">и</w:t>
+      </w:r>
+      <w:r>
+        <w:t xml:space="preserve"> </w:t>
+      </w:r>
+      <m:oMath>
+        <m:r>
+          <m:t>F</m:t>
+        </m:r>
+        <m:sSub>
+          <m:e>
+            <m:r>
+              <m:t>N</m:t>
+            </m:r>
+          </m:e>
+          <m:sub>
+            <m:r>
+              <m:t>c</m:t>
+            </m:r>
+          </m:sub>
+        </m:sSub>
+      </m:oMath>
+      <w:r>
+        <w:t xml:space="preserve"> </w:t>
+      </w:r>
+      <w:r>
+        <w:t xml:space="preserve">број тачно позитивних, лажно позитивних и лажно негативних предвиђања за класу</w:t>
+      </w:r>
+      <w:r>
+        <w:t xml:space="preserve"> </w:t>
+      </w:r>
+      <m:oMath>
+        <m:r>
+          <m:t>c</m:t>
+        </m:r>
+      </m:oMath>
+      <w:r>
+        <w:t xml:space="preserve">. F1 мера класе је хармонијска средина прецизности и одзива:</w:t>
+      </w:r>
+    </w:p>
+    <w:p>
+      <w:pPr>
+        <w:pStyle w:val="BodyText"/>
+      </w:pPr>
+      <m:oMathPara>
+        <m:oMathParaPr>
+          <m:jc m:val="center"/>
+        </m:oMathParaPr>
+        <m:oMath>
+          <m:r>
+            <m:t>F</m:t>
+          </m:r>
+          <m:sSub>
+            <m:e>
+              <m:r>
+                <m:t>1</m:t>
+              </m:r>
+            </m:e>
+            <m:sub>
+              <m:r>
+                <m:t>c</m:t>
+              </m:r>
+            </m:sub>
+          </m:sSub>
+          <m:r>
+            <m:rPr>
+              <m:sty m:val="p"/>
+            </m:rPr>
+            <m:t>=</m:t>
+          </m:r>
+          <m:f>
+            <m:fPr>
+              <m:type m:val="bar"/>
+            </m:fPr>
+            <m:num>
+              <m:r>
+                <m:t>2</m:t>
+              </m:r>
+              <m:sSub>
+                <m:e>
+                  <m:r>
+                    <m:t>P</m:t>
+                  </m:r>
+                </m:e>
+                <m:sub>
+                  <m:r>
+                    <m:t>c</m:t>
+                  </m:r>
+                </m:sub>
+              </m:sSub>
+              <m:sSub>
+                <m:e>
+                  <m:r>
+                    <m:t>R</m:t>
+                  </m:r>
+                </m:e>
+                <m:sub>
+                  <m:r>
+                    <m:t>c</m:t>
+                  </m:r>
+                </m:sub>
+              </m:sSub>
+            </m:num>
+            <m:den>
+              <m:sSub>
+                <m:e>
+                  <m:r>
+                    <m:t>P</m:t>
+                  </m:r>
+                </m:e>
+                <m:sub>
+                  <m:r>
+                    <m:t>c</m:t>
+                  </m:r>
+                </m:sub>
+              </m:sSub>
+              <m:r>
+                <m:rPr>
+                  <m:sty m:val="p"/>
+                </m:rPr>
+                <m:t>+</m:t>
+              </m:r>
+              <m:sSub>
+                <m:e>
+                  <m:r>
+                    <m:t>R</m:t>
+                  </m:r>
+                </m:e>
+                <m:sub>
+                  <m:r>
+                    <m:t>c</m:t>
+                  </m:r>
+                </m:sub>
+              </m:sSub>
+            </m:den>
+          </m:f>
+        </m:oMath>
+      </m:oMathPara>
+    </w:p>
+    <w:p>
+      <w:pPr>
+        <w:pStyle w:val="FirstParagraph"/>
+      </w:pPr>
+      <w:r>
+        <w:t xml:space="preserve">Пондерисана F1 мера (</w:t>
+      </w:r>
+      <w:r>
+        <w:rPr>
+          <w:i/>
+          <w:iCs/>
+        </w:rPr>
+        <w:t xml:space="preserve">weighted F1</w:t>
+      </w:r>
+      <w:r>
+        <w:t xml:space="preserve">) добија се као просек F1 мера свих класа, где је свака класа пондерисана својим уделом у скупу података:</w:t>
+      </w:r>
+    </w:p>
+    <w:p>
+      <w:pPr>
+        <w:pStyle w:val="BodyText"/>
+      </w:pPr>
+      <m:oMathPara>
+        <m:oMathParaPr>
+          <m:jc m:val="center"/>
+        </m:oMathParaPr>
+        <m:oMath>
+          <m:r>
+            <m:t>F</m:t>
+          </m:r>
+          <m:sSub>
+            <m:e>
+              <m:r>
+                <m:t>1</m:t>
+              </m:r>
+            </m:e>
+            <m:sub>
+              <m:r>
+                <m:t>w</m:t>
+              </m:r>
+            </m:sub>
+          </m:sSub>
+          <m:r>
+            <m:rPr>
+              <m:sty m:val="p"/>
+            </m:rPr>
+            <m:t>=</m:t>
+          </m:r>
+          <m:nary>
+            <m:naryPr>
+              <m:chr m:val="∑"/>
+              <m:limLoc m:val="undOvr"/>
+              <m:subHide m:val="off"/>
+              <m:supHide m:val="off"/>
+            </m:naryPr>
+            <m:sub>
+              <m:r>
+                <m:t>c</m:t>
+              </m:r>
+              <m:r>
+                <m:rPr>
+                  <m:sty m:val="p"/>
+                </m:rPr>
+                <m:t>=</m:t>
+              </m:r>
+              <m:r>
+                <m:t>1</m:t>
+              </m:r>
+            </m:sub>
+            <m:sup>
+              <m:r>
+                <m:t>C</m:t>
+              </m:r>
+            </m:sup>
+            <m:e>
+              <m:f>
+                <m:fPr>
+                  <m:type m:val="bar"/>
+                </m:fPr>
+                <m:num>
+                  <m:sSub>
+                    <m:e>
+                      <m:r>
+                        <m:t>n</m:t>
+                      </m:r>
+                    </m:e>
+                    <m:sub>
+                      <m:r>
+                        <m:t>c</m:t>
+                      </m:r>
+                    </m:sub>
+                  </m:sSub>
+                </m:num>
+                <m:den>
+                  <m:r>
+                    <m:t>N</m:t>
+                  </m:r>
+                </m:den>
+              </m:f>
+            </m:e>
+          </m:nary>
+          <m:r>
+            <m:t>F</m:t>
+          </m:r>
+          <m:sSub>
+            <m:e>
+              <m:r>
+                <m:t>1</m:t>
+              </m:r>
+            </m:e>
+            <m:sub>
+              <m:r>
+                <m:t>c</m:t>
+              </m:r>
+            </m:sub>
+          </m:sSub>
+        </m:oMath>
+      </m:oMathPara>
+    </w:p>
+    <w:p>
+      <w:pPr>
+        <w:pStyle w:val="FirstParagraph"/>
+      </w:pPr>
+      <w:r>
+        <w:t xml:space="preserve">где је</w:t>
+      </w:r>
+      <w:r>
+        <w:t xml:space="preserve"> </w:t>
+      </w:r>
+      <m:oMath>
+        <m:r>
+          <m:t>C</m:t>
+        </m:r>
+      </m:oMath>
+      <w:r>
+        <w:t xml:space="preserve"> </w:t>
+      </w:r>
+      <w:r>
+        <w:t xml:space="preserve">број класа,</w:t>
+      </w:r>
+      <w:r>
+        <w:t xml:space="preserve"> </w:t>
+      </w:r>
+      <m:oMath>
+        <m:sSub>
+          <m:e>
+            <m:r>
+              <m:t>n</m:t>
+            </m:r>
+          </m:e>
+          <m:sub>
+            <m:r>
+              <m:t>c</m:t>
+            </m:r>
+          </m:sub>
+        </m:sSub>
+      </m:oMath>
+      <w:r>
+        <w:t xml:space="preserve"> </w:t>
+      </w:r>
+      <w:r>
+        <w:t xml:space="preserve">број изговора класе</w:t>
+      </w:r>
+      <w:r>
+        <w:t xml:space="preserve"> </w:t>
+      </w:r>
+      <m:oMath>
+        <m:r>
+          <m:t>c</m:t>
+        </m:r>
+      </m:oMath>
+      <w:r>
+        <w:t xml:space="preserve">, а</w:t>
+      </w:r>
+      <w:r>
+        <w:t xml:space="preserve"> </w:t>
+      </w:r>
+      <m:oMath>
+        <m:r>
+          <m:t>N</m:t>
+        </m:r>
+      </m:oMath>
+      <w:r>
+        <w:t xml:space="preserve"> </w:t>
+      </w:r>
+      <w:r>
+        <w:t xml:space="preserve">укупан број изговора. Тачност и пондерисана F1 мера су најчешће коришћене метрике у литератури за препознавање емоција у конверзацији [12], па ће се и у овом раду користити за поређење модела.</w:t>
+      </w:r>
+    </w:p>
+    <w:bookmarkEnd w:id="30"/>
+    <w:bookmarkEnd w:id="31"/>
+    <w:bookmarkStart w:id="35" w:name="примене-и-изазови-препознавања-емоција"/>
+    <w:p>
+      <w:pPr>
+        <w:pStyle w:val="Heading2"/>
+      </w:pPr>
+      <w:r>
+        <w:t xml:space="preserve">2.4 Примене и изазови препознавања емоција</w:t>
+      </w:r>
+    </w:p>
+    <w:p>
+      <w:pPr>
+        <w:pStyle w:val="FirstParagraph"/>
+      </w:pPr>
+      <w:r>
+        <w:t xml:space="preserve">Аутоматско препознавање емоција има примену у великом броју области, као што су здравство, аутомобилска индустрија, образовање, маркетинг и безбедност, као и многе друге (слика</w:t>
+      </w:r>
+      <w:r>
+        <w:t xml:space="preserve"> </w:t>
+      </w:r>
+      <w:r>
+        <w:t xml:space="preserve">).</w:t>
+      </w:r>
+    </w:p>
+    <w:p>
+      <w:pPr>
         <w:numPr>
           <w:ilvl w:val="0"/>
-          <w:numId w:val="1001"/>
+          <w:numId w:val="1006"/>
         </w:numPr>
       </w:pPr>
       <w:r>
@@ -294,68 +1808,97 @@
           <w:b/>
           <w:bCs/>
         </w:rPr>
-        <w:t xml:space="preserve">Технике базиране на знању</w:t>
+        <w:t xml:space="preserve">Здравство</w:t>
       </w:r>
       <w:r>
         <w:br/>
       </w:r>
       <w:r>
-        <w:t xml:space="preserve">Ове методе користе доменско знање и семантичку и синтактичку анализу текста као и изговора како би детектовали одређене емоције. Неке од оваквих метода су</w:t>
-      </w:r>
-      <w:r>
-        <w:t xml:space="preserve"> </w:t>
-      </w:r>
-      <w:r>
-        <w:rPr>
-          <w:i/>
-          <w:iCs/>
-        </w:rPr>
-        <w:t xml:space="preserve">WordNet</w:t>
-      </w:r>
-      <w:r>
-        <w:t xml:space="preserve">,</w:t>
-      </w:r>
-      <w:r>
-        <w:t xml:space="preserve"> </w:t>
-      </w:r>
-      <w:r>
-        <w:rPr>
-          <w:i/>
-          <w:iCs/>
-        </w:rPr>
-        <w:t xml:space="preserve">SenticNet</w:t>
-      </w:r>
-      <w:r>
-        <w:t xml:space="preserve">,</w:t>
-      </w:r>
-      <w:r>
-        <w:t xml:space="preserve"> </w:t>
-      </w:r>
-      <w:r>
-        <w:rPr>
-          <w:i/>
-          <w:iCs/>
-        </w:rPr>
-        <w:t xml:space="preserve">ConceptNet</w:t>
-      </w:r>
-      <w:r>
-        <w:t xml:space="preserve"> </w:t>
-      </w:r>
-      <w:r>
-        <w:t xml:space="preserve">и</w:t>
-      </w:r>
-      <w:r>
-        <w:t xml:space="preserve"> </w:t>
-      </w:r>
-      <w:r>
-        <w:rPr>
-          <w:i/>
-          <w:iCs/>
-        </w:rPr>
-        <w:t xml:space="preserve">EmotiNet</w:t>
-      </w:r>
-      <w:r>
-        <w:t xml:space="preserve">.</w:t>
+        <w:t xml:space="preserve">У здравству се системи за препознавање емоција могу користити за аутоматско праћење менталног здравља пацијената, као и за детекцију раних знакова различитих психичких обољења, попут депресије или анксиозности. На пример, промене у говору, као што су спорији темпо и монотонији глас, показале су се као корисни показатељи депресије [17].</w:t>
+      </w:r>
+    </w:p>
+    <w:p>
+      <w:pPr>
+        <w:numPr>
+          <w:ilvl w:val="0"/>
+          <w:numId w:val="1006"/>
+        </w:numPr>
+      </w:pPr>
+      <w:r>
+        <w:rPr>
+          <w:b/>
+          <w:bCs/>
+        </w:rPr>
+        <w:t xml:space="preserve">Аутомобилска индустрија</w:t>
+      </w:r>
+      <w:r>
+        <w:br/>
+      </w:r>
+      <w:r>
+        <w:t xml:space="preserve">Системи за детекцију емоција примењују се на више начина у аутомобилској индустрији, а један од важнијих примера је детекција умора, поспаности или стреса код возача, како би систем могао да упозори возача или му предложи паузу и тако спречи саобраћајне несреће [18].</w:t>
+      </w:r>
+    </w:p>
+    <w:p>
+      <w:pPr>
+        <w:numPr>
+          <w:ilvl w:val="0"/>
+          <w:numId w:val="1006"/>
+        </w:numPr>
+      </w:pPr>
+      <w:r>
+        <w:rPr>
+          <w:b/>
+          <w:bCs/>
+        </w:rPr>
+        <w:t xml:space="preserve">Образовање</w:t>
+      </w:r>
+      <w:r>
+        <w:br/>
+      </w:r>
+      <w:r>
+        <w:t xml:space="preserve">Платформе за учење могу користити моделе за препознавање емоција како би утврдиле колико су ученици укључени у савладавање градива и да ли су збуњени или уморни, и у складу са тим прилагодиле начин предавања [19].</w:t>
+      </w:r>
+    </w:p>
+    <w:p>
+      <w:pPr>
+        <w:numPr>
+          <w:ilvl w:val="0"/>
+          <w:numId w:val="1006"/>
+        </w:numPr>
+      </w:pPr>
+      <w:r>
+        <w:rPr>
+          <w:b/>
+          <w:bCs/>
+        </w:rPr>
+        <w:t xml:space="preserve">Маркетинг</w:t>
+      </w:r>
+      <w:r>
+        <w:br/>
+      </w:r>
+      <w:r>
+        <w:t xml:space="preserve">Маркетиншке компаније могу користити аутоматско препознавање емоција како би утврдиле емоционалне реакције корисника на рекламе и на основу добијених информација кориговале кампање. На пример, анализом израза лица гледалаца током рекламе могуће је предвидети да ли ће им се реклама допасти, па чак и да ли ће купити рекламирани производ [20].</w:t>
+      </w:r>
+    </w:p>
+    <w:p>
+      <w:pPr>
+        <w:numPr>
+          <w:ilvl w:val="0"/>
+          <w:numId w:val="1006"/>
+        </w:numPr>
+      </w:pPr>
+      <w:r>
+        <w:rPr>
+          <w:b/>
+          <w:bCs/>
+        </w:rPr>
+        <w:t xml:space="preserve">Безбедност</w:t>
+      </w:r>
+      <w:r>
+        <w:br/>
+      </w:r>
+      <w:r>
+        <w:t xml:space="preserve">На местима са великим бројем људи, као што су тржни центри или аеродроми, могуће је користити аутоматско препознавање емоција како би се на време уочиле и спречиле потенцијалне опасности.</w:t>
       </w:r>
     </w:p>
     <w:p>
@@ -365,350 +1908,20 @@
       <w:r>
         <w:drawing>
           <wp:inline>
-            <wp:extent cx="5334000" cy="2857500"/>
+            <wp:extent cx="5334000" cy="4906728"/>
             <wp:effectExtent b="0" l="0" r="0" t="0"/>
-            <wp:docPr descr="ConceptNet модел" title="" id="15" name="Picture"/>
+            <wp:docPr descr="Примена аутоматског препознавања емоција" title="" id="33" name="Picture"/>
             <a:graphic>
               <a:graphicData uri="http://schemas.openxmlformats.org/drawingml/2006/picture">
                 <pic:pic>
                   <pic:nvPicPr>
-                    <pic:cNvPr descr="figures/1_introduction/conceptnet.png" id="16" name="Picture"/>
+                    <pic:cNvPr descr="figures/1_introduction/usecase.png" id="34" name="Picture"/>
                     <pic:cNvPicPr>
                       <a:picLocks noChangeArrowheads="1" noChangeAspect="1"/>
                     </pic:cNvPicPr>
                   </pic:nvPicPr>
                   <pic:blipFill>
-                    <a:blip r:embed="rId14"/>
-                    <a:stretch>
-                      <a:fillRect/>
-                    </a:stretch>
-                  </pic:blipFill>
-                  <pic:spPr bwMode="auto">
-                    <a:xfrm>
-                      <a:off x="0" y="0"/>
-                      <a:ext cx="5334000" cy="2857500"/>
-                    </a:xfrm>
-                    <a:prstGeom prst="rect">
-                      <a:avLst/>
-                    </a:prstGeom>
-                    <a:noFill/>
-                    <a:ln w="9525">
-                      <a:noFill/>
-                      <a:headEnd/>
-                      <a:tailEnd/>
-                    </a:ln>
-                  </pic:spPr>
-                </pic:pic>
-              </a:graphicData>
-            </a:graphic>
-          </wp:inline>
-        </w:drawing>
-      </w:r>
-    </w:p>
-    <w:p>
-      <w:pPr>
-        <w:pStyle w:val="BodyText"/>
-      </w:pPr>
-      <w:r>
-        <w:t xml:space="preserve">Ове технике се даље могу поделити на две категорије</w:t>
-      </w:r>
-      <w:r>
-        <w:br/>
-      </w:r>
-    </w:p>
-    <w:p>
-      <w:pPr>
-        <w:pStyle w:val="Compact"/>
-        <w:numPr>
-          <w:ilvl w:val="0"/>
-          <w:numId w:val="1002"/>
-        </w:numPr>
-      </w:pPr>
-      <w:r>
-        <w:t xml:space="preserve">технике базиране на речницима и</w:t>
-      </w:r>
-    </w:p>
-    <w:p>
-      <w:pPr>
-        <w:pStyle w:val="Compact"/>
-        <w:numPr>
-          <w:ilvl w:val="0"/>
-          <w:numId w:val="1002"/>
-        </w:numPr>
-      </w:pPr>
-      <w:r>
-        <w:t xml:space="preserve">технике базиране на корпусима.</w:t>
-      </w:r>
-      <w:r>
-        <w:br/>
-      </w:r>
-      <w:r>
-        <w:t xml:space="preserve">Методе базиране на речницима траже кључне речи у тексту које носе емоције у речнику а затим траже њихове синониме и антониме како би проширили иницијални низ емоција. Са друге стране, технике базиране на корпусима крећу са низом емоционалних речи а затим шире базу тражењем других релевантних речи у великом корпусу.</w:t>
-      </w:r>
-    </w:p>
-    <w:p>
-      <w:pPr>
-        <w:pStyle w:val="Compact"/>
-        <w:numPr>
-          <w:ilvl w:val="0"/>
-          <w:numId w:val="1003"/>
-        </w:numPr>
-      </w:pPr>
-      <w:r>
-        <w:rPr>
-          <w:b/>
-          <w:bCs/>
-        </w:rPr>
-        <w:t xml:space="preserve">Статистичке методе</w:t>
-      </w:r>
-      <w:r>
-        <w:br/>
-      </w:r>
-      <w:r>
-        <w:t xml:space="preserve">Ове технике користе статистичке методе, односно различите врсте надгледаног машинског учења за аутоматско препознавање емоција. Као најбоље су се показале методе засноване на дубоком учењу, при чему се користе различите архитектуре као што су конволуционе мреже, LSTM-ови или, као што ћемо видети у наредном поглављу, граф неуронске мреже.</w:t>
-      </w:r>
-    </w:p>
-    <w:bookmarkEnd w:id="17"/>
-    <w:bookmarkStart w:id="21" w:name="граф-неуронске-мреже"/>
-    <w:p>
-      <w:pPr>
-        <w:pStyle w:val="Heading2"/>
-      </w:pPr>
-      <w:r>
-        <w:t xml:space="preserve">2.3 Граф неуронске мреже</w:t>
-      </w:r>
-    </w:p>
-    <w:p>
-      <w:pPr>
-        <w:pStyle w:val="FirstParagraph"/>
-      </w:pPr>
-      <w:r>
-        <w:t xml:space="preserve">Граф неуронске мреже или ГНН су неуронске мреже специјализоване за примену на графовским подацима. Специфичност ових неуронских мрежи је</w:t>
-      </w:r>
-      <w:r>
-        <w:t xml:space="preserve"> </w:t>
-      </w:r>
-      <w:r>
-        <w:rPr>
-          <w:i/>
-          <w:iCs/>
-        </w:rPr>
-        <w:t xml:space="preserve">message passing</w:t>
-      </w:r>
-      <w:r>
-        <w:t xml:space="preserve">, механизам којим чворови графа међусобно размењују своје репрезентације како би се моделовале међусобне зависности чворова. У следећем поглављу ћемо детаљније обрадити како граф неуронске мреже функционишу а затим у даљим поглављима и конкретне имплементације за препознавање емоција и то прво код</w:t>
-      </w:r>
-      <w:r>
-        <w:t xml:space="preserve"> </w:t>
-      </w:r>
-      <w:r>
-        <w:rPr>
-          <w:i/>
-          <w:iCs/>
-        </w:rPr>
-        <w:t xml:space="preserve">COGMEN</w:t>
-      </w:r>
-      <w:r>
-        <w:t xml:space="preserve"> </w:t>
-      </w:r>
-      <w:r>
-        <w:t xml:space="preserve">а затим и компресоване граф неуронске мреже.</w:t>
-      </w:r>
-    </w:p>
-    <w:p>
-      <w:pPr>
-        <w:pStyle w:val="BodyText"/>
-      </w:pPr>
-      <w:r>
-        <w:drawing>
-          <wp:inline>
-            <wp:extent cx="3810000" cy="2540000"/>
-            <wp:effectExtent b="0" l="0" r="0" t="0"/>
-            <wp:docPr descr="Граф неуронске мреже" title="" id="19" name="Picture"/>
-            <a:graphic>
-              <a:graphicData uri="http://schemas.openxmlformats.org/drawingml/2006/picture">
-                <pic:pic>
-                  <pic:nvPicPr>
-                    <pic:cNvPr descr="figures/1_introduction/gnn.jpg" id="20" name="Picture"/>
-                    <pic:cNvPicPr>
-                      <a:picLocks noChangeArrowheads="1" noChangeAspect="1"/>
-                    </pic:cNvPicPr>
-                  </pic:nvPicPr>
-                  <pic:blipFill>
-                    <a:blip r:embed="rId18"/>
-                    <a:stretch>
-                      <a:fillRect/>
-                    </a:stretch>
-                  </pic:blipFill>
-                  <pic:spPr bwMode="auto">
-                    <a:xfrm>
-                      <a:off x="0" y="0"/>
-                      <a:ext cx="3810000" cy="2540000"/>
-                    </a:xfrm>
-                    <a:prstGeom prst="rect">
-                      <a:avLst/>
-                    </a:prstGeom>
-                    <a:noFill/>
-                    <a:ln w="9525">
-                      <a:noFill/>
-                      <a:headEnd/>
-                      <a:tailEnd/>
-                    </a:ln>
-                  </pic:spPr>
-                </pic:pic>
-              </a:graphicData>
-            </a:graphic>
-          </wp:inline>
-        </w:drawing>
-      </w:r>
-    </w:p>
-    <w:bookmarkEnd w:id="21"/>
-    <w:bookmarkStart w:id="25" w:name="примене-препознавања-емоција"/>
-    <w:p>
-      <w:pPr>
-        <w:pStyle w:val="Heading2"/>
-      </w:pPr>
-      <w:r>
-        <w:t xml:space="preserve">2.4 Примене препознавања емоција</w:t>
-      </w:r>
-    </w:p>
-    <w:p>
-      <w:pPr>
-        <w:pStyle w:val="FirstParagraph"/>
-      </w:pPr>
-      <w:r>
-        <w:t xml:space="preserve">Аутоматско препознавање емоција има примену у великом броју области, као што су здравство, аутомобилска индустрија, образовање, маркетингу, системима за безбедност као и многим другим.</w:t>
-      </w:r>
-    </w:p>
-    <w:p>
-      <w:pPr>
-        <w:numPr>
-          <w:ilvl w:val="0"/>
-          <w:numId w:val="1004"/>
-        </w:numPr>
-      </w:pPr>
-      <w:r>
-        <w:rPr>
-          <w:b/>
-          <w:bCs/>
-        </w:rPr>
-        <w:t xml:space="preserve">Здравство</w:t>
-      </w:r>
-      <w:r>
-        <w:br/>
-      </w:r>
-      <w:r>
-        <w:t xml:space="preserve">У здравству се системи за препознавање емоција могу користити за аутоматско праћења менталног здравља пацијената као и детекцији раних знакова различитих психичких обољења попут депресије или анксиозности</w:t>
-      </w:r>
-    </w:p>
-    <w:p>
-      <w:pPr>
-        <w:numPr>
-          <w:ilvl w:val="0"/>
-          <w:numId w:val="1004"/>
-        </w:numPr>
-      </w:pPr>
-      <w:r>
-        <w:rPr>
-          <w:b/>
-          <w:bCs/>
-        </w:rPr>
-        <w:t xml:space="preserve">Аутомобилска индустрија</w:t>
-      </w:r>
-      <w:r>
-        <w:br/>
-      </w:r>
-      <w:r>
-        <w:t xml:space="preserve">Системи за детекцију емоција се примењују на више начина у аутомобилској индустрији а један од битнијих примера је детекција умора односно поспаности или стреса код возача како би се спречиле саобраћајне несреће.</w:t>
-      </w:r>
-      <w:r>
-        <w:br/>
-      </w:r>
-    </w:p>
-    <w:p>
-      <w:pPr>
-        <w:numPr>
-          <w:ilvl w:val="0"/>
-          <w:numId w:val="1004"/>
-        </w:numPr>
-      </w:pPr>
-      <w:r>
-        <w:rPr>
-          <w:b/>
-          <w:bCs/>
-        </w:rPr>
-        <w:t xml:space="preserve">Образовање</w:t>
-      </w:r>
-      <w:r>
-        <w:br/>
-      </w:r>
-      <w:r>
-        <w:t xml:space="preserve">Платформе за учење могу користити моделе за препознавање емоција како би детектовале колико су ученици укључени у учење материјала, да ли су збуњени или уморни како би кориговале технике предавања.</w:t>
-      </w:r>
-    </w:p>
-    <w:p>
-      <w:pPr>
-        <w:numPr>
-          <w:ilvl w:val="0"/>
-          <w:numId w:val="1004"/>
-        </w:numPr>
-      </w:pPr>
-      <w:r>
-        <w:rPr>
-          <w:b/>
-          <w:bCs/>
-        </w:rPr>
-        <w:t xml:space="preserve">Маркетинг</w:t>
-      </w:r>
-      <w:r>
-        <w:br/>
-      </w:r>
-      <w:r>
-        <w:t xml:space="preserve">Маркетиншке компаније могу користити аутоматско препознавање емоција како би одредиле емоције кориснике на маркетинг и на основу датих информација кориговале кампање.</w:t>
-      </w:r>
-    </w:p>
-    <w:p>
-      <w:pPr>
-        <w:numPr>
-          <w:ilvl w:val="0"/>
-          <w:numId w:val="1004"/>
-        </w:numPr>
-      </w:pPr>
-      <w:r>
-        <w:rPr>
-          <w:b/>
-          <w:bCs/>
-        </w:rPr>
-        <w:t xml:space="preserve">Безбедност</w:t>
-      </w:r>
-      <w:r>
-        <w:br/>
-      </w:r>
-      <w:r>
-        <w:t xml:space="preserve">На местима где су велике групе људи као што су тржни центри или аеродроми, могуће је користити аутоматско препознавање емоција како би се спречиле потенцијалне опасности.</w:t>
-      </w:r>
-    </w:p>
-    <w:p>
-      <w:pPr>
-        <w:pStyle w:val="FirstParagraph"/>
-      </w:pPr>
-      <w:r>
-        <w:drawing>
-          <wp:inline>
-            <wp:extent cx="5334000" cy="4906728"/>
-            <wp:effectExtent b="0" l="0" r="0" t="0"/>
-            <wp:docPr descr="Примена аутоматског препознавања емоција" title="" id="23" name="Picture"/>
-            <a:graphic>
-              <a:graphicData uri="http://schemas.openxmlformats.org/drawingml/2006/picture">
-                <pic:pic>
-                  <pic:nvPicPr>
-                    <pic:cNvPr descr="figures/1_introduction/usecase.png" id="24" name="Picture"/>
-                    <pic:cNvPicPr>
-                      <a:picLocks noChangeArrowheads="1" noChangeAspect="1"/>
-                    </pic:cNvPicPr>
-                  </pic:nvPicPr>
-                  <pic:blipFill>
-                    <a:blip r:embed="rId22"/>
+                    <a:blip r:embed="rId32"/>
                     <a:stretch>
                       <a:fillRect/>
                     </a:stretch>
@@ -735,9 +1948,17 @@
         </w:drawing>
       </w:r>
     </w:p>
-    <w:bookmarkEnd w:id="25"/>
-    <w:bookmarkEnd w:id="26"/>
-    <w:bookmarkStart w:id="76" w:name="X271990009b08faf0b8a318234ce39b688309a85"/>
+    <w:p>
+      <w:pPr>
+        <w:pStyle w:val="BodyText"/>
+      </w:pPr>
+      <w:r>
+        <w:t xml:space="preserve">Поред бројних примена, аутоматско препознавање емоција се и даље суочава са значајним изазовима. Емоције су субјективне, па додељене класе емоција у скуповима података нису увек поуздане [13], док је сличне емоције, као што су срећа и узбуђење или бес и фрустрација, тешко разликовати чак и људима [12]. Поред тога, класе су у скуповима података неравномерно заступљене, а подаци снимљени у лабораторији не одражавају у потпуности спонтане разговоре из стварног живота. Препознавање емоција отвара и питања приватности и етике. У Европској унији је од 2025. године забрањена употреба система за препознавање емоција на радном месту и у образовним установама, осим из медицинских и безбедносних разлога [21].</w:t>
+      </w:r>
+    </w:p>
+    <w:bookmarkEnd w:id="35"/>
+    <w:bookmarkEnd w:id="36"/>
+    <w:bookmarkStart w:id="86" w:name="X271990009b08faf0b8a318234ce39b688309a85"/>
     <w:p>
       <w:pPr>
         <w:pStyle w:val="Heading1"/>
@@ -799,7 +2020,7 @@
         <w:t xml:space="preserve">механизма. Последњу архитектуру коју ћемо обрадити, пре преласка на федерализовано учење су граф неуронске мреже које се и могу сматрати генерализацијом конволуционих и рекурентних неуронских мрежа.</w:t>
       </w:r>
     </w:p>
-    <w:bookmarkStart w:id="50" w:name="рекурентне-неуронске-мреже"/>
+    <w:bookmarkStart w:id="60" w:name="рекурентне-неуронске-мреже"/>
     <w:p>
       <w:pPr>
         <w:pStyle w:val="Heading2"/>
@@ -825,18 +2046,18 @@
           <wp:inline>
             <wp:extent cx="3647974" cy="4985886"/>
             <wp:effectExtent b="0" l="0" r="0" t="0"/>
-            <wp:docPr descr="Ћелија рекурентне неуронске мреже" title="" id="28" name="Picture"/>
+            <wp:docPr descr="Ћелија рекурентне неуронске мреже" title="" id="38" name="Picture"/>
             <a:graphic>
               <a:graphicData uri="http://schemas.openxmlformats.org/drawingml/2006/picture">
                 <pic:pic>
                   <pic:nvPicPr>
-                    <pic:cNvPr descr="figures/2_basics/simpleRNN.png" id="29" name="Picture"/>
+                    <pic:cNvPr descr="figures/2_basics/simpleRNN.png" id="39" name="Picture"/>
                     <pic:cNvPicPr>
                       <a:picLocks noChangeArrowheads="1" noChangeAspect="1"/>
                     </pic:cNvPicPr>
                   </pic:nvPicPr>
                   <pic:blipFill>
-                    <a:blip r:embed="rId27"/>
+                    <a:blip r:embed="rId37"/>
                     <a:stretch>
                       <a:fillRect/>
                     </a:stretch>
@@ -903,7 +2124,7 @@
         <w:t xml:space="preserve">револуције у току последње деценије.</w:t>
       </w:r>
     </w:p>
-    <w:bookmarkStart w:id="33" w:name="Xd306f5ff7b99b4b1824a99b2d111d3d7ecb235e"/>
+    <w:bookmarkStart w:id="43" w:name="Xd306f5ff7b99b4b1824a99b2d111d3d7ecb235e"/>
     <w:p>
       <w:pPr>
         <w:pStyle w:val="Heading3"/>
@@ -2029,18 +3250,18 @@
           <wp:inline>
             <wp:extent cx="4216400" cy="1930400"/>
             <wp:effectExtent b="0" l="0" r="0" t="0"/>
-            <wp:docPr descr="Unrolling" title="" id="31" name="Picture"/>
+            <wp:docPr descr="Unrolling" title="" id="41" name="Picture"/>
             <a:graphic>
               <a:graphicData uri="http://schemas.openxmlformats.org/drawingml/2006/picture">
                 <pic:pic>
                   <pic:nvPicPr>
-                    <pic:cNvPr descr="figures/2_basics/unroll.png" id="32" name="Picture"/>
+                    <pic:cNvPr descr="figures/2_basics/unroll.png" id="42" name="Picture"/>
                     <pic:cNvPicPr>
                       <a:picLocks noChangeArrowheads="1" noChangeAspect="1"/>
                     </pic:cNvPicPr>
                   </pic:nvPicPr>
                   <pic:blipFill>
-                    <a:blip r:embed="rId30"/>
+                    <a:blip r:embed="rId40"/>
                     <a:stretch>
                       <a:fillRect/>
                     </a:stretch>
@@ -2506,8 +3727,8 @@
         <w:t xml:space="preserve">.</w:t>
       </w:r>
     </w:p>
-    <w:bookmarkEnd w:id="33"/>
-    <w:bookmarkStart w:id="37" w:name="lstm"/>
+    <w:bookmarkEnd w:id="43"/>
+    <w:bookmarkStart w:id="47" w:name="lstm"/>
     <w:p>
       <w:pPr>
         <w:pStyle w:val="Heading3"/>
@@ -2818,18 +4039,18 @@
           <wp:inline>
             <wp:extent cx="5334000" cy="3010902"/>
             <wp:effectExtent b="0" l="0" r="0" t="0"/>
-            <wp:docPr descr="LSTM ћелија" title="" id="35" name="Picture"/>
+            <wp:docPr descr="LSTM ћелија" title="" id="45" name="Picture"/>
             <a:graphic>
               <a:graphicData uri="http://schemas.openxmlformats.org/drawingml/2006/picture">
                 <pic:pic>
                   <pic:nvPicPr>
-                    <pic:cNvPr descr="figures/2_basics/lstm.png" id="36" name="Picture"/>
+                    <pic:cNvPr descr="figures/2_basics/lstm.png" id="46" name="Picture"/>
                     <pic:cNvPicPr>
                       <a:picLocks noChangeArrowheads="1" noChangeAspect="1"/>
                     </pic:cNvPicPr>
                   </pic:nvPicPr>
                   <pic:blipFill>
-                    <a:blip r:embed="rId34"/>
+                    <a:blip r:embed="rId44"/>
                     <a:stretch>
                       <a:fillRect/>
                     </a:stretch>
@@ -2891,7 +4112,7 @@
       <w:pPr>
         <w:numPr>
           <w:ilvl w:val="0"/>
-          <w:numId w:val="1005"/>
+          <w:numId w:val="1007"/>
         </w:numPr>
       </w:pPr>
       <w:r>
@@ -3072,7 +4293,7 @@
       <w:pPr>
         <w:numPr>
           <w:ilvl w:val="0"/>
-          <w:numId w:val="1005"/>
+          <w:numId w:val="1007"/>
         </w:numPr>
       </w:pPr>
       <w:r>
@@ -3498,7 +4719,7 @@
         <w:pStyle w:val="Compact"/>
         <w:numPr>
           <w:ilvl w:val="0"/>
-          <w:numId w:val="1006"/>
+          <w:numId w:val="1008"/>
         </w:numPr>
       </w:pPr>
       <w:r>
@@ -3754,8 +4975,8 @@
         <w:t xml:space="preserve">ови нису у стању да детектују зависности између удаљенијих делова секвенце, што је круцијално код обраде текста и детекције емоција. Овај проблем је решен у трансформер архитектури.</w:t>
       </w:r>
     </w:p>
-    <w:bookmarkEnd w:id="37"/>
-    <w:bookmarkStart w:id="49" w:name="трансформер-архитектура"/>
+    <w:bookmarkEnd w:id="47"/>
+    <w:bookmarkStart w:id="59" w:name="трансформер-архитектура"/>
     <w:p>
       <w:pPr>
         <w:pStyle w:val="Heading3"/>
@@ -3764,7 +4985,7 @@
         <w:t xml:space="preserve">3.1.3 Трансформер архитектура</w:t>
       </w:r>
     </w:p>
-    <w:bookmarkStart w:id="41" w:name="seq2seq-модели"/>
+    <w:bookmarkStart w:id="51" w:name="seq2seq-модели"/>
     <w:p>
       <w:pPr>
         <w:pStyle w:val="Heading4"/>
@@ -3807,7 +5028,7 @@
       <w:pPr>
         <w:numPr>
           <w:ilvl w:val="0"/>
-          <w:numId w:val="1007"/>
+          <w:numId w:val="1009"/>
         </w:numPr>
       </w:pPr>
       <w:r>
@@ -3844,7 +5065,7 @@
       <w:pPr>
         <w:numPr>
           <w:ilvl w:val="0"/>
-          <w:numId w:val="1007"/>
+          <w:numId w:val="1009"/>
         </w:numPr>
       </w:pPr>
       <w:r>
@@ -3883,18 +5104,18 @@
           <wp:inline>
             <wp:extent cx="5334000" cy="2868705"/>
             <wp:effectExtent b="0" l="0" r="0" t="0"/>
-            <wp:docPr descr="Seq2Seq" title="" id="39" name="Picture"/>
+            <wp:docPr descr="Seq2Seq" title="" id="49" name="Picture"/>
             <a:graphic>
               <a:graphicData uri="http://schemas.openxmlformats.org/drawingml/2006/picture">
                 <pic:pic>
                   <pic:nvPicPr>
-                    <pic:cNvPr descr="figures/2_basics/seq2seq.png" id="40" name="Picture"/>
+                    <pic:cNvPr descr="figures/2_basics/seq2seq.png" id="50" name="Picture"/>
                     <pic:cNvPicPr>
                       <a:picLocks noChangeArrowheads="1" noChangeAspect="1"/>
                     </pic:cNvPicPr>
                   </pic:nvPicPr>
                   <pic:blipFill>
-                    <a:blip r:embed="rId38"/>
+                    <a:blip r:embed="rId48"/>
                     <a:stretch>
                       <a:fillRect/>
                     </a:stretch>
@@ -3921,8 +5142,8 @@
         </w:drawing>
       </w:r>
     </w:p>
-    <w:bookmarkEnd w:id="41"/>
-    <w:bookmarkStart w:id="48" w:name="attention-механизам"/>
+    <w:bookmarkEnd w:id="51"/>
+    <w:bookmarkStart w:id="58" w:name="attention-механизам"/>
     <w:p>
       <w:pPr>
         <w:pStyle w:val="Heading4"/>
@@ -4040,7 +5261,7 @@
       <w:pPr>
         <w:numPr>
           <w:ilvl w:val="0"/>
-          <w:numId w:val="1008"/>
+          <w:numId w:val="1010"/>
         </w:numPr>
       </w:pPr>
       <w:r>
@@ -4177,7 +5398,7 @@
       <w:pPr>
         <w:numPr>
           <w:ilvl w:val="0"/>
-          <w:numId w:val="1008"/>
+          <w:numId w:val="1010"/>
         </w:numPr>
       </w:pPr>
       <w:r>
@@ -4334,7 +5555,7 @@
       <w:pPr>
         <w:numPr>
           <w:ilvl w:val="0"/>
-          <w:numId w:val="1008"/>
+          <w:numId w:val="1010"/>
         </w:numPr>
       </w:pPr>
       <w:r>
@@ -4762,18 +5983,18 @@
           <wp:inline>
             <wp:extent cx="5334000" cy="3000375"/>
             <wp:effectExtent b="0" l="0" r="0" t="0"/>
-            <wp:docPr descr="Attention механизам" title="" id="43" name="Picture"/>
+            <wp:docPr descr="Attention механизам" title="" id="53" name="Picture"/>
             <a:graphic>
               <a:graphicData uri="http://schemas.openxmlformats.org/drawingml/2006/picture">
                 <pic:pic>
                   <pic:nvPicPr>
-                    <pic:cNvPr descr="figures/2_basics/attention.png" id="44" name="Picture"/>
+                    <pic:cNvPr descr="figures/2_basics/attention.png" id="54" name="Picture"/>
                     <pic:cNvPicPr>
                       <a:picLocks noChangeArrowheads="1" noChangeAspect="1"/>
                     </pic:cNvPicPr>
                   </pic:nvPicPr>
                   <pic:blipFill>
-                    <a:blip r:embed="rId42"/>
+                    <a:blip r:embed="rId52"/>
                     <a:stretch>
                       <a:fillRect/>
                     </a:stretch>
@@ -4862,18 +6083,18 @@
           <wp:inline>
             <wp:extent cx="4356100" cy="3378200"/>
             <wp:effectExtent b="0" l="0" r="0" t="0"/>
-            <wp:docPr descr="Multihead\ attention" title="" id="46" name="Picture"/>
+            <wp:docPr descr="Multihead\ attention" title="" id="56" name="Picture"/>
             <a:graphic>
               <a:graphicData uri="http://schemas.openxmlformats.org/drawingml/2006/picture">
                 <pic:pic>
                   <pic:nvPicPr>
-                    <pic:cNvPr descr="figures/2_basics/multihead.png" id="47" name="Picture"/>
+                    <pic:cNvPr descr="figures/2_basics/multihead.png" id="57" name="Picture"/>
                     <pic:cNvPicPr>
                       <a:picLocks noChangeArrowheads="1" noChangeAspect="1"/>
                     </pic:cNvPicPr>
                   </pic:nvPicPr>
                   <pic:blipFill>
-                    <a:blip r:embed="rId45"/>
+                    <a:blip r:embed="rId55"/>
                     <a:stretch>
                       <a:fillRect/>
                     </a:stretch>
@@ -4977,10 +6198,10 @@
         <w:t xml:space="preserve">векторе пре уласка у мрежу.</w:t>
       </w:r>
     </w:p>
-    <w:bookmarkEnd w:id="48"/>
-    <w:bookmarkEnd w:id="49"/>
-    <w:bookmarkEnd w:id="50"/>
-    <w:bookmarkStart w:id="64" w:name="граф-неуронске-мреже"/>
+    <w:bookmarkEnd w:id="58"/>
+    <w:bookmarkEnd w:id="59"/>
+    <w:bookmarkEnd w:id="60"/>
+    <w:bookmarkStart w:id="74" w:name="граф-неуронске-мреже"/>
     <w:p>
       <w:pPr>
         <w:pStyle w:val="Heading2"/>
@@ -4997,7 +6218,7 @@
         <w:t xml:space="preserve">У наредним поглављима размотрићемо граф неуронске мреже које се могу користити код задатака са графовским подацима, као што су анализа друштвених мрежа, предвиђање својстава молекула и генерално задаци где се између података могу установити релације које се могу затим представити графом.</w:t>
       </w:r>
     </w:p>
-    <w:bookmarkStart w:id="57" w:name="Xd07d1a9d05db16be89a9aba8798decb2df03154"/>
+    <w:bookmarkStart w:id="67" w:name="Xd07d1a9d05db16be89a9aba8798decb2df03154"/>
     <w:p>
       <w:pPr>
         <w:pStyle w:val="Heading3"/>
@@ -5019,7 +6240,7 @@
         <w:pStyle w:val="Compact"/>
         <w:numPr>
           <w:ilvl w:val="0"/>
-          <w:numId w:val="1009"/>
+          <w:numId w:val="1011"/>
         </w:numPr>
       </w:pPr>
       <w:r>
@@ -5107,7 +6328,7 @@
         <w:pStyle w:val="Compact"/>
         <w:numPr>
           <w:ilvl w:val="0"/>
-          <w:numId w:val="1009"/>
+          <w:numId w:val="1011"/>
         </w:numPr>
       </w:pPr>
       <w:r>
@@ -5179,7 +6400,7 @@
         <w:pStyle w:val="Compact"/>
         <w:numPr>
           <w:ilvl w:val="0"/>
-          <w:numId w:val="1009"/>
+          <w:numId w:val="1011"/>
         </w:numPr>
       </w:pPr>
       <w:r>
@@ -5225,18 +6446,18 @@
           <wp:inline>
             <wp:extent cx="5334000" cy="2083481"/>
             <wp:effectExtent b="0" l="0" r="0" t="0"/>
-            <wp:docPr descr="Граф неуронска мрежа" title="" id="52" name="Picture"/>
+            <wp:docPr descr="Граф неуронска мрежа" title="" id="62" name="Picture"/>
             <a:graphic>
               <a:graphicData uri="http://schemas.openxmlformats.org/drawingml/2006/picture">
                 <pic:pic>
                   <pic:nvPicPr>
-                    <pic:cNvPr descr="figures/2_basics/gnn.png" id="53" name="Picture"/>
+                    <pic:cNvPr descr="figures/2_basics/gnn.png" id="63" name="Picture"/>
                     <pic:cNvPicPr>
                       <a:picLocks noChangeArrowheads="1" noChangeAspect="1"/>
                     </pic:cNvPicPr>
                   </pic:nvPicPr>
                   <pic:blipFill>
-                    <a:blip r:embed="rId51"/>
+                    <a:blip r:embed="rId61"/>
                     <a:stretch>
                       <a:fillRect/>
                     </a:stretch>
@@ -5334,7 +6555,7 @@
         <w:pStyle w:val="Compact"/>
         <w:numPr>
           <w:ilvl w:val="0"/>
-          <w:numId w:val="1010"/>
+          <w:numId w:val="1012"/>
         </w:numPr>
       </w:pPr>
       <w:r>
@@ -5366,7 +6587,7 @@
         <w:pStyle w:val="Compact"/>
         <w:numPr>
           <w:ilvl w:val="0"/>
-          <w:numId w:val="1010"/>
+          <w:numId w:val="1012"/>
         </w:numPr>
       </w:pPr>
       <w:r>
@@ -5550,7 +6771,7 @@
         <w:pStyle w:val="Compact"/>
         <w:numPr>
           <w:ilvl w:val="0"/>
-          <w:numId w:val="1011"/>
+          <w:numId w:val="1013"/>
         </w:numPr>
       </w:pPr>
       <w:r>
@@ -5562,7 +6783,7 @@
         <w:pStyle w:val="Compact"/>
         <w:numPr>
           <w:ilvl w:val="0"/>
-          <w:numId w:val="1011"/>
+          <w:numId w:val="1013"/>
         </w:numPr>
       </w:pPr>
       <w:r>
@@ -5574,7 +6795,7 @@
         <w:pStyle w:val="Compact"/>
         <w:numPr>
           <w:ilvl w:val="0"/>
-          <w:numId w:val="1011"/>
+          <w:numId w:val="1013"/>
         </w:numPr>
       </w:pPr>
       <w:r>
@@ -5655,18 +6876,18 @@
           <wp:inline>
             <wp:extent cx="5334000" cy="2411766"/>
             <wp:effectExtent b="0" l="0" r="0" t="0"/>
-            <wp:docPr descr="Message passing" title="" id="55" name="Picture"/>
+            <wp:docPr descr="Message passing" title="" id="65" name="Picture"/>
             <a:graphic>
               <a:graphicData uri="http://schemas.openxmlformats.org/drawingml/2006/picture">
                 <pic:pic>
                   <pic:nvPicPr>
-                    <pic:cNvPr descr="figures/2_basics/msgpass.png" id="56" name="Picture"/>
+                    <pic:cNvPr descr="figures/2_basics/msgpass.png" id="66" name="Picture"/>
                     <pic:cNvPicPr>
                       <a:picLocks noChangeArrowheads="1" noChangeAspect="1"/>
                     </pic:cNvPicPr>
                   </pic:nvPicPr>
                   <pic:blipFill>
-                    <a:blip r:embed="rId54"/>
+                    <a:blip r:embed="rId64"/>
                     <a:stretch>
                       <a:fillRect/>
                     </a:stretch>
@@ -5693,8 +6914,8 @@
         </w:drawing>
       </w:r>
     </w:p>
-    <w:bookmarkEnd w:id="57"/>
-    <w:bookmarkStart w:id="63" w:name="варијације-граф-неуронских-мрежа"/>
+    <w:bookmarkEnd w:id="67"/>
+    <w:bookmarkStart w:id="73" w:name="варијације-граф-неуронских-мрежа"/>
     <w:p>
       <w:pPr>
         <w:pStyle w:val="Heading3"/>
@@ -5703,7 +6924,7 @@
         <w:t xml:space="preserve">3.2.2 Варијације граф неуронских мрежа</w:t>
       </w:r>
     </w:p>
-    <w:bookmarkStart w:id="58" w:name="Xf07a6c5af431cd3870365e317fd46e26487388e"/>
+    <w:bookmarkStart w:id="68" w:name="Xf07a6c5af431cd3870365e317fd46e26487388e"/>
     <w:p>
       <w:pPr>
         <w:pStyle w:val="Heading4"/>
@@ -5966,7 +7187,7 @@
       <w:pPr>
         <w:numPr>
           <w:ilvl w:val="0"/>
-          <w:numId w:val="1012"/>
+          <w:numId w:val="1014"/>
         </w:numPr>
       </w:pPr>
       <m:oMath>
@@ -6033,7 +7254,7 @@
       <w:pPr>
         <w:numPr>
           <w:ilvl w:val="0"/>
-          <w:numId w:val="1012"/>
+          <w:numId w:val="1014"/>
         </w:numPr>
       </w:pPr>
       <m:oMath>
@@ -6084,7 +7305,7 @@
       <w:pPr>
         <w:numPr>
           <w:ilvl w:val="0"/>
-          <w:numId w:val="1012"/>
+          <w:numId w:val="1014"/>
         </w:numPr>
       </w:pPr>
       <m:oMath>
@@ -6128,7 +7349,7 @@
       <w:pPr>
         <w:numPr>
           <w:ilvl w:val="0"/>
-          <w:numId w:val="1012"/>
+          <w:numId w:val="1014"/>
         </w:numPr>
       </w:pPr>
       <m:oMath>
@@ -6198,7 +7419,7 @@
       <w:pPr>
         <w:numPr>
           <w:ilvl w:val="0"/>
-          <w:numId w:val="1012"/>
+          <w:numId w:val="1014"/>
         </w:numPr>
       </w:pPr>
       <m:oMath>
@@ -6581,7 +7802,7 @@
         <w:pStyle w:val="Compact"/>
         <w:numPr>
           <w:ilvl w:val="0"/>
-          <w:numId w:val="1013"/>
+          <w:numId w:val="1015"/>
         </w:numPr>
       </w:pPr>
       <m:oMath>
@@ -6667,7 +7888,7 @@
         <w:pStyle w:val="Compact"/>
         <w:numPr>
           <w:ilvl w:val="0"/>
-          <w:numId w:val="1013"/>
+          <w:numId w:val="1015"/>
         </w:numPr>
       </w:pPr>
       <m:oMath>
@@ -6735,7 +7956,7 @@
         <w:pStyle w:val="Compact"/>
         <w:numPr>
           <w:ilvl w:val="0"/>
-          <w:numId w:val="1013"/>
+          <w:numId w:val="1015"/>
         </w:numPr>
       </w:pPr>
       <m:oMath>
@@ -6786,7 +8007,7 @@
         <w:pStyle w:val="Compact"/>
         <w:numPr>
           <w:ilvl w:val="0"/>
-          <w:numId w:val="1013"/>
+          <w:numId w:val="1015"/>
         </w:numPr>
       </w:pPr>
       <m:oMath>
@@ -6856,7 +8077,7 @@
         <w:pStyle w:val="Compact"/>
         <w:numPr>
           <w:ilvl w:val="0"/>
-          <w:numId w:val="1013"/>
+          <w:numId w:val="1015"/>
         </w:numPr>
       </w:pPr>
       <m:oMath>
@@ -6910,7 +8131,7 @@
         <w:pStyle w:val="Compact"/>
         <w:numPr>
           <w:ilvl w:val="0"/>
-          <w:numId w:val="1013"/>
+          <w:numId w:val="1015"/>
         </w:numPr>
       </w:pPr>
       <m:oMath>
@@ -7005,8 +8226,8 @@
         </m:r>
       </m:oMath>
     </w:p>
-    <w:bookmarkEnd w:id="58"/>
-    <w:bookmarkStart w:id="62" w:name="граф-трансформери"/>
+    <w:bookmarkEnd w:id="68"/>
+    <w:bookmarkStart w:id="72" w:name="граф-трансформери"/>
     <w:p>
       <w:pPr>
         <w:pStyle w:val="Heading4"/>
@@ -7047,7 +8268,7 @@
         <w:pStyle w:val="Compact"/>
         <w:numPr>
           <w:ilvl w:val="0"/>
-          <w:numId w:val="1014"/>
+          <w:numId w:val="1016"/>
         </w:numPr>
       </w:pPr>
       <w:r>
@@ -7093,7 +8314,7 @@
         <w:pStyle w:val="Compact"/>
         <w:numPr>
           <w:ilvl w:val="0"/>
-          <w:numId w:val="1014"/>
+          <w:numId w:val="1016"/>
         </w:numPr>
       </w:pPr>
       <w:r>
@@ -7173,7 +8394,7 @@
       <w:pPr>
         <w:numPr>
           <w:ilvl w:val="0"/>
-          <w:numId w:val="1015"/>
+          <w:numId w:val="1017"/>
         </w:numPr>
       </w:pPr>
       <w:r>
@@ -7207,7 +8428,7 @@
       <w:pPr>
         <w:numPr>
           <w:ilvl w:val="0"/>
-          <w:numId w:val="1015"/>
+          <w:numId w:val="1017"/>
         </w:numPr>
       </w:pPr>
       <w:r>
@@ -7488,18 +8709,18 @@
           <wp:inline>
             <wp:extent cx="5334000" cy="3810000"/>
             <wp:effectExtent b="0" l="0" r="0" t="0"/>
-            <wp:docPr descr="Граф трансформер неуронска мрежа" title="" id="60" name="Picture"/>
+            <wp:docPr descr="Граф трансформер неуронска мрежа" title="" id="70" name="Picture"/>
             <a:graphic>
               <a:graphicData uri="http://schemas.openxmlformats.org/drawingml/2006/picture">
                 <pic:pic>
                   <pic:nvPicPr>
-                    <pic:cNvPr descr="figures/2_basics/gat.png" id="61" name="Picture"/>
+                    <pic:cNvPr descr="figures/2_basics/gat.png" id="71" name="Picture"/>
                     <pic:cNvPicPr>
                       <a:picLocks noChangeArrowheads="1" noChangeAspect="1"/>
                     </pic:cNvPicPr>
                   </pic:nvPicPr>
                   <pic:blipFill>
-                    <a:blip r:embed="rId59"/>
+                    <a:blip r:embed="rId69"/>
                     <a:stretch>
                       <a:fillRect/>
                     </a:stretch>
@@ -7526,10 +8747,10 @@
         </w:drawing>
       </w:r>
     </w:p>
-    <w:bookmarkEnd w:id="62"/>
-    <w:bookmarkEnd w:id="63"/>
-    <w:bookmarkEnd w:id="64"/>
-    <w:bookmarkStart w:id="75" w:name="технике-оптимизације-неуронских-мрежа"/>
+    <w:bookmarkEnd w:id="72"/>
+    <w:bookmarkEnd w:id="73"/>
+    <w:bookmarkEnd w:id="74"/>
+    <w:bookmarkStart w:id="85" w:name="технике-оптимизације-неуронских-мрежа"/>
     <w:p>
       <w:pPr>
         <w:pStyle w:val="Heading2"/>
@@ -7562,7 +8783,7 @@
         <w:t xml:space="preserve">или мобилни уређаји који имају знатно мање меморије и слабим процесорима. У наредном поглављу ћемо размотрити квантизацију, технику оптимизације инференције неуронских мрежа.</w:t>
       </w:r>
     </w:p>
-    <w:bookmarkStart w:id="74" w:name="квантизација"/>
+    <w:bookmarkStart w:id="84" w:name="квантизација"/>
     <w:p>
       <w:pPr>
         <w:pStyle w:val="Heading3"/>
@@ -7716,7 +8937,7 @@
         <w:pStyle w:val="Compact"/>
         <w:numPr>
           <w:ilvl w:val="0"/>
-          <w:numId w:val="1016"/>
+          <w:numId w:val="1018"/>
         </w:numPr>
       </w:pPr>
       <w:r>
@@ -7802,7 +9023,7 @@
         <w:pStyle w:val="Compact"/>
         <w:numPr>
           <w:ilvl w:val="1"/>
-          <w:numId w:val="1017"/>
+          <w:numId w:val="1019"/>
         </w:numPr>
       </w:pPr>
       <w:r>
@@ -7830,7 +9051,7 @@
         <w:pStyle w:val="Compact"/>
         <w:numPr>
           <w:ilvl w:val="1"/>
-          <w:numId w:val="1017"/>
+          <w:numId w:val="1019"/>
         </w:numPr>
       </w:pPr>
       <w:r>
@@ -7868,7 +9089,7 @@
         <w:pStyle w:val="Compact"/>
         <w:numPr>
           <w:ilvl w:val="1"/>
-          <w:numId w:val="1017"/>
+          <w:numId w:val="1019"/>
         </w:numPr>
       </w:pPr>
       <w:r>
@@ -7900,18 +9121,18 @@
           <wp:inline>
             <wp:extent cx="5334000" cy="3418009"/>
             <wp:effectExtent b="0" l="0" r="0" t="0"/>
-            <wp:docPr descr="bfloat16" title="" id="66" name="Picture"/>
+            <wp:docPr descr="bfloat16" title="" id="76" name="Picture"/>
             <a:graphic>
               <a:graphicData uri="http://schemas.openxmlformats.org/drawingml/2006/picture">
                 <pic:pic>
                   <pic:nvPicPr>
-                    <pic:cNvPr descr="figures/2_basics/bf16.png" id="67" name="Picture"/>
+                    <pic:cNvPr descr="figures/2_basics/bf16.png" id="77" name="Picture"/>
                     <pic:cNvPicPr>
                       <a:picLocks noChangeArrowheads="1" noChangeAspect="1"/>
                     </pic:cNvPicPr>
                   </pic:nvPicPr>
                   <pic:blipFill>
-                    <a:blip r:embed="rId65"/>
+                    <a:blip r:embed="rId75"/>
                     <a:stretch>
                       <a:fillRect/>
                     </a:stretch>
@@ -7943,7 +9164,7 @@
         <w:pStyle w:val="Compact"/>
         <w:numPr>
           <w:ilvl w:val="0"/>
-          <w:numId w:val="1018"/>
+          <w:numId w:val="1020"/>
         </w:numPr>
       </w:pPr>
       <w:r>
@@ -7985,18 +9206,18 @@
           <wp:inline>
             <wp:extent cx="5334000" cy="3098104"/>
             <wp:effectExtent b="0" l="0" r="0" t="0"/>
-            <wp:docPr descr="int8" title="" id="69" name="Picture"/>
+            <wp:docPr descr="int8" title="" id="79" name="Picture"/>
             <a:graphic>
               <a:graphicData uri="http://schemas.openxmlformats.org/drawingml/2006/picture">
                 <pic:pic>
                   <pic:nvPicPr>
-                    <pic:cNvPr descr="figures/2_basics/int8.png" id="70" name="Picture"/>
+                    <pic:cNvPr descr="figures/2_basics/int8.png" id="80" name="Picture"/>
                     <pic:cNvPicPr>
                       <a:picLocks noChangeArrowheads="1" noChangeAspect="1"/>
                     </pic:cNvPicPr>
                   </pic:nvPicPr>
                   <pic:blipFill>
-                    <a:blip r:embed="rId68"/>
+                    <a:blip r:embed="rId78"/>
                     <a:stretch>
                       <a:fillRect/>
                     </a:stretch>
@@ -8097,7 +9318,7 @@
         <w:pStyle w:val="Compact"/>
         <w:numPr>
           <w:ilvl w:val="0"/>
-          <w:numId w:val="1019"/>
+          <w:numId w:val="1021"/>
         </w:numPr>
       </w:pPr>
       <w:r>
@@ -8424,18 +9645,18 @@
           <wp:inline>
             <wp:extent cx="5334000" cy="1501805"/>
             <wp:effectExtent b="0" l="0" r="0" t="0"/>
-            <wp:docPr descr="Квантизација и деквантизација" title="" id="72" name="Picture"/>
+            <wp:docPr descr="Квантизација и деквантизација" title="" id="82" name="Picture"/>
             <a:graphic>
               <a:graphicData uri="http://schemas.openxmlformats.org/drawingml/2006/picture">
                 <pic:pic>
                   <pic:nvPicPr>
-                    <pic:cNvPr descr="figures/2_basics/quant_deq.png" id="73" name="Picture"/>
+                    <pic:cNvPr descr="figures/2_basics/quant_deq.png" id="83" name="Picture"/>
                     <pic:cNvPicPr>
                       <a:picLocks noChangeArrowheads="1" noChangeAspect="1"/>
                     </pic:cNvPicPr>
                   </pic:nvPicPr>
                   <pic:blipFill>
-                    <a:blip r:embed="rId71"/>
+                    <a:blip r:embed="rId81"/>
                     <a:stretch>
                       <a:fillRect/>
                     </a:stretch>
@@ -8467,7 +9688,7 @@
         <w:pStyle w:val="Compact"/>
         <w:numPr>
           <w:ilvl w:val="0"/>
-          <w:numId w:val="1019"/>
+          <w:numId w:val="1021"/>
         </w:numPr>
       </w:pPr>
       <w:r>
@@ -9130,10 +10351,10 @@
         <w:t xml:space="preserve">Квантизацију је могуће вршити током тренинга или након тренинга, при чему квантизација у току тренинга даје боље резултате с обзиром да је модел у стању да узме у обзир ефекат квантизације.</w:t>
       </w:r>
     </w:p>
-    <w:bookmarkEnd w:id="74"/>
-    <w:bookmarkEnd w:id="75"/>
-    <w:bookmarkEnd w:id="76"/>
-    <w:bookmarkStart w:id="120" w:name="X6613ae54558a9db5e19235408b6cb659da78287"/>
+    <w:bookmarkEnd w:id="84"/>
+    <w:bookmarkEnd w:id="85"/>
+    <w:bookmarkEnd w:id="86"/>
+    <w:bookmarkStart w:id="130" w:name="X6613ae54558a9db5e19235408b6cb659da78287"/>
     <w:p>
       <w:pPr>
         <w:pStyle w:val="Heading1"/>
@@ -9179,7 +10400,7 @@
         <w:t xml:space="preserve">, који је базиран на граф неуронским мрежама и трансформер архитектури. Овај модел постиже тренутно најбоље резултате у мулдимодалном препознавању емоција.</w:t>
       </w:r>
     </w:p>
-    <w:bookmarkStart w:id="77" w:name="увод"/>
+    <w:bookmarkStart w:id="87" w:name="увод"/>
     <w:p>
       <w:pPr>
         <w:pStyle w:val="Heading2"/>
@@ -9238,7 +10459,7 @@
         <w:pStyle w:val="Compact"/>
         <w:numPr>
           <w:ilvl w:val="0"/>
-          <w:numId w:val="1020"/>
+          <w:numId w:val="1022"/>
         </w:numPr>
       </w:pPr>
       <w:r>
@@ -9260,7 +10481,7 @@
         <w:pStyle w:val="Compact"/>
         <w:numPr>
           <w:ilvl w:val="0"/>
-          <w:numId w:val="1020"/>
+          <w:numId w:val="1022"/>
         </w:numPr>
       </w:pPr>
       <w:r>
@@ -9307,7 +10528,7 @@
         <w:pStyle w:val="Compact"/>
         <w:numPr>
           <w:ilvl w:val="0"/>
-          <w:numId w:val="1020"/>
+          <w:numId w:val="1022"/>
         </w:numPr>
       </w:pPr>
       <w:r>
@@ -9365,8 +10586,8 @@
         <w:t xml:space="preserve">Даље ћемо детаљно обрадити дефиницију релација изговора, архитектуру модела као и хиперпараметре које су аутори користили како би постигли дате резултате.</w:t>
       </w:r>
     </w:p>
-    <w:bookmarkEnd w:id="77"/>
-    <w:bookmarkStart w:id="90" w:name="архитектура-решења"/>
+    <w:bookmarkEnd w:id="87"/>
+    <w:bookmarkStart w:id="100" w:name="архитектура-решења"/>
     <w:p>
       <w:pPr>
         <w:pStyle w:val="Heading2"/>
@@ -9408,18 +10629,18 @@
           <wp:inline>
             <wp:extent cx="5334000" cy="2489762"/>
             <wp:effectExtent b="0" l="0" r="0" t="0"/>
-            <wp:docPr descr="Архитектура COGMENа" title="" id="79" name="Picture"/>
+            <wp:docPr descr="Архитектура COGMENа" title="" id="89" name="Picture"/>
             <a:graphic>
               <a:graphicData uri="http://schemas.openxmlformats.org/drawingml/2006/picture">
                 <pic:pic>
                   <pic:nvPicPr>
-                    <pic:cNvPr descr="figures/3_models/cogmen_arch.png" id="80" name="Picture"/>
+                    <pic:cNvPr descr="figures/3_models/cogmen_arch.png" id="90" name="Picture"/>
                     <pic:cNvPicPr>
                       <a:picLocks noChangeArrowheads="1" noChangeAspect="1"/>
                     </pic:cNvPicPr>
                   </pic:nvPicPr>
                   <pic:blipFill>
-                    <a:blip r:embed="rId78"/>
+                    <a:blip r:embed="rId88"/>
                     <a:stretch>
                       <a:fillRect/>
                     </a:stretch>
@@ -9459,7 +10680,7 @@
         <w:pStyle w:val="Compact"/>
         <w:numPr>
           <w:ilvl w:val="0"/>
-          <w:numId w:val="1021"/>
+          <w:numId w:val="1023"/>
         </w:numPr>
       </w:pPr>
       <w:r>
@@ -9471,7 +10692,7 @@
         <w:pStyle w:val="Compact"/>
         <w:numPr>
           <w:ilvl w:val="0"/>
-          <w:numId w:val="1021"/>
+          <w:numId w:val="1023"/>
         </w:numPr>
       </w:pPr>
       <w:r>
@@ -9483,7 +10704,7 @@
         <w:pStyle w:val="Compact"/>
         <w:numPr>
           <w:ilvl w:val="0"/>
-          <w:numId w:val="1021"/>
+          <w:numId w:val="1023"/>
         </w:numPr>
       </w:pPr>
       <w:r>
@@ -9495,7 +10716,7 @@
         <w:pStyle w:val="Compact"/>
         <w:numPr>
           <w:ilvl w:val="0"/>
-          <w:numId w:val="1021"/>
+          <w:numId w:val="1023"/>
         </w:numPr>
       </w:pPr>
       <w:r>
@@ -9507,14 +10728,14 @@
         <w:pStyle w:val="Compact"/>
         <w:numPr>
           <w:ilvl w:val="0"/>
-          <w:numId w:val="1021"/>
+          <w:numId w:val="1023"/>
         </w:numPr>
       </w:pPr>
       <w:r>
         <w:t xml:space="preserve">Класификатор емоција</w:t>
       </w:r>
     </w:p>
-    <w:bookmarkStart w:id="81" w:name="контекст-екстрактор"/>
+    <w:bookmarkStart w:id="91" w:name="контекст-екстрактор"/>
     <w:p>
       <w:pPr>
         <w:pStyle w:val="Heading3"/>
@@ -9612,7 +10833,7 @@
         <w:pStyle w:val="Compact"/>
         <w:numPr>
           <w:ilvl w:val="0"/>
-          <w:numId w:val="1022"/>
+          <w:numId w:val="1024"/>
         </w:numPr>
       </w:pPr>
       <w:r>
@@ -9696,7 +10917,7 @@
         <w:pStyle w:val="Compact"/>
         <w:numPr>
           <w:ilvl w:val="0"/>
-          <w:numId w:val="1022"/>
+          <w:numId w:val="1024"/>
         </w:numPr>
       </w:pPr>
       <w:r>
@@ -9780,7 +11001,7 @@
         <w:pStyle w:val="Compact"/>
         <w:numPr>
           <w:ilvl w:val="0"/>
-          <w:numId w:val="1022"/>
+          <w:numId w:val="1024"/>
         </w:numPr>
       </w:pPr>
       <w:r>
@@ -12121,8 +13342,8 @@
         </m:oMath>
       </m:oMathPara>
     </w:p>
-    <w:bookmarkEnd w:id="81"/>
-    <w:bookmarkStart w:id="82" w:name="формирање-графа"/>
+    <w:bookmarkEnd w:id="91"/>
+    <w:bookmarkStart w:id="92" w:name="формирање-графа"/>
     <w:p>
       <w:pPr>
         <w:pStyle w:val="Heading3"/>
@@ -12529,7 +13750,7 @@
       <w:pPr>
         <w:numPr>
           <w:ilvl w:val="0"/>
-          <w:numId w:val="1023"/>
+          <w:numId w:val="1025"/>
         </w:numPr>
       </w:pPr>
       <w:r>
@@ -12700,7 +13921,7 @@
       <w:pPr>
         <w:numPr>
           <w:ilvl w:val="0"/>
-          <w:numId w:val="1023"/>
+          <w:numId w:val="1025"/>
         </w:numPr>
       </w:pPr>
       <w:r>
@@ -12917,8 +14138,8 @@
         <w:t xml:space="preserve">) изговоре, који представлљају хиперпараметре.</w:t>
       </w:r>
     </w:p>
-    <w:bookmarkEnd w:id="82"/>
-    <w:bookmarkStart w:id="83" w:name="релациона-граф-неуронска-мрежа"/>
+    <w:bookmarkEnd w:id="92"/>
+    <w:bookmarkStart w:id="93" w:name="релациона-граф-неуронска-мрежа"/>
     <w:p>
       <w:pPr>
         <w:pStyle w:val="Heading3"/>
@@ -13230,7 +14451,7 @@
         <w:pStyle w:val="Compact"/>
         <w:numPr>
           <w:ilvl w:val="0"/>
-          <w:numId w:val="1024"/>
+          <w:numId w:val="1026"/>
         </w:numPr>
       </w:pPr>
       <m:oMath>
@@ -13300,7 +14521,7 @@
         <w:pStyle w:val="Compact"/>
         <w:numPr>
           <w:ilvl w:val="0"/>
-          <w:numId w:val="1024"/>
+          <w:numId w:val="1026"/>
         </w:numPr>
       </w:pPr>
       <m:oMath>
@@ -13350,7 +14571,7 @@
         <w:pStyle w:val="Compact"/>
         <w:numPr>
           <w:ilvl w:val="0"/>
-          <w:numId w:val="1024"/>
+          <w:numId w:val="1026"/>
         </w:numPr>
       </w:pPr>
       <m:oMath>
@@ -13410,7 +14631,7 @@
         <w:pStyle w:val="Compact"/>
         <w:numPr>
           <w:ilvl w:val="0"/>
-          <w:numId w:val="1024"/>
+          <w:numId w:val="1026"/>
         </w:numPr>
       </w:pPr>
       <m:oMath>
@@ -13466,8 +14687,8 @@
         <w:t xml:space="preserve">, респективно</w:t>
       </w:r>
     </w:p>
-    <w:bookmarkEnd w:id="83"/>
-    <w:bookmarkStart w:id="84" w:name="граф-трансформер"/>
+    <w:bookmarkEnd w:id="93"/>
+    <w:bookmarkStart w:id="94" w:name="граф-трансформер"/>
     <w:p>
       <w:pPr>
         <w:pStyle w:val="Heading3"/>
@@ -14033,8 +15254,8 @@
         </m:oMath>
       </m:oMathPara>
     </w:p>
-    <w:bookmarkEnd w:id="84"/>
-    <w:bookmarkStart w:id="85" w:name="класификатор-емоција"/>
+    <w:bookmarkEnd w:id="94"/>
+    <w:bookmarkStart w:id="95" w:name="класификатор-емоција"/>
     <w:p>
       <w:pPr>
         <w:pStyle w:val="Heading3"/>
@@ -14341,8 +15562,8 @@
         </m:oMath>
       </m:oMathPara>
     </w:p>
-    <w:bookmarkEnd w:id="85"/>
-    <w:bookmarkStart w:id="89" w:name="хиперпараметри-модела"/>
+    <w:bookmarkEnd w:id="95"/>
+    <w:bookmarkStart w:id="99" w:name="хиперпараметри-модела"/>
     <w:p>
       <w:pPr>
         <w:pStyle w:val="Heading3"/>
@@ -14396,7 +15617,7 @@
         <w:pStyle w:val="Compact"/>
         <w:numPr>
           <w:ilvl w:val="0"/>
-          <w:numId w:val="1025"/>
+          <w:numId w:val="1027"/>
         </w:numPr>
       </w:pPr>
       <w:r>
@@ -14424,7 +15645,7 @@
         <w:pStyle w:val="Compact"/>
         <w:numPr>
           <w:ilvl w:val="1"/>
-          <w:numId w:val="1026"/>
+          <w:numId w:val="1028"/>
         </w:numPr>
       </w:pPr>
       <w:r>
@@ -14451,7 +15672,7 @@
         <w:pStyle w:val="Compact"/>
         <w:numPr>
           <w:ilvl w:val="1"/>
-          <w:numId w:val="1026"/>
+          <w:numId w:val="1028"/>
         </w:numPr>
       </w:pPr>
       <w:r>
@@ -14487,7 +15708,7 @@
         <w:pStyle w:val="Compact"/>
         <w:numPr>
           <w:ilvl w:val="1"/>
-          <w:numId w:val="1026"/>
+          <w:numId w:val="1028"/>
         </w:numPr>
       </w:pPr>
       <w:r>
@@ -14517,7 +15738,7 @@
         <w:pStyle w:val="Compact"/>
         <w:numPr>
           <w:ilvl w:val="1"/>
-          <w:numId w:val="1026"/>
+          <w:numId w:val="1028"/>
         </w:numPr>
       </w:pPr>
       <w:r>
@@ -14562,7 +15783,7 @@
         <w:pStyle w:val="Compact"/>
         <w:numPr>
           <w:ilvl w:val="0"/>
-          <w:numId w:val="1025"/>
+          <w:numId w:val="1027"/>
         </w:numPr>
       </w:pPr>
       <w:r>
@@ -14590,7 +15811,7 @@
         <w:pStyle w:val="Compact"/>
         <w:numPr>
           <w:ilvl w:val="1"/>
-          <w:numId w:val="1027"/>
+          <w:numId w:val="1029"/>
         </w:numPr>
       </w:pPr>
       <w:r>
@@ -14602,7 +15823,7 @@
         <w:pStyle w:val="Compact"/>
         <w:numPr>
           <w:ilvl w:val="2"/>
-          <w:numId w:val="1028"/>
+          <w:numId w:val="1030"/>
         </w:numPr>
       </w:pPr>
       <w:r>
@@ -14629,7 +15850,7 @@
         <w:pStyle w:val="Compact"/>
         <w:numPr>
           <w:ilvl w:val="2"/>
-          <w:numId w:val="1028"/>
+          <w:numId w:val="1030"/>
         </w:numPr>
       </w:pPr>
       <w:r>
@@ -14665,7 +15886,7 @@
         <w:pStyle w:val="Compact"/>
         <w:numPr>
           <w:ilvl w:val="2"/>
-          <w:numId w:val="1028"/>
+          <w:numId w:val="1030"/>
         </w:numPr>
       </w:pPr>
       <w:r>
@@ -14695,7 +15916,7 @@
         <w:pStyle w:val="Compact"/>
         <w:numPr>
           <w:ilvl w:val="2"/>
-          <w:numId w:val="1028"/>
+          <w:numId w:val="1030"/>
         </w:numPr>
       </w:pPr>
       <w:r>
@@ -14740,7 +15961,7 @@
         <w:pStyle w:val="Compact"/>
         <w:numPr>
           <w:ilvl w:val="1"/>
-          <w:numId w:val="1027"/>
+          <w:numId w:val="1029"/>
         </w:numPr>
       </w:pPr>
       <w:r>
@@ -14752,7 +15973,7 @@
         <w:pStyle w:val="Compact"/>
         <w:numPr>
           <w:ilvl w:val="2"/>
-          <w:numId w:val="1029"/>
+          <w:numId w:val="1031"/>
         </w:numPr>
       </w:pPr>
       <w:r>
@@ -14779,7 +16000,7 @@
         <w:pStyle w:val="Compact"/>
         <w:numPr>
           <w:ilvl w:val="2"/>
-          <w:numId w:val="1029"/>
+          <w:numId w:val="1031"/>
         </w:numPr>
       </w:pPr>
       <w:r>
@@ -14815,7 +16036,7 @@
         <w:pStyle w:val="Compact"/>
         <w:numPr>
           <w:ilvl w:val="2"/>
-          <w:numId w:val="1029"/>
+          <w:numId w:val="1031"/>
         </w:numPr>
       </w:pPr>
       <w:r>
@@ -14845,7 +16066,7 @@
         <w:pStyle w:val="Compact"/>
         <w:numPr>
           <w:ilvl w:val="2"/>
-          <w:numId w:val="1029"/>
+          <w:numId w:val="1031"/>
         </w:numPr>
       </w:pPr>
       <w:r>
@@ -14890,7 +16111,7 @@
         <w:pStyle w:val="Compact"/>
         <w:numPr>
           <w:ilvl w:val="1"/>
-          <w:numId w:val="1027"/>
+          <w:numId w:val="1029"/>
         </w:numPr>
       </w:pPr>
       <w:r>
@@ -14902,7 +16123,7 @@
         <w:pStyle w:val="Compact"/>
         <w:numPr>
           <w:ilvl w:val="2"/>
-          <w:numId w:val="1030"/>
+          <w:numId w:val="1032"/>
         </w:numPr>
       </w:pPr>
       <w:r>
@@ -14929,7 +16150,7 @@
         <w:pStyle w:val="Compact"/>
         <w:numPr>
           <w:ilvl w:val="2"/>
-          <w:numId w:val="1030"/>
+          <w:numId w:val="1032"/>
         </w:numPr>
       </w:pPr>
       <w:r>
@@ -14965,7 +16186,7 @@
         <w:pStyle w:val="Compact"/>
         <w:numPr>
           <w:ilvl w:val="2"/>
-          <w:numId w:val="1030"/>
+          <w:numId w:val="1032"/>
         </w:numPr>
       </w:pPr>
       <w:r>
@@ -14995,7 +16216,7 @@
         <w:pStyle w:val="Compact"/>
         <w:numPr>
           <w:ilvl w:val="2"/>
-          <w:numId w:val="1030"/>
+          <w:numId w:val="1032"/>
         </w:numPr>
       </w:pPr>
       <w:r>
@@ -15116,18 +16337,18 @@
           <wp:inline>
             <wp:extent cx="3022332" cy="1742172"/>
             <wp:effectExtent b="0" l="0" r="0" t="0"/>
-            <wp:docPr descr="Перформансе COGMENа у зависности од величине прозора" title="" id="87" name="Picture"/>
+            <wp:docPr descr="Перформансе COGMENа у зависности од величине прозора" title="" id="97" name="Picture"/>
             <a:graphic>
               <a:graphicData uri="http://schemas.openxmlformats.org/drawingml/2006/picture">
                 <pic:pic>
                   <pic:nvPicPr>
-                    <pic:cNvPr descr="figures/3_models/cogmen_window.png" id="88" name="Picture"/>
+                    <pic:cNvPr descr="figures/3_models/cogmen_window.png" id="98" name="Picture"/>
                     <pic:cNvPicPr>
                       <a:picLocks noChangeArrowheads="1" noChangeAspect="1"/>
                     </pic:cNvPicPr>
                   </pic:nvPicPr>
                   <pic:blipFill>
-                    <a:blip r:embed="rId86"/>
+                    <a:blip r:embed="rId96"/>
                     <a:stretch>
                       <a:fillRect/>
                     </a:stretch>
@@ -15154,9 +16375,9 @@
         </w:drawing>
       </w:r>
     </w:p>
-    <w:bookmarkEnd w:id="89"/>
-    <w:bookmarkEnd w:id="90"/>
-    <w:bookmarkStart w:id="104" w:name="експериментални-резултати"/>
+    <w:bookmarkEnd w:id="99"/>
+    <w:bookmarkEnd w:id="100"/>
+    <w:bookmarkStart w:id="114" w:name="експериментални-резултати"/>
     <w:p>
       <w:pPr>
         <w:pStyle w:val="Heading2"/>
@@ -15173,7 +16394,7 @@
         <w:t xml:space="preserve">Тестирање перформанси модела је вршено на два скупа података</w:t>
       </w:r>
     </w:p>
-    <w:bookmarkStart w:id="99" w:name="iemocap"/>
+    <w:bookmarkStart w:id="109" w:name="iemocap"/>
     <w:p>
       <w:pPr>
         <w:pStyle w:val="Heading3"/>
@@ -15321,7 +16542,7 @@
         <w:t xml:space="preserve">модела.</w:t>
       </w:r>
     </w:p>
-    <w:bookmarkStart w:id="94" w:name="тестирање-са-6-емоција"/>
+    <w:bookmarkStart w:id="104" w:name="тестирање-са-6-емоција"/>
     <w:p>
       <w:pPr>
         <w:pStyle w:val="Heading4"/>
@@ -15470,18 +16691,18 @@
           <wp:inline>
             <wp:extent cx="5334000" cy="1948295"/>
             <wp:effectExtent b="0" l="0" r="0" t="0"/>
-            <wp:docPr descr="Перформансе COGMEN модела на IEMOCAP скупу са 6 емоција" title="" id="92" name="Picture"/>
+            <wp:docPr descr="Перформансе COGMEN модела на IEMOCAP скупу са 6 емоција" title="" id="102" name="Picture"/>
             <a:graphic>
               <a:graphicData uri="http://schemas.openxmlformats.org/drawingml/2006/picture">
                 <pic:pic>
                   <pic:nvPicPr>
-                    <pic:cNvPr descr="figures/3_models/iemocap_6.png" id="93" name="Picture"/>
+                    <pic:cNvPr descr="figures/3_models/iemocap_6.png" id="103" name="Picture"/>
                     <pic:cNvPicPr>
                       <a:picLocks noChangeArrowheads="1" noChangeAspect="1"/>
                     </pic:cNvPicPr>
                   </pic:nvPicPr>
                   <pic:blipFill>
-                    <a:blip r:embed="rId91"/>
+                    <a:blip r:embed="rId101"/>
                     <a:stretch>
                       <a:fillRect/>
                     </a:stretch>
@@ -15508,8 +16729,8 @@
         </w:drawing>
       </w:r>
     </w:p>
-    <w:bookmarkEnd w:id="94"/>
-    <w:bookmarkStart w:id="98" w:name="тестирање-са-4-емоција"/>
+    <w:bookmarkEnd w:id="104"/>
+    <w:bookmarkStart w:id="108" w:name="тестирање-са-4-емоција"/>
     <w:p>
       <w:pPr>
         <w:pStyle w:val="Heading4"/>
@@ -15613,18 +16834,18 @@
           <wp:inline>
             <wp:extent cx="4620126" cy="1029903"/>
             <wp:effectExtent b="0" l="0" r="0" t="0"/>
-            <wp:docPr descr="Перформансе COGMEN модела на IEMOCAP скупу са 4 емоција" title="" id="96" name="Picture"/>
+            <wp:docPr descr="Перформансе COGMEN модела на IEMOCAP скупу са 4 емоција" title="" id="106" name="Picture"/>
             <a:graphic>
               <a:graphicData uri="http://schemas.openxmlformats.org/drawingml/2006/picture">
                 <pic:pic>
                   <pic:nvPicPr>
-                    <pic:cNvPr descr="figures/3_models/iemocap_4.png" id="97" name="Picture"/>
+                    <pic:cNvPr descr="figures/3_models/iemocap_4.png" id="107" name="Picture"/>
                     <pic:cNvPicPr>
                       <a:picLocks noChangeArrowheads="1" noChangeAspect="1"/>
                     </pic:cNvPicPr>
                   </pic:nvPicPr>
                   <pic:blipFill>
-                    <a:blip r:embed="rId95"/>
+                    <a:blip r:embed="rId105"/>
                     <a:stretch>
                       <a:fillRect/>
                     </a:stretch>
@@ -15651,9 +16872,9 @@
         </w:drawing>
       </w:r>
     </w:p>
-    <w:bookmarkEnd w:id="98"/>
-    <w:bookmarkEnd w:id="99"/>
-    <w:bookmarkStart w:id="103" w:name="mosei"/>
+    <w:bookmarkEnd w:id="108"/>
+    <w:bookmarkEnd w:id="109"/>
+    <w:bookmarkStart w:id="113" w:name="mosei"/>
     <w:p>
       <w:pPr>
         <w:pStyle w:val="Heading3"/>
@@ -15695,7 +16916,7 @@
         <w:pStyle w:val="Compact"/>
         <w:numPr>
           <w:ilvl w:val="0"/>
-          <w:numId w:val="1031"/>
+          <w:numId w:val="1033"/>
         </w:numPr>
       </w:pPr>
       <w:r>
@@ -15707,7 +16928,7 @@
         <w:pStyle w:val="Compact"/>
         <w:numPr>
           <w:ilvl w:val="0"/>
-          <w:numId w:val="1031"/>
+          <w:numId w:val="1033"/>
         </w:numPr>
       </w:pPr>
       <w:r>
@@ -15884,7 +17105,7 @@
         <w:pStyle w:val="Compact"/>
         <w:numPr>
           <w:ilvl w:val="0"/>
-          <w:numId w:val="1032"/>
+          <w:numId w:val="1034"/>
         </w:numPr>
       </w:pPr>
       <w:r>
@@ -15903,7 +17124,7 @@
         <w:pStyle w:val="Compact"/>
         <w:numPr>
           <w:ilvl w:val="0"/>
-          <w:numId w:val="1032"/>
+          <w:numId w:val="1034"/>
         </w:numPr>
       </w:pPr>
       <w:r>
@@ -16029,18 +17250,18 @@
           <wp:inline>
             <wp:extent cx="5334000" cy="1700800"/>
             <wp:effectExtent b="0" l="0" r="0" t="0"/>
-            <wp:docPr descr="Перформансе COGMEN модела на MOSEI скупу" title="" id="101" name="Picture"/>
+            <wp:docPr descr="Перформансе COGMEN модела на MOSEI скупу" title="" id="111" name="Picture"/>
             <a:graphic>
               <a:graphicData uri="http://schemas.openxmlformats.org/drawingml/2006/picture">
                 <pic:pic>
                   <pic:nvPicPr>
-                    <pic:cNvPr descr="figures/3_models/mosei.png" id="102" name="Picture"/>
+                    <pic:cNvPr descr="figures/3_models/mosei.png" id="112" name="Picture"/>
                     <pic:cNvPicPr>
                       <a:picLocks noChangeArrowheads="1" noChangeAspect="1"/>
                     </pic:cNvPicPr>
                   </pic:nvPicPr>
                   <pic:blipFill>
-                    <a:blip r:embed="rId100"/>
+                    <a:blip r:embed="rId110"/>
                     <a:stretch>
                       <a:fillRect/>
                     </a:stretch>
@@ -16091,9 +17312,9 @@
         <w:t xml:space="preserve">у стању да извуче релевантне информације и из видеа.</w:t>
       </w:r>
     </w:p>
-    <w:bookmarkEnd w:id="103"/>
-    <w:bookmarkEnd w:id="104"/>
-    <w:bookmarkStart w:id="119" w:name="оптимизација-cogmen-модела"/>
+    <w:bookmarkEnd w:id="113"/>
+    <w:bookmarkEnd w:id="114"/>
+    <w:bookmarkStart w:id="129" w:name="оптимизација-cogmen-модела"/>
     <w:p>
       <w:pPr>
         <w:pStyle w:val="Heading2"/>
@@ -16184,7 +17405,7 @@
         <w:pStyle w:val="Compact"/>
         <w:numPr>
           <w:ilvl w:val="0"/>
-          <w:numId w:val="1033"/>
+          <w:numId w:val="1035"/>
         </w:numPr>
       </w:pPr>
       <w:r>
@@ -16234,7 +17455,7 @@
         <w:pStyle w:val="Compact"/>
         <w:numPr>
           <w:ilvl w:val="0"/>
-          <w:numId w:val="1033"/>
+          <w:numId w:val="1035"/>
         </w:numPr>
       </w:pPr>
       <w:r>
@@ -16306,7 +17527,7 @@
         <w:pStyle w:val="Compact"/>
         <w:numPr>
           <w:ilvl w:val="0"/>
-          <w:numId w:val="1034"/>
+          <w:numId w:val="1036"/>
         </w:numPr>
       </w:pPr>
       <w:r>
@@ -16331,7 +17552,7 @@
         <w:pStyle w:val="Compact"/>
         <w:numPr>
           <w:ilvl w:val="0"/>
-          <w:numId w:val="1034"/>
+          <w:numId w:val="1036"/>
         </w:numPr>
       </w:pPr>
       <w:r>
@@ -16355,18 +17576,18 @@
           <wp:inline>
             <wp:extent cx="4552749" cy="847023"/>
             <wp:effectExtent b="0" l="0" r="0" t="0"/>
-            <wp:docPr descr="Перформансе COGMEN модела пре квантизације" title="" id="106" name="Picture"/>
+            <wp:docPr descr="Перформансе COGMEN модела пре квантизације" title="" id="116" name="Picture"/>
             <a:graphic>
               <a:graphicData uri="http://schemas.openxmlformats.org/drawingml/2006/picture">
                 <pic:pic>
                   <pic:nvPicPr>
-                    <pic:cNvPr descr="figures/3_models/cogmen_preq.png" id="107" name="Picture"/>
+                    <pic:cNvPr descr="figures/3_models/cogmen_preq.png" id="117" name="Picture"/>
                     <pic:cNvPicPr>
                       <a:picLocks noChangeArrowheads="1" noChangeAspect="1"/>
                     </pic:cNvPicPr>
                   </pic:nvPicPr>
                   <pic:blipFill>
-                    <a:blip r:embed="rId105"/>
+                    <a:blip r:embed="rId115"/>
                     <a:stretch>
                       <a:fillRect/>
                     </a:stretch>
@@ -16393,7 +17614,7 @@
         </w:drawing>
       </w:r>
     </w:p>
-    <w:bookmarkStart w:id="111" w:name="бинаризација"/>
+    <w:bookmarkStart w:id="121" w:name="бинаризација"/>
     <w:p>
       <w:pPr>
         <w:pStyle w:val="Heading3"/>
@@ -16642,18 +17863,18 @@
           <wp:inline>
             <wp:extent cx="4533498" cy="1049153"/>
             <wp:effectExtent b="0" l="0" r="0" t="0"/>
-            <wp:docPr descr="Перформансе COGMEN модела након бинаризације" title="" id="109" name="Picture"/>
+            <wp:docPr descr="Перформансе COGMEN модела након бинаризације" title="" id="119" name="Picture"/>
             <a:graphic>
               <a:graphicData uri="http://schemas.openxmlformats.org/drawingml/2006/picture">
                 <pic:pic>
                   <pic:nvPicPr>
-                    <pic:cNvPr descr="figures/3_models/cogmen_bin.png" id="110" name="Picture"/>
+                    <pic:cNvPr descr="figures/3_models/cogmen_bin.png" id="120" name="Picture"/>
                     <pic:cNvPicPr>
                       <a:picLocks noChangeArrowheads="1" noChangeAspect="1"/>
                     </pic:cNvPicPr>
                   </pic:nvPicPr>
                   <pic:blipFill>
-                    <a:blip r:embed="rId108"/>
+                    <a:blip r:embed="rId118"/>
                     <a:stretch>
                       <a:fillRect/>
                     </a:stretch>
@@ -16688,8 +17909,8 @@
         <w:t xml:space="preserve">Потенцијални разлог лоших перформанси бинаризованог модела је то што расподела у хистограму тежина модела не прати Лапласову расподелу око нуле, при чему би у том случају бинаризација била погоднија метода квантизације.</w:t>
       </w:r>
     </w:p>
-    <w:bookmarkEnd w:id="111"/>
-    <w:bookmarkStart w:id="118" w:name="fp8-квантизација"/>
+    <w:bookmarkEnd w:id="121"/>
+    <w:bookmarkStart w:id="128" w:name="fp8-квантизација"/>
     <w:p>
       <w:pPr>
         <w:pStyle w:val="Heading3"/>
@@ -16743,7 +17964,7 @@
         <w:pStyle w:val="Compact"/>
         <w:numPr>
           <w:ilvl w:val="0"/>
-          <w:numId w:val="1035"/>
+          <w:numId w:val="1037"/>
         </w:numPr>
       </w:pPr>
       <w:r>
@@ -16765,7 +17986,7 @@
         <w:pStyle w:val="Compact"/>
         <w:numPr>
           <w:ilvl w:val="0"/>
-          <w:numId w:val="1035"/>
+          <w:numId w:val="1037"/>
         </w:numPr>
       </w:pPr>
       <w:r>
@@ -16777,7 +17998,7 @@
         <w:pStyle w:val="Compact"/>
         <w:numPr>
           <w:ilvl w:val="0"/>
-          <w:numId w:val="1035"/>
+          <w:numId w:val="1037"/>
         </w:numPr>
       </w:pPr>
       <w:r>
@@ -17490,7 +18711,7 @@
         <w:pStyle w:val="Compact"/>
         <w:numPr>
           <w:ilvl w:val="0"/>
-          <w:numId w:val="1036"/>
+          <w:numId w:val="1038"/>
         </w:numPr>
       </w:pPr>
       <w:r>
@@ -17629,18 +18850,18 @@
           <wp:inline>
             <wp:extent cx="4485372" cy="1039528"/>
             <wp:effectExtent b="0" l="0" r="0" t="0"/>
-            <wp:docPr descr="Перформансе COGMEN модела након квантизације на float8" title="" id="113" name="Picture"/>
+            <wp:docPr descr="Перформансе COGMEN модела након квантизације на float8" title="" id="123" name="Picture"/>
             <a:graphic>
               <a:graphicData uri="http://schemas.openxmlformats.org/drawingml/2006/picture">
                 <pic:pic>
                   <pic:nvPicPr>
-                    <pic:cNvPr descr="figures/3_models/cogmen_fp8.png" id="114" name="Picture"/>
+                    <pic:cNvPr descr="figures/3_models/cogmen_fp8.png" id="124" name="Picture"/>
                     <pic:cNvPicPr>
                       <a:picLocks noChangeArrowheads="1" noChangeAspect="1"/>
                     </pic:cNvPicPr>
                   </pic:nvPicPr>
                   <pic:blipFill>
-                    <a:blip r:embed="rId112"/>
+                    <a:blip r:embed="rId122"/>
                     <a:stretch>
                       <a:fillRect/>
                     </a:stretch>
@@ -17684,18 +18905,18 @@
           <wp:inline>
             <wp:extent cx="3368842" cy="837397"/>
             <wp:effectExtent b="0" l="0" r="0" t="0"/>
-            <wp:docPr descr="Меморијска захтевност COGMEN модела у зависности од квантизације" title="" id="116" name="Picture"/>
+            <wp:docPr descr="Меморијска захтевност COGMEN модела у зависности од квантизације" title="" id="126" name="Picture"/>
             <a:graphic>
               <a:graphicData uri="http://schemas.openxmlformats.org/drawingml/2006/picture">
                 <pic:pic>
                   <pic:nvPicPr>
-                    <pic:cNvPr descr="figures/3_models/cogmen_mem.png" id="117" name="Picture"/>
+                    <pic:cNvPr descr="figures/3_models/cogmen_mem.png" id="127" name="Picture"/>
                     <pic:cNvPicPr>
                       <a:picLocks noChangeArrowheads="1" noChangeAspect="1"/>
                     </pic:cNvPicPr>
                   </pic:nvPicPr>
                   <pic:blipFill>
-                    <a:blip r:embed="rId115"/>
+                    <a:blip r:embed="rId125"/>
                     <a:stretch>
                       <a:fillRect/>
                     </a:stretch>
@@ -17722,10 +18943,10 @@
         </w:drawing>
       </w:r>
     </w:p>
-    <w:bookmarkEnd w:id="118"/>
-    <w:bookmarkEnd w:id="119"/>
-    <w:bookmarkEnd w:id="120"/>
-    <w:bookmarkStart w:id="124" w:name="jepa"/>
+    <w:bookmarkEnd w:id="128"/>
+    <w:bookmarkEnd w:id="129"/>
+    <w:bookmarkEnd w:id="130"/>
+    <w:bookmarkStart w:id="134" w:name="jepa"/>
     <w:p>
       <w:pPr>
         <w:pStyle w:val="Heading1"/>
@@ -17754,7 +18975,7 @@
         <w:t xml:space="preserve">Принципе рада оваквих модела ћемо касније искористити за потенцијално унапређење COGMEN модела.</w:t>
       </w:r>
     </w:p>
-    <w:bookmarkStart w:id="121" w:name="принцип-рада-и-архитектура-jepa-модела"/>
+    <w:bookmarkStart w:id="131" w:name="принцип-рада-и-архитектура-jepa-модела"/>
     <w:p>
       <w:pPr>
         <w:pStyle w:val="Heading2"/>
@@ -17763,8 +18984,8 @@
         <w:t xml:space="preserve">5.1 Принцип рада и архитектура JEPA модела</w:t>
       </w:r>
     </w:p>
-    <w:bookmarkEnd w:id="121"/>
-    <w:bookmarkStart w:id="122" w:name="варијанте-jepa"/>
+    <w:bookmarkEnd w:id="131"/>
+    <w:bookmarkStart w:id="132" w:name="варијанте-jepa"/>
     <w:p>
       <w:pPr>
         <w:pStyle w:val="Heading2"/>
@@ -17773,8 +18994,8 @@
         <w:t xml:space="preserve">5.2 Варијанте JEPA</w:t>
       </w:r>
     </w:p>
-    <w:bookmarkEnd w:id="122"/>
-    <w:bookmarkStart w:id="123" w:name="тренирање-jepa-модела"/>
+    <w:bookmarkEnd w:id="132"/>
+    <w:bookmarkStart w:id="133" w:name="тренирање-jepa-модела"/>
     <w:p>
       <w:pPr>
         <w:pStyle w:val="Heading2"/>
@@ -17783,9 +19004,9 @@
         <w:t xml:space="preserve">5.3 Тренирање JEPA модела</w:t>
       </w:r>
     </w:p>
-    <w:bookmarkEnd w:id="123"/>
-    <w:bookmarkEnd w:id="124"/>
-    <w:bookmarkStart w:id="125" w:name="предлог-рада"/>
+    <w:bookmarkEnd w:id="133"/>
+    <w:bookmarkEnd w:id="134"/>
+    <w:bookmarkStart w:id="135" w:name="предлог-рада"/>
     <w:p>
       <w:pPr>
         <w:pStyle w:val="Heading1"/>
@@ -17794,8 +19015,8 @@
         <w:t xml:space="preserve">6. Предлог рада</w:t>
       </w:r>
     </w:p>
-    <w:bookmarkEnd w:id="125"/>
-    <w:bookmarkStart w:id="127" w:name="литература"/>
+    <w:bookmarkEnd w:id="135"/>
+    <w:bookmarkStart w:id="137" w:name="литература"/>
     <w:p>
       <w:pPr>
         <w:pStyle w:val="Heading1"/>
@@ -17804,7 +19025,7 @@
         <w:t xml:space="preserve">7. Литература</w:t>
       </w:r>
     </w:p>
-    <w:bookmarkStart w:id="126" w:name="todo-sredi-literaturu"/>
+    <w:bookmarkStart w:id="136" w:name="todo-sredi-literaturu"/>
     <w:p>
       <w:pPr>
         <w:pStyle w:val="Heading2"/>
@@ -17818,11 +19039,24 @@
         <w:pStyle w:val="Compact"/>
         <w:numPr>
           <w:ilvl w:val="0"/>
-          <w:numId w:val="1037"/>
+          <w:numId w:val="1039"/>
         </w:numPr>
       </w:pPr>
       <w:r>
-        <w:t xml:space="preserve">https://medium.com/@RobuRishabh/recurrent-neural-network-rnn-8412b9abd755</w:t>
+        <w:t xml:space="preserve">S. Poria, E. Cambria, R. Bajpai, and A. Hussain, “A review of affective computing: From unimodal analysis to multimodal fusion,”</w:t>
+      </w:r>
+      <w:r>
+        <w:t xml:space="preserve"> </w:t>
+      </w:r>
+      <w:r>
+        <w:rPr>
+          <w:i/>
+          <w:iCs/>
+        </w:rPr>
+        <w:t xml:space="preserve">Information Fusion</w:t>
+      </w:r>
+      <w:r>
+        <w:t xml:space="preserve">, vol. 37, pp. 98–125, 2017.</w:t>
       </w:r>
     </w:p>
     <w:p>
@@ -17830,11 +19064,24 @@
         <w:pStyle w:val="Compact"/>
         <w:numPr>
           <w:ilvl w:val="0"/>
-          <w:numId w:val="1037"/>
+          <w:numId w:val="1039"/>
         </w:numPr>
       </w:pPr>
       <w:r>
-        <w:t xml:space="preserve">https://medium.com/@fredroj/recurrent-neural-network-rnn-cell-internal-mechanism-ff5eca732adb</w:t>
+        <w:t xml:space="preserve">Y. Wang, W. Song, W. Tao, A. Liotta, D. Yang, X. Li, S. Gao, Y. Sun, W. Ge, W. Zhang, and W. Zhang, “A systematic review on affective computing: Emotion models, databases, and recent advances,”</w:t>
+      </w:r>
+      <w:r>
+        <w:t xml:space="preserve"> </w:t>
+      </w:r>
+      <w:r>
+        <w:rPr>
+          <w:i/>
+          <w:iCs/>
+        </w:rPr>
+        <w:t xml:space="preserve">Information Fusion</w:t>
+      </w:r>
+      <w:r>
+        <w:t xml:space="preserve">, vol. 83–84, pp. 19–52, 2022.</w:t>
       </w:r>
     </w:p>
     <w:p>
@@ -17842,11 +19089,24 @@
         <w:pStyle w:val="Compact"/>
         <w:numPr>
           <w:ilvl w:val="0"/>
-          <w:numId w:val="1037"/>
+          <w:numId w:val="1039"/>
         </w:numPr>
       </w:pPr>
       <w:r>
-        <w:t xml:space="preserve">https://www.geeksforgeeks.org/machine-learning/introduction-to-recurrent-neural-network/</w:t>
+        <w:t xml:space="preserve">P. Ekman, “An argument for basic emotions,”</w:t>
+      </w:r>
+      <w:r>
+        <w:t xml:space="preserve"> </w:t>
+      </w:r>
+      <w:r>
+        <w:rPr>
+          <w:i/>
+          <w:iCs/>
+        </w:rPr>
+        <w:t xml:space="preserve">Cognition and Emotion</w:t>
+      </w:r>
+      <w:r>
+        <w:t xml:space="preserve">, vol. 6, no. 3–4, pp. 169–200, 1992.</w:t>
       </w:r>
     </w:p>
     <w:p>
@@ -17854,11 +19114,24 @@
         <w:pStyle w:val="Compact"/>
         <w:numPr>
           <w:ilvl w:val="0"/>
-          <w:numId w:val="1037"/>
+          <w:numId w:val="1039"/>
         </w:numPr>
       </w:pPr>
       <w:r>
-        <w:t xml:space="preserve">https://colah.github.io/posts/2015-08-Understanding-LSTMs/</w:t>
+        <w:t xml:space="preserve">R. Plutchik, “The nature of emotions,”</w:t>
+      </w:r>
+      <w:r>
+        <w:t xml:space="preserve"> </w:t>
+      </w:r>
+      <w:r>
+        <w:rPr>
+          <w:i/>
+          <w:iCs/>
+        </w:rPr>
+        <w:t xml:space="preserve">American Scientist</w:t>
+      </w:r>
+      <w:r>
+        <w:t xml:space="preserve">, vol. 89, no. 4, pp. 344–350, 2001.</w:t>
       </w:r>
     </w:p>
     <w:p>
@@ -17866,11 +19139,24 @@
         <w:pStyle w:val="Compact"/>
         <w:numPr>
           <w:ilvl w:val="0"/>
-          <w:numId w:val="1037"/>
+          <w:numId w:val="1039"/>
         </w:numPr>
       </w:pPr>
       <w:r>
-        <w:t xml:space="preserve">https://poloclub.github.io/transformer-explainer/</w:t>
+        <w:t xml:space="preserve">J. A. Russell, “A circumplex model of affect,”</w:t>
+      </w:r>
+      <w:r>
+        <w:t xml:space="preserve"> </w:t>
+      </w:r>
+      <w:r>
+        <w:rPr>
+          <w:i/>
+          <w:iCs/>
+        </w:rPr>
+        <w:t xml:space="preserve">Journal of Personality and Social Psychology</w:t>
+      </w:r>
+      <w:r>
+        <w:t xml:space="preserve">, vol. 39, no. 6, pp. 1161–1178, 1980.</w:t>
       </w:r>
     </w:p>
     <w:p>
@@ -17878,11 +19164,24 @@
         <w:pStyle w:val="Compact"/>
         <w:numPr>
           <w:ilvl w:val="0"/>
-          <w:numId w:val="1037"/>
+          <w:numId w:val="1039"/>
         </w:numPr>
       </w:pPr>
       <w:r>
-        <w:t xml:space="preserve">https://medium.com/data-science/introduction-to-attention-mechanism-in-deep-learning-eli5-way-d6c2d799ef18</w:t>
+        <w:t xml:space="preserve">A. Mehrabian, “Pleasure-arousal-dominance: A general framework for describing and measuring individual differences in temperament,”</w:t>
+      </w:r>
+      <w:r>
+        <w:t xml:space="preserve"> </w:t>
+      </w:r>
+      <w:r>
+        <w:rPr>
+          <w:i/>
+          <w:iCs/>
+        </w:rPr>
+        <w:t xml:space="preserve">Current Psychology</w:t>
+      </w:r>
+      <w:r>
+        <w:t xml:space="preserve">, vol. 14, no. 4, pp. 261–292, 1996.</w:t>
       </w:r>
     </w:p>
     <w:p>
@@ -17890,11 +19189,24 @@
         <w:pStyle w:val="Compact"/>
         <w:numPr>
           <w:ilvl w:val="0"/>
-          <w:numId w:val="1037"/>
+          <w:numId w:val="1039"/>
         </w:numPr>
       </w:pPr>
       <w:r>
-        <w:t xml:space="preserve">https://medium.com/@paulpierre/eli5-transformers-gpt-and-the-power-of-the-attention-mechanic-6504693f2c3f</w:t>
+        <w:t xml:space="preserve">G. A. Miller, “WordNet: A lexical database for English,”</w:t>
+      </w:r>
+      <w:r>
+        <w:t xml:space="preserve"> </w:t>
+      </w:r>
+      <w:r>
+        <w:rPr>
+          <w:i/>
+          <w:iCs/>
+        </w:rPr>
+        <w:t xml:space="preserve">Communications of the ACM</w:t>
+      </w:r>
+      <w:r>
+        <w:t xml:space="preserve">, vol. 38, no. 11, pp. 39–41, 1995.</w:t>
       </w:r>
     </w:p>
     <w:p>
@@ -17902,11 +19214,24 @@
         <w:pStyle w:val="Compact"/>
         <w:numPr>
           <w:ilvl w:val="0"/>
-          <w:numId w:val="1037"/>
+          <w:numId w:val="1039"/>
         </w:numPr>
       </w:pPr>
       <w:r>
-        <w:t xml:space="preserve">https://www.d2l.ai/chapter_attention-mechanisms-and-transformers/queries-keys-values.html</w:t>
+        <w:t xml:space="preserve">E. Cambria, S. Poria, R. Bajpai, and B. Schuller, “SenticNet 4: A semantic resource for sentiment analysis based on conceptual primitives,” in</w:t>
+      </w:r>
+      <w:r>
+        <w:t xml:space="preserve"> </w:t>
+      </w:r>
+      <w:r>
+        <w:rPr>
+          <w:i/>
+          <w:iCs/>
+        </w:rPr>
+        <w:t xml:space="preserve">Proc. COLING 2016</w:t>
+      </w:r>
+      <w:r>
+        <w:t xml:space="preserve">, 2016, pp. 2666–2677.</w:t>
       </w:r>
     </w:p>
     <w:p>
@@ -17914,11 +19239,24 @@
         <w:pStyle w:val="Compact"/>
         <w:numPr>
           <w:ilvl w:val="0"/>
-          <w:numId w:val="1037"/>
+          <w:numId w:val="1039"/>
         </w:numPr>
       </w:pPr>
       <w:r>
-        <w:t xml:space="preserve">https://apxml.com/courses/introduction-to-transformer-models/chapter-2-self-attention-multi-head-attention/query-key-value-vectors</w:t>
+        <w:t xml:space="preserve">R. Speer, J. Chin, and C. Havasi, “ConceptNet 5.5: An open multilingual graph of general knowledge,” in</w:t>
+      </w:r>
+      <w:r>
+        <w:t xml:space="preserve"> </w:t>
+      </w:r>
+      <w:r>
+        <w:rPr>
+          <w:i/>
+          <w:iCs/>
+        </w:rPr>
+        <w:t xml:space="preserve">Proc. AAAI Conference on Artificial Intelligence</w:t>
+      </w:r>
+      <w:r>
+        <w:t xml:space="preserve">, 2017, pp. 4444–4451.</w:t>
       </w:r>
     </w:p>
     <w:p>
@@ -17926,11 +19264,24 @@
         <w:pStyle w:val="Compact"/>
         <w:numPr>
           <w:ilvl w:val="0"/>
-          <w:numId w:val="1037"/>
+          <w:numId w:val="1039"/>
         </w:numPr>
       </w:pPr>
       <w:r>
-        <w:t xml:space="preserve">https://kumo.ai/research/introduction-to-graph-transformers/</w:t>
+        <w:t xml:space="preserve">A. Balahur, J. M. Hermida, and A. Montoyo, “Building and exploiting EmotiNet, a knowledge base for emotion detection based on the appraisal theory model,”</w:t>
+      </w:r>
+      <w:r>
+        <w:t xml:space="preserve"> </w:t>
+      </w:r>
+      <w:r>
+        <w:rPr>
+          <w:i/>
+          <w:iCs/>
+        </w:rPr>
+        <w:t xml:space="preserve">IEEE Transactions on Affective Computing</w:t>
+      </w:r>
+      <w:r>
+        <w:t xml:space="preserve">, vol. 3, no. 1, pp. 88–101, 2012.</w:t>
       </w:r>
     </w:p>
     <w:p>
@@ -17938,11 +19289,24 @@
         <w:pStyle w:val="Compact"/>
         <w:numPr>
           <w:ilvl w:val="0"/>
-          <w:numId w:val="1037"/>
+          <w:numId w:val="1039"/>
         </w:numPr>
       </w:pPr>
       <w:r>
-        <w:t xml:space="preserve">https://newsletter.maartengrootendorst.com/p/a-visual-guide-to-quantization</w:t>
+        <w:t xml:space="preserve">W. Medhat, A. Hassan, and H. Korashy, “Sentiment analysis algorithms and applications: A survey,”</w:t>
+      </w:r>
+      <w:r>
+        <w:t xml:space="preserve"> </w:t>
+      </w:r>
+      <w:r>
+        <w:rPr>
+          <w:i/>
+          <w:iCs/>
+        </w:rPr>
+        <w:t xml:space="preserve">Ain Shams Engineering Journal</w:t>
+      </w:r>
+      <w:r>
+        <w:t xml:space="preserve">, vol. 5, no. 4, pp. 1093–1113, 2014.</w:t>
       </w:r>
     </w:p>
     <w:p>
@@ -17950,15 +19314,384 @@
         <w:pStyle w:val="Compact"/>
         <w:numPr>
           <w:ilvl w:val="0"/>
-          <w:numId w:val="1037"/>
+          <w:numId w:val="1039"/>
         </w:numPr>
       </w:pPr>
       <w:r>
+        <w:t xml:space="preserve">S. Poria, N. Majumder, R. Mihalcea, and E. Hovy, “Emotion recognition in conversation: Research challenges, datasets, and recent advances,”</w:t>
+      </w:r>
+      <w:r>
+        <w:t xml:space="preserve"> </w:t>
+      </w:r>
+      <w:r>
+        <w:rPr>
+          <w:i/>
+          <w:iCs/>
+        </w:rPr>
+        <w:t xml:space="preserve">IEEE Access</w:t>
+      </w:r>
+      <w:r>
+        <w:t xml:space="preserve">, vol. 7, pp. 100943–100953, 2019.</w:t>
+      </w:r>
+    </w:p>
+    <w:p>
+      <w:pPr>
+        <w:pStyle w:val="Compact"/>
+        <w:numPr>
+          <w:ilvl w:val="0"/>
+          <w:numId w:val="1039"/>
+        </w:numPr>
+      </w:pPr>
+      <w:r>
+        <w:t xml:space="preserve">C. Busso, M. Bulut, C.-C. Lee, A. Kazemzadeh, E. Mower, S. Kim, J. N. Chang, S. Lee, and S. S. Narayanan, “IEMOCAP: Interactive emotional dyadic motion capture database,”</w:t>
+      </w:r>
+      <w:r>
+        <w:t xml:space="preserve"> </w:t>
+      </w:r>
+      <w:r>
+        <w:rPr>
+          <w:i/>
+          <w:iCs/>
+        </w:rPr>
+        <w:t xml:space="preserve">Language Resources and Evaluation</w:t>
+      </w:r>
+      <w:r>
+        <w:t xml:space="preserve">, vol. 42, no. 4, pp. 335–359, 2008.</w:t>
+      </w:r>
+    </w:p>
+    <w:p>
+      <w:pPr>
+        <w:pStyle w:val="Compact"/>
+        <w:numPr>
+          <w:ilvl w:val="0"/>
+          <w:numId w:val="1039"/>
+        </w:numPr>
+      </w:pPr>
+      <w:r>
+        <w:t xml:space="preserve">A. Zadeh, P. P. Liang, S. Poria, E. Cambria, and L.-P. Morency, “Multimodal language analysis in the wild: CMU-MOSEI dataset and interpretable dynamic fusion graph,” in</w:t>
+      </w:r>
+      <w:r>
+        <w:t xml:space="preserve"> </w:t>
+      </w:r>
+      <w:r>
+        <w:rPr>
+          <w:i/>
+          <w:iCs/>
+        </w:rPr>
+        <w:t xml:space="preserve">Proc. 56th Annual Meeting of the ACL</w:t>
+      </w:r>
+      <w:r>
+        <w:t xml:space="preserve">, 2018, pp. 2236–2246.</w:t>
+      </w:r>
+    </w:p>
+    <w:p>
+      <w:pPr>
+        <w:pStyle w:val="Compact"/>
+        <w:numPr>
+          <w:ilvl w:val="0"/>
+          <w:numId w:val="1039"/>
+        </w:numPr>
+      </w:pPr>
+      <w:r>
+        <w:t xml:space="preserve">S. Poria, D. Hazarika, N. Majumder, G. Naik, E. Cambria, and R. Mihalcea, “MELD: A multimodal multi-party dataset for emotion recognition in conversations,” in</w:t>
+      </w:r>
+      <w:r>
+        <w:t xml:space="preserve"> </w:t>
+      </w:r>
+      <w:r>
+        <w:rPr>
+          <w:i/>
+          <w:iCs/>
+        </w:rPr>
+        <w:t xml:space="preserve">Proc. 57th Annual Meeting of the ACL</w:t>
+      </w:r>
+      <w:r>
+        <w:t xml:space="preserve">, 2019, pp. 527–536.</w:t>
+      </w:r>
+    </w:p>
+    <w:p>
+      <w:pPr>
+        <w:pStyle w:val="Compact"/>
+        <w:numPr>
+          <w:ilvl w:val="0"/>
+          <w:numId w:val="1039"/>
+        </w:numPr>
+      </w:pPr>
+      <w:r>
+        <w:t xml:space="preserve">M. Grandini, E. Bagli, and G. Visani, “Metrics for multi-class classification: An overview,” arXiv:2008.05756, 2020.</w:t>
+      </w:r>
+    </w:p>
+    <w:p>
+      <w:pPr>
+        <w:pStyle w:val="Compact"/>
+        <w:numPr>
+          <w:ilvl w:val="0"/>
+          <w:numId w:val="1039"/>
+        </w:numPr>
+      </w:pPr>
+      <w:r>
+        <w:t xml:space="preserve">N. Cummins, S. Scherer, J. Krajewski, S. Schnieder, J. Epps, and T. F. Quatieri, “A review of depression and suicide risk assessment using speech analysis,”</w:t>
+      </w:r>
+      <w:r>
+        <w:t xml:space="preserve"> </w:t>
+      </w:r>
+      <w:r>
+        <w:rPr>
+          <w:i/>
+          <w:iCs/>
+        </w:rPr>
+        <w:t xml:space="preserve">Speech Communication</w:t>
+      </w:r>
+      <w:r>
+        <w:t xml:space="preserve">, vol. 71, pp. 10–49, 2015.</w:t>
+      </w:r>
+    </w:p>
+    <w:p>
+      <w:pPr>
+        <w:pStyle w:val="Compact"/>
+        <w:numPr>
+          <w:ilvl w:val="0"/>
+          <w:numId w:val="1039"/>
+        </w:numPr>
+      </w:pPr>
+      <w:r>
+        <w:t xml:space="preserve">S. Zepf, J. Hernandez, A. Schmitt, W. Minker, and R. W. Picard, “Driver emotion recognition for intelligent vehicles: A survey,”</w:t>
+      </w:r>
+      <w:r>
+        <w:t xml:space="preserve"> </w:t>
+      </w:r>
+      <w:r>
+        <w:rPr>
+          <w:i/>
+          <w:iCs/>
+        </w:rPr>
+        <w:t xml:space="preserve">ACM Computing Surveys</w:t>
+      </w:r>
+      <w:r>
+        <w:t xml:space="preserve">, vol. 53, no. 3, art. 64, 2020.</w:t>
+      </w:r>
+    </w:p>
+    <w:p>
+      <w:pPr>
+        <w:pStyle w:val="Compact"/>
+        <w:numPr>
+          <w:ilvl w:val="0"/>
+          <w:numId w:val="1039"/>
+        </w:numPr>
+      </w:pPr>
+      <w:r>
+        <w:t xml:space="preserve">E. Yadegaridehkordi, N. F. B. M. Noor, M. N. B. Ayub, H. B. Affal, and N. B. Hussin, “Affective computing in education: A systematic review and future research,”</w:t>
+      </w:r>
+      <w:r>
+        <w:t xml:space="preserve"> </w:t>
+      </w:r>
+      <w:r>
+        <w:rPr>
+          <w:i/>
+          <w:iCs/>
+        </w:rPr>
+        <w:t xml:space="preserve">Computers &amp; Education</w:t>
+      </w:r>
+      <w:r>
+        <w:t xml:space="preserve">, vol. 142, art. 103649, 2019.</w:t>
+      </w:r>
+    </w:p>
+    <w:p>
+      <w:pPr>
+        <w:pStyle w:val="Compact"/>
+        <w:numPr>
+          <w:ilvl w:val="0"/>
+          <w:numId w:val="1039"/>
+        </w:numPr>
+      </w:pPr>
+      <w:r>
+        <w:t xml:space="preserve">D. McDuff, R. El Kaliouby, J. F. Cohn, and R. W. Picard, “Predicting ad liking and purchase intent: Large-scale analysis of facial responses to ads,”</w:t>
+      </w:r>
+      <w:r>
+        <w:t xml:space="preserve"> </w:t>
+      </w:r>
+      <w:r>
+        <w:rPr>
+          <w:i/>
+          <w:iCs/>
+        </w:rPr>
+        <w:t xml:space="preserve">IEEE Transactions on Affective Computing</w:t>
+      </w:r>
+      <w:r>
+        <w:t xml:space="preserve">, vol. 6, no. 3, pp. 223–235, 2015.</w:t>
+      </w:r>
+    </w:p>
+    <w:p>
+      <w:pPr>
+        <w:pStyle w:val="Compact"/>
+        <w:numPr>
+          <w:ilvl w:val="0"/>
+          <w:numId w:val="1039"/>
+        </w:numPr>
+      </w:pPr>
+      <w:r>
+        <w:t xml:space="preserve">“Regulation (EU) 2024/1689 of the European Parliament and of the Council of 13 June 2024 laying down harmonised rules on artificial intelligence (Artificial Intelligence Act),”</w:t>
+      </w:r>
+      <w:r>
+        <w:t xml:space="preserve"> </w:t>
+      </w:r>
+      <w:r>
+        <w:rPr>
+          <w:i/>
+          <w:iCs/>
+        </w:rPr>
+        <w:t xml:space="preserve">Official Journal of the European Union</w:t>
+      </w:r>
+      <w:r>
+        <w:t xml:space="preserve">, 2024, Art. 5(1)(f).</w:t>
+      </w:r>
+    </w:p>
+    <w:p>
+      <w:pPr>
+        <w:pStyle w:val="Compact"/>
+        <w:numPr>
+          <w:ilvl w:val="0"/>
+          <w:numId w:val="1039"/>
+        </w:numPr>
+      </w:pPr>
+      <w:r>
+        <w:t xml:space="preserve">https://medium.com/@RobuRishabh/recurrent-neural-network-rnn-8412b9abd755</w:t>
+      </w:r>
+    </w:p>
+    <w:p>
+      <w:pPr>
+        <w:pStyle w:val="Compact"/>
+        <w:numPr>
+          <w:ilvl w:val="0"/>
+          <w:numId w:val="1039"/>
+        </w:numPr>
+      </w:pPr>
+      <w:r>
+        <w:t xml:space="preserve">https://medium.com/@fredroj/recurrent-neural-network-rnn-cell-internal-mechanism-ff5eca732adb</w:t>
+      </w:r>
+    </w:p>
+    <w:p>
+      <w:pPr>
+        <w:pStyle w:val="Compact"/>
+        <w:numPr>
+          <w:ilvl w:val="0"/>
+          <w:numId w:val="1039"/>
+        </w:numPr>
+      </w:pPr>
+      <w:r>
+        <w:t xml:space="preserve">https://www.geeksforgeeks.org/machine-learning/introduction-to-recurrent-neural-network/</w:t>
+      </w:r>
+    </w:p>
+    <w:p>
+      <w:pPr>
+        <w:pStyle w:val="Compact"/>
+        <w:numPr>
+          <w:ilvl w:val="0"/>
+          <w:numId w:val="1039"/>
+        </w:numPr>
+      </w:pPr>
+      <w:r>
+        <w:t xml:space="preserve">https://colah.github.io/posts/2015-08-Understanding-LSTMs/</w:t>
+      </w:r>
+    </w:p>
+    <w:p>
+      <w:pPr>
+        <w:pStyle w:val="Compact"/>
+        <w:numPr>
+          <w:ilvl w:val="0"/>
+          <w:numId w:val="1039"/>
+        </w:numPr>
+      </w:pPr>
+      <w:r>
+        <w:t xml:space="preserve">https://poloclub.github.io/transformer-explainer/</w:t>
+      </w:r>
+    </w:p>
+    <w:p>
+      <w:pPr>
+        <w:pStyle w:val="Compact"/>
+        <w:numPr>
+          <w:ilvl w:val="0"/>
+          <w:numId w:val="1039"/>
+        </w:numPr>
+      </w:pPr>
+      <w:r>
+        <w:t xml:space="preserve">https://medium.com/data-science/introduction-to-attention-mechanism-in-deep-learning-eli5-way-d6c2d799ef18</w:t>
+      </w:r>
+    </w:p>
+    <w:p>
+      <w:pPr>
+        <w:pStyle w:val="Compact"/>
+        <w:numPr>
+          <w:ilvl w:val="0"/>
+          <w:numId w:val="1039"/>
+        </w:numPr>
+      </w:pPr>
+      <w:r>
+        <w:t xml:space="preserve">https://medium.com/@paulpierre/eli5-transformers-gpt-and-the-power-of-the-attention-mechanic-6504693f2c3f</w:t>
+      </w:r>
+    </w:p>
+    <w:p>
+      <w:pPr>
+        <w:pStyle w:val="Compact"/>
+        <w:numPr>
+          <w:ilvl w:val="0"/>
+          <w:numId w:val="1039"/>
+        </w:numPr>
+      </w:pPr>
+      <w:r>
+        <w:t xml:space="preserve">https://www.d2l.ai/chapter_attention-mechanisms-and-transformers/queries-keys-values.html</w:t>
+      </w:r>
+    </w:p>
+    <w:p>
+      <w:pPr>
+        <w:pStyle w:val="Compact"/>
+        <w:numPr>
+          <w:ilvl w:val="0"/>
+          <w:numId w:val="1039"/>
+        </w:numPr>
+      </w:pPr>
+      <w:r>
+        <w:t xml:space="preserve">https://apxml.com/courses/introduction-to-transformer-models/chapter-2-self-attention-multi-head-attention/query-key-value-vectors</w:t>
+      </w:r>
+    </w:p>
+    <w:p>
+      <w:pPr>
+        <w:pStyle w:val="Compact"/>
+        <w:numPr>
+          <w:ilvl w:val="0"/>
+          <w:numId w:val="1039"/>
+        </w:numPr>
+      </w:pPr>
+      <w:r>
+        <w:t xml:space="preserve">https://kumo.ai/research/introduction-to-graph-transformers/</w:t>
+      </w:r>
+    </w:p>
+    <w:p>
+      <w:pPr>
+        <w:pStyle w:val="Compact"/>
+        <w:numPr>
+          <w:ilvl w:val="0"/>
+          <w:numId w:val="1039"/>
+        </w:numPr>
+      </w:pPr>
+      <w:r>
+        <w:t xml:space="preserve">https://newsletter.maartengrootendorst.com/p/a-visual-guide-to-quantization</w:t>
+      </w:r>
+    </w:p>
+    <w:p>
+      <w:pPr>
+        <w:pStyle w:val="Compact"/>
+        <w:numPr>
+          <w:ilvl w:val="0"/>
+          <w:numId w:val="1039"/>
+        </w:numPr>
+      </w:pPr>
+      <w:r>
         <w:t xml:space="preserve">https://www.dgl.ai/dgl_docs/tutorials/models/1_gnn/4_rgcn.html</w:t>
       </w:r>
     </w:p>
-    <w:bookmarkEnd w:id="126"/>
-    <w:bookmarkEnd w:id="127"/>
+    <w:bookmarkEnd w:id="136"/>
+    <w:bookmarkEnd w:id="137"/>
     <w:sectPr>
       <w:footnotePr>
         <w:numRestart w:val="eachSect"/>
@@ -18461,9 +20194,69 @@
     </w:lvlOverride>
   </w:num>
   <w:num w:numId="1002">
+    <w:abstractNumId w:val="99411"/>
+    <w:lvlOverride w:ilvl="0">
+      <w:startOverride w:val="1"/>
+    </w:lvlOverride>
+    <w:lvlOverride w:ilvl="1">
+      <w:startOverride w:val="1"/>
+    </w:lvlOverride>
+    <w:lvlOverride w:ilvl="2">
+      <w:startOverride w:val="1"/>
+    </w:lvlOverride>
+    <w:lvlOverride w:ilvl="3">
+      <w:startOverride w:val="1"/>
+    </w:lvlOverride>
+    <w:lvlOverride w:ilvl="4">
+      <w:startOverride w:val="1"/>
+    </w:lvlOverride>
+    <w:lvlOverride w:ilvl="5">
+      <w:startOverride w:val="1"/>
+    </w:lvlOverride>
+    <w:lvlOverride w:ilvl="6">
+      <w:startOverride w:val="1"/>
+    </w:lvlOverride>
+    <w:lvlOverride w:ilvl="7">
+      <w:startOverride w:val="1"/>
+    </w:lvlOverride>
+    <w:lvlOverride w:ilvl="8">
+      <w:startOverride w:val="1"/>
+    </w:lvlOverride>
+  </w:num>
+  <w:num w:numId="1003">
+    <w:abstractNumId w:val="99411"/>
+    <w:lvlOverride w:ilvl="0">
+      <w:startOverride w:val="1"/>
+    </w:lvlOverride>
+    <w:lvlOverride w:ilvl="1">
+      <w:startOverride w:val="1"/>
+    </w:lvlOverride>
+    <w:lvlOverride w:ilvl="2">
+      <w:startOverride w:val="1"/>
+    </w:lvlOverride>
+    <w:lvlOverride w:ilvl="3">
+      <w:startOverride w:val="1"/>
+    </w:lvlOverride>
+    <w:lvlOverride w:ilvl="4">
+      <w:startOverride w:val="1"/>
+    </w:lvlOverride>
+    <w:lvlOverride w:ilvl="5">
+      <w:startOverride w:val="1"/>
+    </w:lvlOverride>
+    <w:lvlOverride w:ilvl="6">
+      <w:startOverride w:val="1"/>
+    </w:lvlOverride>
+    <w:lvlOverride w:ilvl="7">
+      <w:startOverride w:val="1"/>
+    </w:lvlOverride>
+    <w:lvlOverride w:ilvl="8">
+      <w:startOverride w:val="1"/>
+    </w:lvlOverride>
+  </w:num>
+  <w:num w:numId="1004">
     <w:abstractNumId w:val="991"/>
   </w:num>
-  <w:num w:numId="1003">
+  <w:num w:numId="1005">
     <w:abstractNumId w:val="99412"/>
     <w:lvlOverride w:ilvl="0">
       <w:startOverride w:val="2"/>
@@ -18493,10 +20286,10 @@
       <w:startOverride w:val="2"/>
     </w:lvlOverride>
   </w:num>
-  <w:num w:numId="1004">
+  <w:num w:numId="1006">
     <w:abstractNumId w:val="991"/>
   </w:num>
-  <w:num w:numId="1005">
+  <w:num w:numId="1007">
     <w:abstractNumId w:val="99411"/>
     <w:lvlOverride w:ilvl="0">
       <w:startOverride w:val="1"/>
@@ -18526,7 +20319,7 @@
       <w:startOverride w:val="1"/>
     </w:lvlOverride>
   </w:num>
-  <w:num w:numId="1006">
+  <w:num w:numId="1008">
     <w:abstractNumId w:val="99413"/>
     <w:lvlOverride w:ilvl="0">
       <w:startOverride w:val="3"/>
@@ -18556,16 +20349,16 @@
       <w:startOverride w:val="3"/>
     </w:lvlOverride>
   </w:num>
-  <w:num w:numId="1007">
-    <w:abstractNumId w:val="991"/>
-  </w:num>
-  <w:num w:numId="1008">
-    <w:abstractNumId w:val="991"/>
-  </w:num>
   <w:num w:numId="1009">
     <w:abstractNumId w:val="991"/>
   </w:num>
   <w:num w:numId="1010">
+    <w:abstractNumId w:val="991"/>
+  </w:num>
+  <w:num w:numId="1011">
+    <w:abstractNumId w:val="991"/>
+  </w:num>
+  <w:num w:numId="1012">
     <w:abstractNumId w:val="99411"/>
     <w:lvlOverride w:ilvl="0">
       <w:startOverride w:val="1"/>
@@ -18595,7 +20388,7 @@
       <w:startOverride w:val="1"/>
     </w:lvlOverride>
   </w:num>
-  <w:num w:numId="1011">
+  <w:num w:numId="1013">
     <w:abstractNumId w:val="99411"/>
     <w:lvlOverride w:ilvl="0">
       <w:startOverride w:val="1"/>
@@ -18624,12 +20417,6 @@
     <w:lvlOverride w:ilvl="8">
       <w:startOverride w:val="1"/>
     </w:lvlOverride>
-  </w:num>
-  <w:num w:numId="1012">
-    <w:abstractNumId w:val="991"/>
-  </w:num>
-  <w:num w:numId="1013">
-    <w:abstractNumId w:val="991"/>
   </w:num>
   <w:num w:numId="1014">
     <w:abstractNumId w:val="991"/>
@@ -18698,6 +20485,12 @@
     <w:abstractNumId w:val="991"/>
   </w:num>
   <w:num w:numId="1036">
+    <w:abstractNumId w:val="991"/>
+  </w:num>
+  <w:num w:numId="1037">
+    <w:abstractNumId w:val="991"/>
+  </w:num>
+  <w:num w:numId="1038">
     <w:abstractNumId w:val="99412"/>
     <w:lvlOverride w:ilvl="0">
       <w:startOverride w:val="2"/>
@@ -18727,7 +20520,7 @@
       <w:startOverride w:val="2"/>
     </w:lvlOverride>
   </w:num>
-  <w:num w:numId="1037">
+  <w:num w:numId="1039">
     <w:abstractNumId w:val="99411"/>
     <w:lvlOverride w:ilvl="0">
       <w:startOverride w:val="1"/>
